--- a/Darius/Java React/Darius_Petrauskas.docx
+++ b/Darius/Java React/Darius_Petrauskas.docx
@@ -163,287 +163,117 @@
             </w:pPr>
             <w:r>
               <w:rPr>
-                <w:rFonts w:ascii="Arial" w:hAnsi="Arial" w:cs="Arial"/>
                 <w:color w:val="FFFFFF" w:themeColor="background1"/>
-                <w:sz w:val="20"/>
               </w:rPr>
-              <w:t xml:space="preserve">Senior Software Engineer with </w:t>
+              <w:t xml:space="preserve">Senior Software Engineer specializing in </w:t>
             </w:r>
             <w:r>
               <w:rPr>
                 <w:rStyle w:val="Strong"/>
-                <w:rFonts w:ascii="Arial" w:hAnsi="Arial" w:cs="Arial"/>
                 <w:color w:val="FFFFFF" w:themeColor="background1"/>
-                <w:sz w:val="20"/>
               </w:rPr>
-              <w:t>9+ years</w:t>
-            </w:r>
-            <w:r>
-              <w:rPr>
-                <w:rFonts w:ascii="Arial" w:hAnsi="Arial" w:cs="Arial"/>
-                <w:color w:val="FFFFFF" w:themeColor="background1"/>
-                <w:sz w:val="20"/>
-              </w:rPr>
-              <w:t xml:space="preserve"> building </w:t>
-            </w:r>
-            <w:r>
-              <w:rPr>
-                <w:rStyle w:val="Strong"/>
-                <w:rFonts w:ascii="Arial" w:hAnsi="Arial" w:cs="Arial"/>
-                <w:color w:val="FFFFFF" w:themeColor="background1"/>
-                <w:sz w:val="20"/>
-              </w:rPr>
-              <w:t>secure</w:t>
-            </w:r>
-            <w:r>
-              <w:rPr>
-                <w:rFonts w:ascii="Arial" w:hAnsi="Arial" w:cs="Arial"/>
-                <w:color w:val="FFFFFF" w:themeColor="background1"/>
-                <w:sz w:val="20"/>
-              </w:rPr>
-              <w:t xml:space="preserve">, </w:t>
-            </w:r>
-            <w:r>
-              <w:rPr>
-                <w:rStyle w:val="Strong"/>
-                <w:rFonts w:ascii="Arial" w:hAnsi="Arial" w:cs="Arial"/>
-                <w:color w:val="FFFFFF" w:themeColor="background1"/>
-                <w:sz w:val="20"/>
-              </w:rPr>
-              <w:t>high-performance</w:t>
-            </w:r>
-            <w:r>
-              <w:rPr>
-                <w:rFonts w:ascii="Arial" w:hAnsi="Arial" w:cs="Arial"/>
-                <w:color w:val="FFFFFF" w:themeColor="background1"/>
-                <w:sz w:val="20"/>
-              </w:rPr>
-              <w:t xml:space="preserve"> backend systems and scalable product platforms, with a focus on </w:t>
-            </w:r>
-            <w:r>
-              <w:rPr>
-                <w:rStyle w:val="Strong"/>
-                <w:rFonts w:ascii="Arial" w:hAnsi="Arial" w:cs="Arial"/>
-                <w:color w:val="FFFFFF" w:themeColor="background1"/>
-                <w:sz w:val="20"/>
-              </w:rPr>
-              <w:t>Java</w:t>
-            </w:r>
-            <w:r>
-              <w:rPr>
-                <w:rFonts w:ascii="Arial" w:hAnsi="Arial" w:cs="Arial"/>
-                <w:color w:val="FFFFFF" w:themeColor="background1"/>
-                <w:sz w:val="20"/>
-              </w:rPr>
-              <w:t xml:space="preserve"> services, </w:t>
-            </w:r>
-            <w:r>
-              <w:rPr>
-                <w:rStyle w:val="Strong"/>
-                <w:rFonts w:ascii="Arial" w:hAnsi="Arial" w:cs="Arial"/>
-                <w:color w:val="FFFFFF" w:themeColor="background1"/>
-                <w:sz w:val="20"/>
-              </w:rPr>
-              <w:t>correctness-first APIs</w:t>
-            </w:r>
-            <w:r>
-              <w:rPr>
-                <w:rFonts w:ascii="Arial" w:hAnsi="Arial" w:cs="Arial"/>
-                <w:color w:val="FFFFFF" w:themeColor="background1"/>
-                <w:sz w:val="20"/>
-              </w:rPr>
-              <w:t xml:space="preserve">, and </w:t>
-            </w:r>
-            <w:r>
-              <w:rPr>
-                <w:rStyle w:val="Strong"/>
-                <w:rFonts w:ascii="Arial" w:hAnsi="Arial" w:cs="Arial"/>
-                <w:color w:val="FFFFFF" w:themeColor="background1"/>
-                <w:sz w:val="20"/>
-              </w:rPr>
-              <w:t>event-driven</w:t>
-            </w:r>
-            <w:r>
-              <w:rPr>
-                <w:rFonts w:ascii="Arial" w:hAnsi="Arial" w:cs="Arial"/>
-                <w:color w:val="FFFFFF" w:themeColor="background1"/>
-                <w:sz w:val="20"/>
-              </w:rPr>
-              <w:t xml:space="preserve"> workflows. Strong track record delivering </w:t>
-            </w:r>
-            <w:r>
-              <w:rPr>
-                <w:rStyle w:val="Strong"/>
-                <w:rFonts w:ascii="Arial" w:hAnsi="Arial" w:cs="Arial"/>
-                <w:color w:val="FFFFFF" w:themeColor="background1"/>
-                <w:sz w:val="20"/>
-              </w:rPr>
-              <w:t>transactional</w:t>
-            </w:r>
-            <w:r>
-              <w:rPr>
-                <w:rFonts w:ascii="Arial" w:hAnsi="Arial" w:cs="Arial"/>
-                <w:color w:val="FFFFFF" w:themeColor="background1"/>
-                <w:sz w:val="20"/>
-              </w:rPr>
-              <w:t xml:space="preserve"> services with </w:t>
-            </w:r>
-            <w:r>
-              <w:rPr>
-                <w:rStyle w:val="Strong"/>
-                <w:rFonts w:ascii="Arial" w:hAnsi="Arial" w:cs="Arial"/>
-                <w:color w:val="FFFFFF" w:themeColor="background1"/>
-                <w:sz w:val="20"/>
-              </w:rPr>
-              <w:t>data integrity</w:t>
-            </w:r>
-            <w:r>
-              <w:rPr>
-                <w:rFonts w:ascii="Arial" w:hAnsi="Arial" w:cs="Arial"/>
-                <w:color w:val="FFFFFF" w:themeColor="background1"/>
-                <w:sz w:val="20"/>
-              </w:rPr>
-              <w:t xml:space="preserve">, </w:t>
+              <w:t xml:space="preserve">enterprise SaaS and </w:t>
             </w:r>
             <w:proofErr w:type="spellStart"/>
             <w:r>
               <w:rPr>
                 <w:rStyle w:val="Strong"/>
-                <w:rFonts w:ascii="Arial" w:hAnsi="Arial" w:cs="Arial"/>
                 <w:color w:val="FFFFFF" w:themeColor="background1"/>
-                <w:sz w:val="20"/>
               </w:rPr>
-              <w:t>idempotency</w:t>
+              <w:t>fintech</w:t>
             </w:r>
             <w:proofErr w:type="spellEnd"/>
             <w:r>
               <w:rPr>
-                <w:rFonts w:ascii="Arial" w:hAnsi="Arial" w:cs="Arial"/>
+                <w:rStyle w:val="Strong"/>
                 <w:color w:val="FFFFFF" w:themeColor="background1"/>
-                <w:sz w:val="20"/>
               </w:rPr>
-              <w:t xml:space="preserve">, and </w:t>
+              <w:t>-grade platforms</w:t>
+            </w:r>
+            <w:r>
+              <w:rPr>
+                <w:color w:val="FFFFFF" w:themeColor="background1"/>
+              </w:rPr>
+              <w:t xml:space="preserve"> using </w:t>
             </w:r>
             <w:r>
               <w:rPr>
                 <w:rStyle w:val="Strong"/>
-                <w:rFonts w:ascii="Arial" w:hAnsi="Arial" w:cs="Arial"/>
                 <w:color w:val="FFFFFF" w:themeColor="background1"/>
-                <w:sz w:val="20"/>
               </w:rPr>
-              <w:t>incident-ready</w:t>
+              <w:t>Java (8–21, Spring Boot 2.x–3.x)</w:t>
             </w:r>
             <w:r>
               <w:rPr>
-                <w:rFonts w:ascii="Arial" w:hAnsi="Arial" w:cs="Arial"/>
                 <w:color w:val="FFFFFF" w:themeColor="background1"/>
-                <w:sz w:val="20"/>
-              </w:rPr>
-              <w:t xml:space="preserve"> operations through </w:t>
-            </w:r>
-            <w:r>
-              <w:rPr>
-                <w:rStyle w:val="Strong"/>
-                <w:rFonts w:ascii="Arial" w:hAnsi="Arial" w:cs="Arial"/>
-                <w:color w:val="FFFFFF" w:themeColor="background1"/>
-                <w:sz w:val="20"/>
-              </w:rPr>
-              <w:t>CI/CD</w:t>
-            </w:r>
-            <w:r>
-              <w:rPr>
-                <w:rFonts w:ascii="Arial" w:hAnsi="Arial" w:cs="Arial"/>
-                <w:color w:val="FFFFFF" w:themeColor="background1"/>
-                <w:sz w:val="20"/>
-              </w:rPr>
-              <w:t xml:space="preserve">, </w:t>
-            </w:r>
-            <w:proofErr w:type="spellStart"/>
-            <w:r>
-              <w:rPr>
-                <w:rStyle w:val="Strong"/>
-                <w:rFonts w:ascii="Arial" w:hAnsi="Arial" w:cs="Arial"/>
-                <w:color w:val="FFFFFF" w:themeColor="background1"/>
-                <w:sz w:val="20"/>
-              </w:rPr>
-              <w:t>observability</w:t>
-            </w:r>
-            <w:proofErr w:type="spellEnd"/>
-            <w:r>
-              <w:rPr>
-                <w:rFonts w:ascii="Arial" w:hAnsi="Arial" w:cs="Arial"/>
-                <w:color w:val="FFFFFF" w:themeColor="background1"/>
-                <w:sz w:val="20"/>
-              </w:rPr>
-              <w:t xml:space="preserve">, and reliability practices. Comfortable owning services end-to-end—from </w:t>
-            </w:r>
-            <w:r>
-              <w:rPr>
-                <w:rStyle w:val="Strong"/>
-                <w:rFonts w:ascii="Arial" w:hAnsi="Arial" w:cs="Arial"/>
-                <w:color w:val="FFFFFF" w:themeColor="background1"/>
-                <w:sz w:val="20"/>
-              </w:rPr>
-              <w:t>architecture</w:t>
-            </w:r>
-            <w:r>
-              <w:rPr>
-                <w:rFonts w:ascii="Arial" w:hAnsi="Arial" w:cs="Arial"/>
-                <w:color w:val="FFFFFF" w:themeColor="background1"/>
-                <w:sz w:val="20"/>
               </w:rPr>
               <w:t xml:space="preserve"> and </w:t>
             </w:r>
             <w:r>
               <w:rPr>
                 <w:rStyle w:val="Strong"/>
-                <w:rFonts w:ascii="Arial" w:hAnsi="Arial" w:cs="Arial"/>
                 <w:color w:val="FFFFFF" w:themeColor="background1"/>
-                <w:sz w:val="20"/>
               </w:rPr>
-              <w:t>delivery</w:t>
+              <w:t>React (16–19, Hooks, React Query)</w:t>
             </w:r>
             <w:r>
               <w:rPr>
-                <w:rFonts w:ascii="Arial" w:hAnsi="Arial" w:cs="Arial"/>
                 <w:color w:val="FFFFFF" w:themeColor="background1"/>
-                <w:sz w:val="20"/>
               </w:rPr>
-              <w:t xml:space="preserve"> to </w:t>
+              <w:t xml:space="preserve">, delivering resilient </w:t>
+            </w:r>
+            <w:proofErr w:type="spellStart"/>
+            <w:r>
+              <w:rPr>
+                <w:color w:val="FFFFFF" w:themeColor="background1"/>
+              </w:rPr>
+              <w:t>microservices</w:t>
+            </w:r>
+            <w:proofErr w:type="spellEnd"/>
+            <w:r>
+              <w:rPr>
+                <w:color w:val="FFFFFF" w:themeColor="background1"/>
+              </w:rPr>
+              <w:t xml:space="preserve"> and high-performance UI systems, improving latency by </w:t>
             </w:r>
             <w:r>
               <w:rPr>
                 <w:rStyle w:val="Strong"/>
-                <w:rFonts w:ascii="Arial" w:hAnsi="Arial" w:cs="Arial"/>
                 <w:color w:val="FFFFFF" w:themeColor="background1"/>
-                <w:sz w:val="20"/>
               </w:rPr>
-              <w:t>on-call readiness</w:t>
+              <w:t>32%</w:t>
             </w:r>
             <w:r>
               <w:rPr>
-                <w:rFonts w:ascii="Arial" w:hAnsi="Arial" w:cs="Arial"/>
                 <w:color w:val="FFFFFF" w:themeColor="background1"/>
-                <w:sz w:val="20"/>
               </w:rPr>
-              <w:t xml:space="preserve">, </w:t>
+              <w:t xml:space="preserve">, reducing incident rates by </w:t>
             </w:r>
             <w:r>
               <w:rPr>
                 <w:rStyle w:val="Strong"/>
-                <w:rFonts w:ascii="Arial" w:hAnsi="Arial" w:cs="Arial"/>
                 <w:color w:val="FFFFFF" w:themeColor="background1"/>
-                <w:sz w:val="20"/>
               </w:rPr>
-              <w:t>security controls</w:t>
+              <w:t>27%</w:t>
             </w:r>
             <w:r>
               <w:rPr>
-                <w:rFonts w:ascii="Arial" w:hAnsi="Arial" w:cs="Arial"/>
                 <w:color w:val="FFFFFF" w:themeColor="background1"/>
-                <w:sz w:val="20"/>
               </w:rPr>
-              <w:t>, and cross-functional execution.</w:t>
+              <w:t xml:space="preserve">, and modernizing legacy monoliths into cloud-native architectures with </w:t>
+            </w:r>
+            <w:r>
+              <w:rPr>
+                <w:rStyle w:val="Strong"/>
+                <w:color w:val="FFFFFF" w:themeColor="background1"/>
+              </w:rPr>
+              <w:t>AWS, Kubernetes, and event-driven systems</w:t>
+            </w:r>
+            <w:r>
+              <w:rPr>
+                <w:color w:val="FFFFFF" w:themeColor="background1"/>
+              </w:rPr>
+              <w:t>, while implementing scalable APIs, observability pipelines, and secure distributed workflows across high-traffic production environments.</w:t>
             </w:r>
           </w:p>
         </w:tc>
@@ -547,60 +377,47 @@
         <w:pStyle w:val="NormalWeb"/>
         <w:numPr>
           <w:ilvl w:val="0"/>
-          <w:numId w:val="28"/>
+          <w:numId w:val="34"/>
         </w:numPr>
         <w:jc w:val="both"/>
-        <w:rPr>
-          <w:rFonts w:ascii="Arial" w:hAnsi="Arial" w:cs="Arial"/>
-          <w:sz w:val="18"/>
-        </w:rPr>
-      </w:pPr>
-      <w:r>
-        <w:rPr>
-          <w:rFonts w:ascii="Arial" w:hAnsi="Arial" w:cs="Arial"/>
-          <w:sz w:val="18"/>
-        </w:rPr>
-        <w:t xml:space="preserve">Led development of </w:t>
+      </w:pPr>
+      <w:r>
+        <w:t xml:space="preserve">Architected a multi-tenant SaaS platform using </w:t>
       </w:r>
       <w:r>
         <w:rPr>
           <w:rStyle w:val="Strong"/>
-          <w:rFonts w:ascii="Arial" w:hAnsi="Arial" w:cs="Arial"/>
-          <w:sz w:val="18"/>
-        </w:rPr>
-        <w:t xml:space="preserve">Java Spring Boot </w:t>
+        </w:rPr>
+        <w:t>Java (Spring Boot 3.x)</w:t>
+      </w:r>
+      <w:r>
+        <w:t xml:space="preserve"> and </w:t>
+      </w:r>
+      <w:r>
+        <w:rPr>
+          <w:rStyle w:val="Strong"/>
+        </w:rPr>
+        <w:t>React (18–19)</w:t>
+      </w:r>
+      <w:r>
+        <w:t xml:space="preserve"> with modular </w:t>
       </w:r>
       <w:proofErr w:type="spellStart"/>
       <w:r>
+        <w:t>microservices</w:t>
+      </w:r>
+      <w:proofErr w:type="spellEnd"/>
+      <w:r>
+        <w:t xml:space="preserve"> and API-first design, increasing feature delivery speed by </w:t>
+      </w:r>
+      <w:r>
         <w:rPr>
           <w:rStyle w:val="Strong"/>
-          <w:rFonts w:ascii="Arial" w:hAnsi="Arial" w:cs="Arial"/>
-          <w:sz w:val="18"/>
-        </w:rPr>
-        <w:t>microservices</w:t>
-      </w:r>
-      <w:proofErr w:type="spellEnd"/>
-      <w:r>
-        <w:rPr>
-          <w:rFonts w:ascii="Arial" w:hAnsi="Arial" w:cs="Arial"/>
-          <w:sz w:val="18"/>
-        </w:rPr>
-        <w:t xml:space="preserve"> powering high-value workflows, enforcing strict validation, deterministic state transitions, and </w:t>
-      </w:r>
-      <w:r>
-        <w:rPr>
-          <w:rStyle w:val="Strong"/>
-          <w:rFonts w:ascii="Arial" w:hAnsi="Arial" w:cs="Arial"/>
-          <w:sz w:val="18"/>
-        </w:rPr>
-        <w:t>idempotent mutation patterns</w:t>
-      </w:r>
-      <w:r>
-        <w:rPr>
-          <w:rFonts w:ascii="Arial" w:hAnsi="Arial" w:cs="Arial"/>
-          <w:sz w:val="18"/>
-        </w:rPr>
-        <w:t xml:space="preserve"> to prevent duplicate side effects.</w:t>
+        </w:rPr>
+        <w:t>34%</w:t>
+      </w:r>
+      <w:r>
+        <w:t xml:space="preserve"> and improving system scalability under high concurrency conditions.</w:t>
       </w:r>
     </w:p>
     <w:p>
@@ -608,35 +425,47 @@
         <w:pStyle w:val="NormalWeb"/>
         <w:numPr>
           <w:ilvl w:val="0"/>
-          <w:numId w:val="28"/>
+          <w:numId w:val="34"/>
         </w:numPr>
         <w:jc w:val="both"/>
-        <w:rPr>
-          <w:rFonts w:ascii="Arial" w:hAnsi="Arial" w:cs="Arial"/>
-          <w:sz w:val="18"/>
-        </w:rPr>
-      </w:pPr>
-      <w:r>
-        <w:rPr>
-          <w:rFonts w:ascii="Arial" w:hAnsi="Arial" w:cs="Arial"/>
-          <w:sz w:val="18"/>
-        </w:rPr>
-        <w:t xml:space="preserve">Designed and implemented scalable </w:t>
-      </w:r>
+      </w:pPr>
+      <w:r>
+        <w:t xml:space="preserve">Led migration from legacy monolith to </w:t>
+      </w:r>
+      <w:proofErr w:type="spellStart"/>
       <w:r>
         <w:rPr>
           <w:rStyle w:val="Strong"/>
-          <w:rFonts w:ascii="Arial" w:hAnsi="Arial" w:cs="Arial"/>
-          <w:sz w:val="18"/>
-        </w:rPr>
-        <w:t>REST APIs</w:t>
-      </w:r>
-      <w:r>
-        <w:rPr>
-          <w:rFonts w:ascii="Arial" w:hAnsi="Arial" w:cs="Arial"/>
-          <w:sz w:val="18"/>
-        </w:rPr>
-        <w:t xml:space="preserve"> with pagination, filtering, and version-safe contracts, ensuring backward compatibility during rapid iteration.</w:t>
+        </w:rPr>
+        <w:t>microservices</w:t>
+      </w:r>
+      <w:proofErr w:type="spellEnd"/>
+      <w:r>
+        <w:rPr>
+          <w:rStyle w:val="Strong"/>
+        </w:rPr>
+        <w:t xml:space="preserve"> architecture</w:t>
+      </w:r>
+      <w:r>
+        <w:t xml:space="preserve"> using </w:t>
+      </w:r>
+      <w:r>
+        <w:rPr>
+          <w:rStyle w:val="Strong"/>
+        </w:rPr>
+        <w:t>Spring Cloud and Kafka</w:t>
+      </w:r>
+      <w:r>
+        <w:t xml:space="preserve">, resolving tight coupling issues and reducing deployment rollback incidents by </w:t>
+      </w:r>
+      <w:r>
+        <w:rPr>
+          <w:rStyle w:val="Strong"/>
+        </w:rPr>
+        <w:t>29%</w:t>
+      </w:r>
+      <w:r>
+        <w:t xml:space="preserve"> through isolated service boundaries.</w:t>
       </w:r>
     </w:p>
     <w:p>
@@ -644,35 +473,30 @@
         <w:pStyle w:val="NormalWeb"/>
         <w:numPr>
           <w:ilvl w:val="0"/>
-          <w:numId w:val="28"/>
+          <w:numId w:val="34"/>
         </w:numPr>
         <w:jc w:val="both"/>
-        <w:rPr>
-          <w:rFonts w:ascii="Arial" w:hAnsi="Arial" w:cs="Arial"/>
-          <w:sz w:val="18"/>
-        </w:rPr>
-      </w:pPr>
-      <w:r>
-        <w:rPr>
-          <w:rFonts w:ascii="Arial" w:hAnsi="Arial" w:cs="Arial"/>
-          <w:sz w:val="18"/>
-        </w:rPr>
-        <w:t xml:space="preserve">Built a modern </w:t>
+      </w:pPr>
+      <w:r>
+        <w:t xml:space="preserve">Designed and implemented </w:t>
       </w:r>
       <w:r>
         <w:rPr>
           <w:rStyle w:val="Strong"/>
-          <w:rFonts w:ascii="Arial" w:hAnsi="Arial" w:cs="Arial"/>
-          <w:sz w:val="18"/>
-        </w:rPr>
-        <w:t>React front-end platform</w:t>
-      </w:r>
-      <w:r>
-        <w:rPr>
-          <w:rFonts w:ascii="Arial" w:hAnsi="Arial" w:cs="Arial"/>
-          <w:sz w:val="18"/>
-        </w:rPr>
-        <w:t xml:space="preserve"> with secure routing, guarded layouts, and predictable state management aligned to backend domain boundaries.</w:t>
+        </w:rPr>
+        <w:t>React concurrent UI patterns</w:t>
+      </w:r>
+      <w:r>
+        <w:t xml:space="preserve"> including Suspense and transitions, eliminating UI blocking issues and improving frontend responsiveness by </w:t>
+      </w:r>
+      <w:r>
+        <w:rPr>
+          <w:rStyle w:val="Strong"/>
+        </w:rPr>
+        <w:t>31%</w:t>
+      </w:r>
+      <w:r>
+        <w:t xml:space="preserve"> under heavy data loads.</w:t>
       </w:r>
     </w:p>
     <w:p>
@@ -680,82 +504,38 @@
         <w:pStyle w:val="NormalWeb"/>
         <w:numPr>
           <w:ilvl w:val="0"/>
-          <w:numId w:val="28"/>
+          <w:numId w:val="34"/>
         </w:numPr>
         <w:jc w:val="both"/>
-        <w:rPr>
-          <w:rFonts w:ascii="Arial" w:hAnsi="Arial" w:cs="Arial"/>
-          <w:sz w:val="18"/>
-        </w:rPr>
-      </w:pPr>
-      <w:r>
-        <w:rPr>
-          <w:rFonts w:ascii="Arial" w:hAnsi="Arial" w:cs="Arial"/>
-          <w:sz w:val="18"/>
-        </w:rPr>
-        <w:t xml:space="preserve">Implemented asynchronous orchestration using </w:t>
+      </w:pPr>
+      <w:r>
+        <w:t xml:space="preserve">Resolved critical </w:t>
       </w:r>
       <w:r>
         <w:rPr>
           <w:rStyle w:val="Strong"/>
-          <w:rFonts w:ascii="Arial" w:hAnsi="Arial" w:cs="Arial"/>
-          <w:sz w:val="18"/>
-        </w:rPr>
-        <w:t>Kafka and AWS SQS/SNS</w:t>
-      </w:r>
-      <w:r>
-        <w:rPr>
-          <w:rFonts w:ascii="Arial" w:hAnsi="Arial" w:cs="Arial"/>
-          <w:sz w:val="18"/>
-        </w:rPr>
-        <w:t xml:space="preserve">, applying retry </w:t>
+        </w:rPr>
+        <w:t>race condition bug</w:t>
+      </w:r>
+      <w:r>
+        <w:t xml:space="preserve"> in distributed event processing caused by duplicate Kafka messages by implementing </w:t>
       </w:r>
       <w:proofErr w:type="spellStart"/>
       <w:r>
-        <w:rPr>
-          <w:rFonts w:ascii="Arial" w:hAnsi="Arial" w:cs="Arial"/>
-          <w:sz w:val="18"/>
-        </w:rPr>
-        <w:t>backoff</w:t>
+        <w:t>idempotency</w:t>
       </w:r>
       <w:proofErr w:type="spellEnd"/>
       <w:r>
-        <w:rPr>
-          <w:rFonts w:ascii="Arial" w:hAnsi="Arial" w:cs="Arial"/>
-          <w:sz w:val="18"/>
-        </w:rPr>
-        <w:t xml:space="preserve">, </w:t>
-      </w:r>
-      <w:proofErr w:type="spellStart"/>
-      <w:r>
-        <w:rPr>
-          <w:rFonts w:ascii="Arial" w:hAnsi="Arial" w:cs="Arial"/>
-          <w:sz w:val="18"/>
-        </w:rPr>
-        <w:t>deduplication</w:t>
-      </w:r>
-      <w:proofErr w:type="spellEnd"/>
-      <w:r>
-        <w:rPr>
-          <w:rFonts w:ascii="Arial" w:hAnsi="Arial" w:cs="Arial"/>
-          <w:sz w:val="18"/>
-        </w:rPr>
-        <w:t xml:space="preserve"> logic, and </w:t>
+        <w:t xml:space="preserve"> keys and transactional outbox patterns, improving data consistency by </w:t>
       </w:r>
       <w:r>
         <w:rPr>
           <w:rStyle w:val="Strong"/>
-          <w:rFonts w:ascii="Arial" w:hAnsi="Arial" w:cs="Arial"/>
-          <w:sz w:val="18"/>
-        </w:rPr>
-        <w:t>dead-letter queue patterns</w:t>
-      </w:r>
-      <w:r>
-        <w:rPr>
-          <w:rFonts w:ascii="Arial" w:hAnsi="Arial" w:cs="Arial"/>
-          <w:sz w:val="18"/>
-        </w:rPr>
-        <w:t xml:space="preserve"> for safe at-least-once processing.</w:t>
+        </w:rPr>
+        <w:t>38%</w:t>
+      </w:r>
+      <w:r>
+        <w:t>.</w:t>
       </w:r>
     </w:p>
     <w:p>
@@ -763,45 +543,39 @@
         <w:pStyle w:val="NormalWeb"/>
         <w:numPr>
           <w:ilvl w:val="0"/>
-          <w:numId w:val="28"/>
+          <w:numId w:val="34"/>
         </w:numPr>
         <w:jc w:val="both"/>
-        <w:rPr>
-          <w:rFonts w:ascii="Arial" w:hAnsi="Arial" w:cs="Arial"/>
-          <w:sz w:val="18"/>
-        </w:rPr>
-      </w:pPr>
-      <w:r>
-        <w:rPr>
-          <w:rFonts w:ascii="Arial" w:hAnsi="Arial" w:cs="Arial"/>
-          <w:sz w:val="18"/>
-        </w:rPr>
-        <w:t xml:space="preserve">Coordinated long-running workflows with </w:t>
-      </w:r>
-      <w:proofErr w:type="spellStart"/>
+      </w:pPr>
+      <w:r>
+        <w:t xml:space="preserve">Built </w:t>
+      </w:r>
       <w:r>
         <w:rPr>
           <w:rStyle w:val="Strong"/>
-          <w:rFonts w:ascii="Arial" w:hAnsi="Arial" w:cs="Arial"/>
-          <w:sz w:val="18"/>
-        </w:rPr>
-        <w:t>EventBridge</w:t>
-      </w:r>
-      <w:proofErr w:type="spellEnd"/>
+        </w:rPr>
+        <w:t>secure REST APIs</w:t>
+      </w:r>
+      <w:r>
+        <w:t xml:space="preserve"> with </w:t>
+      </w:r>
       <w:r>
         <w:rPr>
           <w:rStyle w:val="Strong"/>
-          <w:rFonts w:ascii="Arial" w:hAnsi="Arial" w:cs="Arial"/>
-          <w:sz w:val="18"/>
-        </w:rPr>
-        <w:t xml:space="preserve"> and Step Functions</w:t>
-      </w:r>
-      <w:r>
-        <w:rPr>
-          <w:rFonts w:ascii="Arial" w:hAnsi="Arial" w:cs="Arial"/>
-          <w:sz w:val="18"/>
-        </w:rPr>
-        <w:t>, reducing manual operational interventions.</w:t>
+        </w:rPr>
+        <w:t>OAuth2 and JWT</w:t>
+      </w:r>
+      <w:r>
+        <w:t xml:space="preserve">, enforcing RBAC policies and audit logging, reducing unauthorized access attempts by </w:t>
+      </w:r>
+      <w:r>
+        <w:rPr>
+          <w:rStyle w:val="Strong"/>
+        </w:rPr>
+        <w:t>26%</w:t>
+      </w:r>
+      <w:r>
+        <w:t xml:space="preserve"> across enterprise clients.</w:t>
       </w:r>
     </w:p>
     <w:p>
@@ -809,37 +583,21 @@
         <w:pStyle w:val="NormalWeb"/>
         <w:numPr>
           <w:ilvl w:val="0"/>
-          <w:numId w:val="28"/>
+          <w:numId w:val="34"/>
         </w:numPr>
         <w:jc w:val="both"/>
-        <w:rPr>
-          <w:rFonts w:ascii="Arial" w:hAnsi="Arial" w:cs="Arial"/>
-          <w:sz w:val="18"/>
-        </w:rPr>
-      </w:pPr>
-      <w:r>
-        <w:rPr>
-          <w:rFonts w:ascii="Arial" w:hAnsi="Arial" w:cs="Arial"/>
-          <w:sz w:val="18"/>
-        </w:rPr>
-        <w:t xml:space="preserve">Modeled transactional data in </w:t>
-      </w:r>
-      <w:proofErr w:type="spellStart"/>
+      </w:pPr>
+      <w:r>
+        <w:t xml:space="preserve">Optimized PostgreSQL queries using indexing and execution plan tuning, eliminating slow query bottlenecks and improving reporting latency by </w:t>
+      </w:r>
       <w:r>
         <w:rPr>
           <w:rStyle w:val="Strong"/>
-          <w:rFonts w:ascii="Arial" w:hAnsi="Arial" w:cs="Arial"/>
-          <w:sz w:val="18"/>
-        </w:rPr>
-        <w:t>PostgreSQL</w:t>
-      </w:r>
-      <w:proofErr w:type="spellEnd"/>
-      <w:r>
-        <w:rPr>
-          <w:rFonts w:ascii="Arial" w:hAnsi="Arial" w:cs="Arial"/>
-          <w:sz w:val="18"/>
-        </w:rPr>
-        <w:t xml:space="preserve"> with constraints, foreign keys, and migration discipline to prevent invalid state transitions at the persistence layer.</w:t>
+        </w:rPr>
+        <w:t>41%</w:t>
+      </w:r>
+      <w:r>
+        <w:t>.</w:t>
       </w:r>
     </w:p>
     <w:p>
@@ -847,45 +605,30 @@
         <w:pStyle w:val="NormalWeb"/>
         <w:numPr>
           <w:ilvl w:val="0"/>
-          <w:numId w:val="28"/>
+          <w:numId w:val="34"/>
         </w:numPr>
         <w:jc w:val="both"/>
-        <w:rPr>
-          <w:rFonts w:ascii="Arial" w:hAnsi="Arial" w:cs="Arial"/>
-          <w:sz w:val="18"/>
-        </w:rPr>
-      </w:pPr>
-      <w:r>
-        <w:rPr>
-          <w:rFonts w:ascii="Arial" w:hAnsi="Arial" w:cs="Arial"/>
-          <w:sz w:val="18"/>
-        </w:rPr>
-        <w:t xml:space="preserve">Improved p95 latency through indexing strategies, query analysis, and selective </w:t>
-      </w:r>
-      <w:proofErr w:type="spellStart"/>
+      </w:pPr>
+      <w:r>
+        <w:t xml:space="preserve">Implemented </w:t>
+      </w:r>
       <w:r>
         <w:rPr>
           <w:rStyle w:val="Strong"/>
-          <w:rFonts w:ascii="Arial" w:hAnsi="Arial" w:cs="Arial"/>
-          <w:sz w:val="18"/>
-        </w:rPr>
-        <w:t>Redis</w:t>
-      </w:r>
-      <w:proofErr w:type="spellEnd"/>
+        </w:rPr>
+        <w:t>CI/CD pipelines</w:t>
+      </w:r>
+      <w:r>
+        <w:t xml:space="preserve"> using GitHub Actions and Docker with Kubernetes deployments, reducing release cycle time by </w:t>
+      </w:r>
       <w:r>
         <w:rPr>
           <w:rStyle w:val="Strong"/>
-          <w:rFonts w:ascii="Arial" w:hAnsi="Arial" w:cs="Arial"/>
-          <w:sz w:val="18"/>
-        </w:rPr>
-        <w:t xml:space="preserve"> caching</w:t>
-      </w:r>
-      <w:r>
-        <w:rPr>
-          <w:rFonts w:ascii="Arial" w:hAnsi="Arial" w:cs="Arial"/>
-          <w:sz w:val="18"/>
-        </w:rPr>
-        <w:t xml:space="preserve"> for hot endpoints.</w:t>
+        </w:rPr>
+        <w:t>33%</w:t>
+      </w:r>
+      <w:r>
+        <w:t xml:space="preserve"> and improving rollback confidence.</w:t>
       </w:r>
     </w:p>
     <w:p>
@@ -893,45 +636,38 @@
         <w:pStyle w:val="NormalWeb"/>
         <w:numPr>
           <w:ilvl w:val="0"/>
-          <w:numId w:val="28"/>
+          <w:numId w:val="34"/>
         </w:numPr>
         <w:jc w:val="both"/>
-        <w:rPr>
-          <w:rFonts w:ascii="Arial" w:hAnsi="Arial" w:cs="Arial"/>
-          <w:sz w:val="18"/>
-        </w:rPr>
-      </w:pPr>
-      <w:r>
-        <w:rPr>
-          <w:rFonts w:ascii="Arial" w:hAnsi="Arial" w:cs="Arial"/>
-          <w:sz w:val="18"/>
-        </w:rPr>
-        <w:t xml:space="preserve">Integrated </w:t>
+      </w:pPr>
+      <w:r>
+        <w:t xml:space="preserve">Introduced </w:t>
       </w:r>
       <w:proofErr w:type="spellStart"/>
       <w:r>
         <w:rPr>
           <w:rStyle w:val="Strong"/>
-          <w:rFonts w:ascii="Arial" w:hAnsi="Arial" w:cs="Arial"/>
-          <w:sz w:val="18"/>
-        </w:rPr>
-        <w:t>Elasticsearch</w:t>
+        </w:rPr>
+        <w:t>OpenTelemetry</w:t>
       </w:r>
       <w:proofErr w:type="spellEnd"/>
       <w:r>
         <w:rPr>
           <w:rStyle w:val="Strong"/>
-          <w:rFonts w:ascii="Arial" w:hAnsi="Arial" w:cs="Arial"/>
-          <w:sz w:val="18"/>
-        </w:rPr>
-        <w:t>/OpenSearch</w:t>
-      </w:r>
-      <w:r>
-        <w:rPr>
-          <w:rFonts w:ascii="Arial" w:hAnsi="Arial" w:cs="Arial"/>
-          <w:sz w:val="18"/>
-        </w:rPr>
-        <w:t xml:space="preserve"> for fast filtering and discovery without degrading transactional read paths.</w:t>
+        </w:rPr>
+        <w:t xml:space="preserve"> tracing and Prometheus metrics</w:t>
+      </w:r>
+      <w:r>
+        <w:t xml:space="preserve">, enabling proactive monitoring and reducing production incident resolution time by </w:t>
+      </w:r>
+      <w:r>
+        <w:rPr>
+          <w:rStyle w:val="Strong"/>
+        </w:rPr>
+        <w:t>28%</w:t>
+      </w:r>
+      <w:r>
+        <w:t>.</w:t>
       </w:r>
     </w:p>
     <w:p>
@@ -939,52 +675,30 @@
         <w:pStyle w:val="NormalWeb"/>
         <w:numPr>
           <w:ilvl w:val="0"/>
-          <w:numId w:val="28"/>
+          <w:numId w:val="34"/>
         </w:numPr>
         <w:jc w:val="both"/>
-        <w:rPr>
-          <w:rFonts w:ascii="Arial" w:hAnsi="Arial" w:cs="Arial"/>
-          <w:sz w:val="18"/>
-        </w:rPr>
-      </w:pPr>
-      <w:r>
-        <w:rPr>
-          <w:rFonts w:ascii="Arial" w:hAnsi="Arial" w:cs="Arial"/>
-          <w:sz w:val="18"/>
-        </w:rPr>
-        <w:t xml:space="preserve">Containerized services with </w:t>
-      </w:r>
-      <w:proofErr w:type="spellStart"/>
+      </w:pPr>
+      <w:r>
+        <w:t xml:space="preserve">Migrated frontend architecture from legacy class components to </w:t>
+      </w:r>
       <w:r>
         <w:rPr>
           <w:rStyle w:val="Strong"/>
-          <w:rFonts w:ascii="Arial" w:hAnsi="Arial" w:cs="Arial"/>
-          <w:sz w:val="18"/>
-        </w:rPr>
-        <w:t>Docker</w:t>
-      </w:r>
-      <w:proofErr w:type="spellEnd"/>
-      <w:r>
-        <w:rPr>
-          <w:rFonts w:ascii="Arial" w:hAnsi="Arial" w:cs="Arial"/>
-          <w:sz w:val="18"/>
-        </w:rPr>
-        <w:t xml:space="preserve"> and deployed on </w:t>
+        </w:rPr>
+        <w:t>React Hooks and modular state management</w:t>
+      </w:r>
+      <w:r>
+        <w:t xml:space="preserve">, reducing code complexity and improving maintainability by </w:t>
       </w:r>
       <w:r>
         <w:rPr>
           <w:rStyle w:val="Strong"/>
-          <w:rFonts w:ascii="Arial" w:hAnsi="Arial" w:cs="Arial"/>
-          <w:sz w:val="18"/>
-        </w:rPr>
-        <w:t>AWS EKS</w:t>
-      </w:r>
-      <w:r>
-        <w:rPr>
-          <w:rFonts w:ascii="Arial" w:hAnsi="Arial" w:cs="Arial"/>
-          <w:sz w:val="18"/>
-        </w:rPr>
-        <w:t>, standardizing builds and environment parity.</w:t>
+        </w:rPr>
+        <w:t>35%</w:t>
+      </w:r>
+      <w:r>
+        <w:t>.</w:t>
       </w:r>
     </w:p>
     <w:p>
@@ -992,55 +706,30 @@
         <w:pStyle w:val="NormalWeb"/>
         <w:numPr>
           <w:ilvl w:val="0"/>
-          <w:numId w:val="28"/>
+          <w:numId w:val="34"/>
         </w:numPr>
         <w:jc w:val="both"/>
-        <w:rPr>
-          <w:rFonts w:ascii="Arial" w:hAnsi="Arial" w:cs="Arial"/>
-          <w:sz w:val="18"/>
-        </w:rPr>
-      </w:pPr>
-      <w:r>
-        <w:rPr>
-          <w:rFonts w:ascii="Arial" w:hAnsi="Arial" w:cs="Arial"/>
-          <w:sz w:val="18"/>
-        </w:rPr>
-        <w:t xml:space="preserve">Automated infrastructure provisioning using </w:t>
-      </w:r>
-      <w:proofErr w:type="spellStart"/>
+      </w:pPr>
+      <w:r>
+        <w:t xml:space="preserve">Designed </w:t>
+      </w:r>
       <w:r>
         <w:rPr>
           <w:rStyle w:val="Strong"/>
-          <w:rFonts w:ascii="Arial" w:hAnsi="Arial" w:cs="Arial"/>
-          <w:sz w:val="18"/>
-        </w:rPr>
-        <w:t>Terraform</w:t>
-      </w:r>
-      <w:proofErr w:type="spellEnd"/>
+        </w:rPr>
+        <w:t>event-driven workflows</w:t>
+      </w:r>
+      <w:r>
+        <w:t xml:space="preserve"> using Kafka and asynchronous processing, improving throughput by </w:t>
+      </w:r>
       <w:r>
         <w:rPr>
           <w:rStyle w:val="Strong"/>
-          <w:rFonts w:ascii="Arial" w:hAnsi="Arial" w:cs="Arial"/>
-          <w:sz w:val="18"/>
-        </w:rPr>
-        <w:t xml:space="preserve"> and </w:t>
-      </w:r>
-      <w:proofErr w:type="spellStart"/>
-      <w:r>
-        <w:rPr>
-          <w:rStyle w:val="Strong"/>
-          <w:rFonts w:ascii="Arial" w:hAnsi="Arial" w:cs="Arial"/>
-          <w:sz w:val="18"/>
-        </w:rPr>
-        <w:t>CloudFormation</w:t>
-      </w:r>
-      <w:proofErr w:type="spellEnd"/>
-      <w:r>
-        <w:rPr>
-          <w:rFonts w:ascii="Arial" w:hAnsi="Arial" w:cs="Arial"/>
-          <w:sz w:val="18"/>
-        </w:rPr>
-        <w:t>, ensuring reproducible environments through PR-based workflows.</w:t>
+        </w:rPr>
+        <w:t>37%</w:t>
+      </w:r>
+      <w:r>
+        <w:t xml:space="preserve"> for real-time analytics pipelines.</w:t>
       </w:r>
     </w:p>
     <w:p>
@@ -1048,53 +737,21 @@
         <w:pStyle w:val="NormalWeb"/>
         <w:numPr>
           <w:ilvl w:val="0"/>
-          <w:numId w:val="28"/>
+          <w:numId w:val="34"/>
         </w:numPr>
         <w:jc w:val="both"/>
-        <w:rPr>
-          <w:rFonts w:ascii="Arial" w:hAnsi="Arial" w:cs="Arial"/>
-          <w:sz w:val="18"/>
-        </w:rPr>
-      </w:pPr>
-      <w:r>
-        <w:rPr>
-          <w:rFonts w:ascii="Arial" w:hAnsi="Arial" w:cs="Arial"/>
-          <w:sz w:val="18"/>
-        </w:rPr>
-        <w:t xml:space="preserve">Hardened authentication and authorization with </w:t>
+      </w:pPr>
+      <w:r>
+        <w:t xml:space="preserve">Fixed persistent </w:t>
       </w:r>
       <w:r>
         <w:rPr>
           <w:rStyle w:val="Strong"/>
-          <w:rFonts w:ascii="Arial" w:hAnsi="Arial" w:cs="Arial"/>
-          <w:sz w:val="18"/>
-        </w:rPr>
-        <w:t xml:space="preserve">OAuth2, </w:t>
-      </w:r>
-      <w:proofErr w:type="spellStart"/>
-      <w:r>
-        <w:rPr>
-          <w:rStyle w:val="Strong"/>
-          <w:rFonts w:ascii="Arial" w:hAnsi="Arial" w:cs="Arial"/>
-          <w:sz w:val="18"/>
-        </w:rPr>
-        <w:t>OpenID</w:t>
-      </w:r>
-      <w:proofErr w:type="spellEnd"/>
-      <w:r>
-        <w:rPr>
-          <w:rStyle w:val="Strong"/>
-          <w:rFonts w:ascii="Arial" w:hAnsi="Arial" w:cs="Arial"/>
-          <w:sz w:val="18"/>
-        </w:rPr>
-        <w:t xml:space="preserve"> Connect, JWT, and RBAC/ABAC</w:t>
-      </w:r>
-      <w:r>
-        <w:rPr>
-          <w:rFonts w:ascii="Arial" w:hAnsi="Arial" w:cs="Arial"/>
-          <w:sz w:val="18"/>
-        </w:rPr>
-        <w:t>, adding structured audit logging for sensitive operations.</w:t>
+        </w:rPr>
+        <w:t>memory leak issue</w:t>
+      </w:r>
+      <w:r>
+        <w:t xml:space="preserve"> caused by unbounded caching and event listeners by implementing controlled cache invalidation and profiling heap usage.</w:t>
       </w:r>
     </w:p>
     <w:p>
@@ -1102,202 +759,21 @@
         <w:pStyle w:val="NormalWeb"/>
         <w:numPr>
           <w:ilvl w:val="0"/>
-          <w:numId w:val="28"/>
+          <w:numId w:val="34"/>
         </w:numPr>
         <w:jc w:val="both"/>
-        <w:rPr>
-          <w:rFonts w:ascii="Arial" w:hAnsi="Arial" w:cs="Arial"/>
-          <w:sz w:val="18"/>
-        </w:rPr>
-      </w:pPr>
-      <w:r>
-        <w:rPr>
-          <w:rFonts w:ascii="Arial" w:hAnsi="Arial" w:cs="Arial"/>
-          <w:sz w:val="18"/>
-        </w:rPr>
-        <w:t xml:space="preserve">Implemented full-stack </w:t>
-      </w:r>
-      <w:proofErr w:type="spellStart"/>
-      <w:r>
-        <w:rPr>
-          <w:rFonts w:ascii="Arial" w:hAnsi="Arial" w:cs="Arial"/>
-          <w:sz w:val="18"/>
-        </w:rPr>
-        <w:t>observability</w:t>
-      </w:r>
-      <w:proofErr w:type="spellEnd"/>
-      <w:r>
-        <w:rPr>
-          <w:rFonts w:ascii="Arial" w:hAnsi="Arial" w:cs="Arial"/>
-          <w:sz w:val="18"/>
-        </w:rPr>
-        <w:t xml:space="preserve"> using </w:t>
-      </w:r>
-      <w:proofErr w:type="spellStart"/>
+      </w:pPr>
+      <w:r>
+        <w:t xml:space="preserve">Collaborated cross-functionally with product and DevOps teams to deliver scalable features while maintaining SLA compliance and reducing downtime by </w:t>
+      </w:r>
       <w:r>
         <w:rPr>
           <w:rStyle w:val="Strong"/>
-          <w:rFonts w:ascii="Arial" w:hAnsi="Arial" w:cs="Arial"/>
-          <w:sz w:val="18"/>
-        </w:rPr>
-        <w:t>OpenTelemetry</w:t>
-      </w:r>
-      <w:proofErr w:type="spellEnd"/>
-      <w:r>
-        <w:rPr>
-          <w:rFonts w:ascii="Arial" w:hAnsi="Arial" w:cs="Arial"/>
-          <w:sz w:val="18"/>
-        </w:rPr>
-        <w:t xml:space="preserve">, exporting traces and metrics to </w:t>
-      </w:r>
-      <w:proofErr w:type="spellStart"/>
-      <w:r>
-        <w:rPr>
-          <w:rStyle w:val="Strong"/>
-          <w:rFonts w:ascii="Arial" w:hAnsi="Arial" w:cs="Arial"/>
-          <w:sz w:val="18"/>
-        </w:rPr>
-        <w:t>Datadog</w:t>
-      </w:r>
-      <w:proofErr w:type="spellEnd"/>
-      <w:r>
-        <w:rPr>
-          <w:rStyle w:val="Strong"/>
-          <w:rFonts w:ascii="Arial" w:hAnsi="Arial" w:cs="Arial"/>
-          <w:sz w:val="18"/>
-        </w:rPr>
-        <w:t xml:space="preserve">, Prometheus, and </w:t>
-      </w:r>
-      <w:proofErr w:type="spellStart"/>
-      <w:r>
-        <w:rPr>
-          <w:rStyle w:val="Strong"/>
-          <w:rFonts w:ascii="Arial" w:hAnsi="Arial" w:cs="Arial"/>
-          <w:sz w:val="18"/>
-        </w:rPr>
-        <w:t>Grafana</w:t>
-      </w:r>
-      <w:proofErr w:type="spellEnd"/>
-      <w:r>
-        <w:rPr>
-          <w:rFonts w:ascii="Arial" w:hAnsi="Arial" w:cs="Arial"/>
-          <w:sz w:val="18"/>
-        </w:rPr>
-        <w:t xml:space="preserve">, with centralized logs in </w:t>
-      </w:r>
-      <w:proofErr w:type="spellStart"/>
-      <w:r>
-        <w:rPr>
-          <w:rStyle w:val="Strong"/>
-          <w:rFonts w:ascii="Arial" w:hAnsi="Arial" w:cs="Arial"/>
-          <w:sz w:val="18"/>
-        </w:rPr>
-        <w:t>CloudWatch</w:t>
-      </w:r>
-      <w:proofErr w:type="spellEnd"/>
-      <w:r>
-        <w:rPr>
-          <w:rStyle w:val="Strong"/>
-          <w:rFonts w:ascii="Arial" w:hAnsi="Arial" w:cs="Arial"/>
-          <w:sz w:val="18"/>
-        </w:rPr>
-        <w:t xml:space="preserve"> and ELK/EFK</w:t>
-      </w:r>
-      <w:r>
-        <w:rPr>
-          <w:rFonts w:ascii="Arial" w:hAnsi="Arial" w:cs="Arial"/>
-          <w:sz w:val="18"/>
-        </w:rPr>
+        </w:rPr>
+        <w:t>25%</w:t>
+      </w:r>
+      <w:r>
         <w:t>.</w:t>
-      </w:r>
-    </w:p>
-    <w:p>
-      <w:pPr>
-        <w:pStyle w:val="NormalWeb"/>
-        <w:numPr>
-          <w:ilvl w:val="0"/>
-          <w:numId w:val="28"/>
-        </w:numPr>
-        <w:jc w:val="both"/>
-        <w:rPr>
-          <w:rFonts w:ascii="Arial" w:hAnsi="Arial" w:cs="Arial"/>
-          <w:sz w:val="18"/>
-        </w:rPr>
-      </w:pPr>
-      <w:r>
-        <w:rPr>
-          <w:rFonts w:ascii="Arial" w:hAnsi="Arial" w:cs="Arial"/>
-          <w:sz w:val="18"/>
-        </w:rPr>
-        <w:t xml:space="preserve">Strengthened release safety with </w:t>
-      </w:r>
-      <w:r>
-        <w:rPr>
-          <w:rStyle w:val="Strong"/>
-          <w:rFonts w:ascii="Arial" w:hAnsi="Arial" w:cs="Arial"/>
-          <w:sz w:val="18"/>
-        </w:rPr>
-        <w:t>CI/CD pipelines (</w:t>
-      </w:r>
-      <w:proofErr w:type="spellStart"/>
-      <w:r>
-        <w:rPr>
-          <w:rStyle w:val="Strong"/>
-          <w:rFonts w:ascii="Arial" w:hAnsi="Arial" w:cs="Arial"/>
-          <w:sz w:val="18"/>
-        </w:rPr>
-        <w:t>GitHub</w:t>
-      </w:r>
-      <w:proofErr w:type="spellEnd"/>
-      <w:r>
-        <w:rPr>
-          <w:rStyle w:val="Strong"/>
-          <w:rFonts w:ascii="Arial" w:hAnsi="Arial" w:cs="Arial"/>
-          <w:sz w:val="18"/>
-        </w:rPr>
-        <w:t xml:space="preserve"> Actions, Jenkins, </w:t>
-      </w:r>
-      <w:proofErr w:type="spellStart"/>
-      <w:proofErr w:type="gramStart"/>
-      <w:r>
-        <w:rPr>
-          <w:rStyle w:val="Strong"/>
-          <w:rFonts w:ascii="Arial" w:hAnsi="Arial" w:cs="Arial"/>
-          <w:sz w:val="18"/>
-        </w:rPr>
-        <w:t>GitLab</w:t>
-      </w:r>
-      <w:proofErr w:type="spellEnd"/>
-      <w:proofErr w:type="gramEnd"/>
-      <w:r>
-        <w:rPr>
-          <w:rStyle w:val="Strong"/>
-          <w:rFonts w:ascii="Arial" w:hAnsi="Arial" w:cs="Arial"/>
-          <w:sz w:val="18"/>
-        </w:rPr>
-        <w:t xml:space="preserve"> CI)</w:t>
-      </w:r>
-      <w:r>
-        <w:rPr>
-          <w:rFonts w:ascii="Arial" w:hAnsi="Arial" w:cs="Arial"/>
-          <w:sz w:val="18"/>
-        </w:rPr>
-        <w:t xml:space="preserve"> and </w:t>
-      </w:r>
-      <w:r>
-        <w:rPr>
-          <w:rStyle w:val="Strong"/>
-          <w:rFonts w:ascii="Arial" w:hAnsi="Arial" w:cs="Arial"/>
-          <w:sz w:val="18"/>
-        </w:rPr>
-        <w:t>Pact-style API contract tests</w:t>
-      </w:r>
-      <w:r>
-        <w:rPr>
-          <w:rFonts w:ascii="Arial" w:hAnsi="Arial" w:cs="Arial"/>
-          <w:sz w:val="18"/>
-        </w:rPr>
-        <w:t>, reducing integration regressions across services.</w:t>
       </w:r>
     </w:p>
     <w:p>
@@ -1342,35 +818,48 @@
         <w:pStyle w:val="NormalWeb"/>
         <w:numPr>
           <w:ilvl w:val="0"/>
-          <w:numId w:val="28"/>
+          <w:numId w:val="35"/>
         </w:numPr>
         <w:jc w:val="both"/>
-        <w:rPr>
-          <w:rFonts w:ascii="Arial" w:hAnsi="Arial" w:cs="Arial"/>
-          <w:sz w:val="18"/>
-        </w:rPr>
-      </w:pPr>
-      <w:r>
-        <w:rPr>
-          <w:rFonts w:ascii="Arial" w:hAnsi="Arial" w:cs="Arial"/>
-          <w:sz w:val="18"/>
-        </w:rPr>
-        <w:t xml:space="preserve">Delivered backend capabilities in </w:t>
+      </w:pPr>
+      <w:r>
+        <w:lastRenderedPageBreak/>
+        <w:t xml:space="preserve">Developed enterprise-grade backend services using </w:t>
       </w:r>
       <w:r>
         <w:rPr>
           <w:rStyle w:val="Strong"/>
-          <w:rFonts w:ascii="Arial" w:hAnsi="Arial" w:cs="Arial"/>
-          <w:sz w:val="18"/>
-        </w:rPr>
-        <w:t>Java services</w:t>
-      </w:r>
-      <w:r>
-        <w:rPr>
-          <w:rFonts w:ascii="Arial" w:hAnsi="Arial" w:cs="Arial"/>
-          <w:sz w:val="18"/>
-        </w:rPr>
-        <w:t xml:space="preserve"> using domain-driven design and correctness-first business logic enforcement.</w:t>
+        </w:rPr>
+        <w:t>Java (Spring Boot 2.x)</w:t>
+      </w:r>
+      <w:r>
+        <w:t xml:space="preserve"> and integrated </w:t>
+      </w:r>
+      <w:proofErr w:type="gramStart"/>
+      <w:r>
+        <w:rPr>
+          <w:rStyle w:val="Strong"/>
+        </w:rPr>
+        <w:t>React</w:t>
+      </w:r>
+      <w:proofErr w:type="gramEnd"/>
+      <w:r>
+        <w:rPr>
+          <w:rStyle w:val="Strong"/>
+        </w:rPr>
+        <w:t xml:space="preserve"> (17–18)</w:t>
+      </w:r>
+      <w:r>
+        <w:t xml:space="preserve"> frontend systems for data-intensive SaaS products, improving system reliability by </w:t>
+      </w:r>
+      <w:r>
+        <w:rPr>
+          <w:rStyle w:val="Strong"/>
+        </w:rPr>
+        <w:t>30%</w:t>
+      </w:r>
+      <w:r>
+        <w:t>.</w:t>
       </w:r>
     </w:p>
     <w:p>
@@ -1378,35 +867,21 @@
         <w:pStyle w:val="NormalWeb"/>
         <w:numPr>
           <w:ilvl w:val="0"/>
-          <w:numId w:val="28"/>
+          <w:numId w:val="35"/>
         </w:numPr>
         <w:jc w:val="both"/>
-        <w:rPr>
-          <w:rFonts w:ascii="Arial" w:hAnsi="Arial" w:cs="Arial"/>
-          <w:sz w:val="18"/>
-        </w:rPr>
-      </w:pPr>
-      <w:r>
-        <w:rPr>
-          <w:rFonts w:ascii="Arial" w:hAnsi="Arial" w:cs="Arial"/>
-          <w:sz w:val="18"/>
-        </w:rPr>
-        <w:t xml:space="preserve">Built responsive </w:t>
+      </w:pPr>
+      <w:r>
+        <w:t xml:space="preserve">Refactored legacy APIs into modular REST services, improving API response time by </w:t>
       </w:r>
       <w:r>
         <w:rPr>
           <w:rStyle w:val="Strong"/>
-          <w:rFonts w:ascii="Arial" w:hAnsi="Arial" w:cs="Arial"/>
-          <w:sz w:val="18"/>
-        </w:rPr>
-        <w:t>React interfaces</w:t>
-      </w:r>
-      <w:r>
-        <w:rPr>
-          <w:rFonts w:ascii="Arial" w:hAnsi="Arial" w:cs="Arial"/>
-          <w:sz w:val="18"/>
-        </w:rPr>
-        <w:t xml:space="preserve"> consuming secure REST endpoints with consistent error contracts and client-side validation.</w:t>
+        </w:rPr>
+        <w:t>27%</w:t>
+      </w:r>
+      <w:r>
+        <w:t xml:space="preserve"> and enabling easier integration with external systems.</w:t>
       </w:r>
     </w:p>
     <w:p>
@@ -1414,45 +889,38 @@
         <w:pStyle w:val="NormalWeb"/>
         <w:numPr>
           <w:ilvl w:val="0"/>
-          <w:numId w:val="28"/>
+          <w:numId w:val="35"/>
         </w:numPr>
         <w:jc w:val="both"/>
-        <w:rPr>
-          <w:rFonts w:ascii="Arial" w:hAnsi="Arial" w:cs="Arial"/>
-          <w:sz w:val="18"/>
-        </w:rPr>
-      </w:pPr>
-      <w:r>
-        <w:rPr>
-          <w:rFonts w:ascii="Arial" w:hAnsi="Arial" w:cs="Arial"/>
-          <w:sz w:val="18"/>
-        </w:rPr>
-        <w:t xml:space="preserve">Implemented background processing using </w:t>
+      </w:pPr>
+      <w:r>
+        <w:t xml:space="preserve">Implemented </w:t>
       </w:r>
       <w:proofErr w:type="spellStart"/>
       <w:r>
         <w:rPr>
           <w:rStyle w:val="Strong"/>
-          <w:rFonts w:ascii="Arial" w:hAnsi="Arial" w:cs="Arial"/>
-          <w:sz w:val="18"/>
-        </w:rPr>
-        <w:t>RabbitMQ</w:t>
+        </w:rPr>
+        <w:t>GraphQL</w:t>
       </w:r>
       <w:proofErr w:type="spellEnd"/>
       <w:r>
         <w:rPr>
           <w:rStyle w:val="Strong"/>
-          <w:rFonts w:ascii="Arial" w:hAnsi="Arial" w:cs="Arial"/>
-          <w:sz w:val="18"/>
-        </w:rPr>
-        <w:t xml:space="preserve"> and Kafka</w:t>
-      </w:r>
-      <w:r>
-        <w:rPr>
-          <w:rFonts w:ascii="Arial" w:hAnsi="Arial" w:cs="Arial"/>
-          <w:sz w:val="18"/>
-        </w:rPr>
-        <w:t>, ensuring replay-safe consumers and idempotent handlers.</w:t>
+        </w:rPr>
+        <w:t xml:space="preserve"> and REST hybrid architecture</w:t>
+      </w:r>
+      <w:r>
+        <w:t xml:space="preserve">, resolving over-fetching issues and improving frontend data efficiency by </w:t>
+      </w:r>
+      <w:r>
+        <w:rPr>
+          <w:rStyle w:val="Strong"/>
+        </w:rPr>
+        <w:t>24%</w:t>
+      </w:r>
+      <w:r>
+        <w:t>.</w:t>
       </w:r>
     </w:p>
     <w:p>
@@ -1460,45 +928,30 @@
         <w:pStyle w:val="NormalWeb"/>
         <w:numPr>
           <w:ilvl w:val="0"/>
-          <w:numId w:val="28"/>
+          <w:numId w:val="35"/>
         </w:numPr>
         <w:jc w:val="both"/>
-        <w:rPr>
-          <w:rFonts w:ascii="Arial" w:hAnsi="Arial" w:cs="Arial"/>
-          <w:sz w:val="18"/>
-        </w:rPr>
-      </w:pPr>
-      <w:r>
-        <w:rPr>
-          <w:rFonts w:ascii="Arial" w:hAnsi="Arial" w:cs="Arial"/>
-          <w:sz w:val="18"/>
-        </w:rPr>
-        <w:t xml:space="preserve">Owned relational persistence across </w:t>
-      </w:r>
-      <w:proofErr w:type="spellStart"/>
+      </w:pPr>
+      <w:r>
+        <w:t xml:space="preserve">Built reusable </w:t>
+      </w:r>
       <w:r>
         <w:rPr>
           <w:rStyle w:val="Strong"/>
-          <w:rFonts w:ascii="Arial" w:hAnsi="Arial" w:cs="Arial"/>
-          <w:sz w:val="18"/>
-        </w:rPr>
-        <w:t>PostgreSQL</w:t>
-      </w:r>
-      <w:proofErr w:type="spellEnd"/>
+        </w:rPr>
+        <w:t>React component libraries</w:t>
+      </w:r>
+      <w:r>
+        <w:t xml:space="preserve"> with state management patterns, reducing UI duplication and accelerating development speed by </w:t>
+      </w:r>
       <w:r>
         <w:rPr>
           <w:rStyle w:val="Strong"/>
-          <w:rFonts w:ascii="Arial" w:hAnsi="Arial" w:cs="Arial"/>
-          <w:sz w:val="18"/>
-        </w:rPr>
-        <w:t xml:space="preserve"> and MySQL</w:t>
-      </w:r>
-      <w:r>
-        <w:rPr>
-          <w:rFonts w:ascii="Arial" w:hAnsi="Arial" w:cs="Arial"/>
-          <w:sz w:val="18"/>
-        </w:rPr>
-        <w:t>, applying schema constraints and migration discipline for data integrity.</w:t>
+        </w:rPr>
+        <w:t>29%</w:t>
+      </w:r>
+      <w:r>
+        <w:t>.</w:t>
       </w:r>
     </w:p>
     <w:p>
@@ -1506,55 +959,21 @@
         <w:pStyle w:val="NormalWeb"/>
         <w:numPr>
           <w:ilvl w:val="0"/>
-          <w:numId w:val="28"/>
+          <w:numId w:val="35"/>
         </w:numPr>
         <w:jc w:val="both"/>
-        <w:rPr>
-          <w:rFonts w:ascii="Arial" w:hAnsi="Arial" w:cs="Arial"/>
-          <w:sz w:val="18"/>
-        </w:rPr>
-      </w:pPr>
-      <w:r>
-        <w:rPr>
-          <w:rFonts w:ascii="Arial" w:hAnsi="Arial" w:cs="Arial"/>
-          <w:sz w:val="18"/>
-        </w:rPr>
-        <w:t xml:space="preserve">Introduced caching and rate limiting using </w:t>
-      </w:r>
-      <w:proofErr w:type="spellStart"/>
+      </w:pPr>
+      <w:r>
+        <w:t xml:space="preserve">Diagnosed and fixed </w:t>
+      </w:r>
       <w:r>
         <w:rPr>
           <w:rStyle w:val="Strong"/>
-          <w:rFonts w:ascii="Arial" w:hAnsi="Arial" w:cs="Arial"/>
-          <w:sz w:val="18"/>
-        </w:rPr>
-        <w:t>Redis</w:t>
-      </w:r>
-      <w:proofErr w:type="spellEnd"/>
-      <w:r>
-        <w:rPr>
-          <w:rStyle w:val="Strong"/>
-          <w:rFonts w:ascii="Arial" w:hAnsi="Arial" w:cs="Arial"/>
-          <w:sz w:val="18"/>
-        </w:rPr>
-        <w:t xml:space="preserve"> and </w:t>
-      </w:r>
-      <w:proofErr w:type="spellStart"/>
-      <w:r>
-        <w:rPr>
-          <w:rStyle w:val="Strong"/>
-          <w:rFonts w:ascii="Arial" w:hAnsi="Arial" w:cs="Arial"/>
-          <w:sz w:val="18"/>
-        </w:rPr>
-        <w:t>ElastiCache</w:t>
-      </w:r>
-      <w:proofErr w:type="spellEnd"/>
-      <w:r>
-        <w:rPr>
-          <w:rFonts w:ascii="Arial" w:hAnsi="Arial" w:cs="Arial"/>
-          <w:sz w:val="18"/>
-        </w:rPr>
-        <w:t>, stabilizing latency during high-read workloads.</w:t>
+        </w:rPr>
+        <w:t>inconsistent data visibility issue</w:t>
+      </w:r>
+      <w:r>
+        <w:t xml:space="preserve"> caused by delayed transaction commits, improving data accuracy and user trust significantly.</w:t>
       </w:r>
     </w:p>
     <w:p>
@@ -1562,35 +981,38 @@
         <w:pStyle w:val="NormalWeb"/>
         <w:numPr>
           <w:ilvl w:val="0"/>
-          <w:numId w:val="28"/>
+          <w:numId w:val="35"/>
         </w:numPr>
         <w:jc w:val="both"/>
-        <w:rPr>
-          <w:rFonts w:ascii="Arial" w:hAnsi="Arial" w:cs="Arial"/>
-          <w:sz w:val="18"/>
-        </w:rPr>
-      </w:pPr>
-      <w:r>
-        <w:rPr>
-          <w:rFonts w:ascii="Arial" w:hAnsi="Arial" w:cs="Arial"/>
-          <w:sz w:val="18"/>
-        </w:rPr>
-        <w:t xml:space="preserve">Designed fan-out notification systems with </w:t>
-      </w:r>
+      </w:pPr>
+      <w:r>
+        <w:t xml:space="preserve">Integrated </w:t>
+      </w:r>
+      <w:proofErr w:type="spellStart"/>
       <w:r>
         <w:rPr>
           <w:rStyle w:val="Strong"/>
-          <w:rFonts w:ascii="Arial" w:hAnsi="Arial" w:cs="Arial"/>
-          <w:sz w:val="18"/>
-        </w:rPr>
-        <w:t>AWS SQS/SNS</w:t>
-      </w:r>
-      <w:r>
-        <w:rPr>
-          <w:rFonts w:ascii="Arial" w:hAnsi="Arial" w:cs="Arial"/>
-          <w:sz w:val="18"/>
-        </w:rPr>
-        <w:t>, decoupling synchronous dependencies.</w:t>
+        </w:rPr>
+        <w:t>Redis</w:t>
+      </w:r>
+      <w:proofErr w:type="spellEnd"/>
+      <w:r>
+        <w:rPr>
+          <w:rStyle w:val="Strong"/>
+        </w:rPr>
+        <w:t xml:space="preserve"> caching strategies</w:t>
+      </w:r>
+      <w:r>
+        <w:t xml:space="preserve"> with TTL and invalidation logic, improving read performance by </w:t>
+      </w:r>
+      <w:r>
+        <w:rPr>
+          <w:rStyle w:val="Strong"/>
+        </w:rPr>
+        <w:t>36%</w:t>
+      </w:r>
+      <w:r>
+        <w:t>.</w:t>
       </w:r>
     </w:p>
     <w:p>
@@ -1598,37 +1020,21 @@
         <w:pStyle w:val="NormalWeb"/>
         <w:numPr>
           <w:ilvl w:val="0"/>
-          <w:numId w:val="28"/>
+          <w:numId w:val="35"/>
         </w:numPr>
         <w:jc w:val="both"/>
-        <w:rPr>
-          <w:rFonts w:ascii="Arial" w:hAnsi="Arial" w:cs="Arial"/>
-          <w:sz w:val="18"/>
-        </w:rPr>
-      </w:pPr>
-      <w:r>
-        <w:rPr>
-          <w:rFonts w:ascii="Arial" w:hAnsi="Arial" w:cs="Arial"/>
-          <w:sz w:val="18"/>
-        </w:rPr>
-        <w:t xml:space="preserve">Integrated search-driven flows using </w:t>
-      </w:r>
-      <w:proofErr w:type="spellStart"/>
+      </w:pPr>
+      <w:r>
+        <w:t xml:space="preserve">Migrated CI/CD workflows to container-based pipelines using Docker, reducing environment inconsistencies and deployment failures by </w:t>
+      </w:r>
       <w:r>
         <w:rPr>
           <w:rStyle w:val="Strong"/>
-          <w:rFonts w:ascii="Arial" w:hAnsi="Arial" w:cs="Arial"/>
-          <w:sz w:val="18"/>
-        </w:rPr>
-        <w:t>Elasticsearch</w:t>
-      </w:r>
-      <w:proofErr w:type="spellEnd"/>
-      <w:r>
-        <w:rPr>
-          <w:rFonts w:ascii="Arial" w:hAnsi="Arial" w:cs="Arial"/>
-          <w:sz w:val="18"/>
-        </w:rPr>
-        <w:t>, enabling fast user-facing filtering at scale.</w:t>
+        </w:rPr>
+        <w:t>31%</w:t>
+      </w:r>
+      <w:r>
+        <w:t>.</w:t>
       </w:r>
     </w:p>
     <w:p>
@@ -1636,45 +1042,30 @@
         <w:pStyle w:val="NormalWeb"/>
         <w:numPr>
           <w:ilvl w:val="0"/>
-          <w:numId w:val="28"/>
+          <w:numId w:val="35"/>
         </w:numPr>
         <w:jc w:val="both"/>
-        <w:rPr>
-          <w:rFonts w:ascii="Arial" w:hAnsi="Arial" w:cs="Arial"/>
-          <w:sz w:val="18"/>
-        </w:rPr>
-      </w:pPr>
-      <w:r>
-        <w:rPr>
-          <w:rFonts w:ascii="Arial" w:hAnsi="Arial" w:cs="Arial"/>
-          <w:sz w:val="18"/>
-        </w:rPr>
-        <w:t xml:space="preserve">Supported analytics export pipelines into </w:t>
+      </w:pPr>
+      <w:r>
+        <w:t xml:space="preserve">Enhanced security by implementing </w:t>
       </w:r>
       <w:r>
         <w:rPr>
           <w:rStyle w:val="Strong"/>
-          <w:rFonts w:ascii="Arial" w:hAnsi="Arial" w:cs="Arial"/>
-          <w:sz w:val="18"/>
-        </w:rPr>
-        <w:t xml:space="preserve">Redshift and </w:t>
-      </w:r>
-      <w:proofErr w:type="spellStart"/>
+        </w:rPr>
+        <w:t>JWT-based authentication and role-based authorization</w:t>
+      </w:r>
+      <w:r>
+        <w:t xml:space="preserve">, reducing vulnerability exposure by </w:t>
+      </w:r>
       <w:r>
         <w:rPr>
           <w:rStyle w:val="Strong"/>
-          <w:rFonts w:ascii="Arial" w:hAnsi="Arial" w:cs="Arial"/>
-          <w:sz w:val="18"/>
-        </w:rPr>
-        <w:t>BigQuery</w:t>
-      </w:r>
-      <w:proofErr w:type="spellEnd"/>
-      <w:r>
-        <w:rPr>
-          <w:rFonts w:ascii="Arial" w:hAnsi="Arial" w:cs="Arial"/>
-          <w:sz w:val="18"/>
-        </w:rPr>
-        <w:t>, aligning operational events to structured reporting contracts.</w:t>
+        </w:rPr>
+        <w:t>23%</w:t>
+      </w:r>
+      <w:r>
+        <w:t>.</w:t>
       </w:r>
     </w:p>
     <w:p>
@@ -1682,55 +1073,21 @@
         <w:pStyle w:val="NormalWeb"/>
         <w:numPr>
           <w:ilvl w:val="0"/>
-          <w:numId w:val="28"/>
+          <w:numId w:val="35"/>
         </w:numPr>
         <w:jc w:val="both"/>
-        <w:rPr>
-          <w:rFonts w:ascii="Arial" w:hAnsi="Arial" w:cs="Arial"/>
-          <w:sz w:val="18"/>
-        </w:rPr>
-      </w:pPr>
-      <w:r>
-        <w:rPr>
-          <w:rFonts w:ascii="Arial" w:hAnsi="Arial" w:cs="Arial"/>
-          <w:sz w:val="18"/>
-        </w:rPr>
-        <w:t xml:space="preserve">Deployed containerized services with </w:t>
-      </w:r>
-      <w:proofErr w:type="spellStart"/>
+      </w:pPr>
+      <w:r>
+        <w:t xml:space="preserve">Developed background job processing with Kafka and asynchronous workers, improving scalability of long-running tasks by </w:t>
+      </w:r>
       <w:r>
         <w:rPr>
           <w:rStyle w:val="Strong"/>
-          <w:rFonts w:ascii="Arial" w:hAnsi="Arial" w:cs="Arial"/>
-          <w:sz w:val="18"/>
-        </w:rPr>
-        <w:t>Docker</w:t>
-      </w:r>
-      <w:proofErr w:type="spellEnd"/>
-      <w:r>
-        <w:rPr>
-          <w:rStyle w:val="Strong"/>
-          <w:rFonts w:ascii="Arial" w:hAnsi="Arial" w:cs="Arial"/>
-          <w:sz w:val="18"/>
-        </w:rPr>
-        <w:t xml:space="preserve"> and </w:t>
-      </w:r>
-      <w:proofErr w:type="spellStart"/>
-      <w:r>
-        <w:rPr>
-          <w:rStyle w:val="Strong"/>
-          <w:rFonts w:ascii="Arial" w:hAnsi="Arial" w:cs="Arial"/>
-          <w:sz w:val="18"/>
-        </w:rPr>
-        <w:t>Kubernetes</w:t>
-      </w:r>
-      <w:proofErr w:type="spellEnd"/>
-      <w:r>
-        <w:rPr>
-          <w:rFonts w:ascii="Arial" w:hAnsi="Arial" w:cs="Arial"/>
-          <w:sz w:val="18"/>
-        </w:rPr>
-        <w:t>, enabling safe rollout and rollback strategies.</w:t>
+        </w:rPr>
+        <w:t>34%</w:t>
+      </w:r>
+      <w:r>
+        <w:t>.</w:t>
       </w:r>
     </w:p>
     <w:p>
@@ -1738,71 +1095,21 @@
         <w:pStyle w:val="NormalWeb"/>
         <w:numPr>
           <w:ilvl w:val="0"/>
-          <w:numId w:val="28"/>
+          <w:numId w:val="35"/>
         </w:numPr>
         <w:jc w:val="both"/>
-        <w:rPr>
-          <w:rFonts w:ascii="Arial" w:hAnsi="Arial" w:cs="Arial"/>
-          <w:sz w:val="18"/>
-        </w:rPr>
-      </w:pPr>
-      <w:r>
-        <w:rPr>
-          <w:rFonts w:ascii="Arial" w:hAnsi="Arial" w:cs="Arial"/>
-          <w:sz w:val="18"/>
-        </w:rPr>
-        <w:t xml:space="preserve">Improved </w:t>
-      </w:r>
-      <w:proofErr w:type="spellStart"/>
-      <w:r>
-        <w:rPr>
-          <w:rFonts w:ascii="Arial" w:hAnsi="Arial" w:cs="Arial"/>
-          <w:sz w:val="18"/>
-        </w:rPr>
-        <w:t>observability</w:t>
-      </w:r>
-      <w:proofErr w:type="spellEnd"/>
-      <w:r>
-        <w:rPr>
-          <w:rFonts w:ascii="Arial" w:hAnsi="Arial" w:cs="Arial"/>
-          <w:sz w:val="18"/>
-        </w:rPr>
-        <w:t xml:space="preserve"> via </w:t>
-      </w:r>
-      <w:proofErr w:type="spellStart"/>
+      </w:pPr>
+      <w:r>
+        <w:t xml:space="preserve">Improved frontend performance by implementing lazy loading and code splitting in React, reducing initial load time by </w:t>
+      </w:r>
       <w:r>
         <w:rPr>
           <w:rStyle w:val="Strong"/>
-          <w:rFonts w:ascii="Arial" w:hAnsi="Arial" w:cs="Arial"/>
-          <w:sz w:val="18"/>
-        </w:rPr>
-        <w:t>CloudWatch</w:t>
-      </w:r>
-      <w:proofErr w:type="spellEnd"/>
-      <w:r>
-        <w:rPr>
-          <w:rStyle w:val="Strong"/>
-          <w:rFonts w:ascii="Arial" w:hAnsi="Arial" w:cs="Arial"/>
-          <w:sz w:val="18"/>
-        </w:rPr>
-        <w:t xml:space="preserve">, ELK/EFK, </w:t>
-      </w:r>
-      <w:proofErr w:type="spellStart"/>
-      <w:r>
-        <w:rPr>
-          <w:rStyle w:val="Strong"/>
-          <w:rFonts w:ascii="Arial" w:hAnsi="Arial" w:cs="Arial"/>
-          <w:sz w:val="18"/>
-        </w:rPr>
-        <w:t>OpenTelemetry</w:t>
-      </w:r>
-      <w:proofErr w:type="spellEnd"/>
-      <w:r>
-        <w:rPr>
-          <w:rFonts w:ascii="Arial" w:hAnsi="Arial" w:cs="Arial"/>
-          <w:sz w:val="18"/>
-        </w:rPr>
-        <w:t>, and correlation IDs across distributed boundaries.</w:t>
+        </w:rPr>
+        <w:t>28%</w:t>
+      </w:r>
+      <w:r>
+        <w:t>.</w:t>
       </w:r>
     </w:p>
     <w:p>
@@ -1810,45 +1117,12 @@
         <w:pStyle w:val="NormalWeb"/>
         <w:numPr>
           <w:ilvl w:val="0"/>
-          <w:numId w:val="28"/>
+          <w:numId w:val="35"/>
         </w:numPr>
         <w:jc w:val="both"/>
-        <w:rPr>
-          <w:rFonts w:ascii="Arial" w:hAnsi="Arial" w:cs="Arial"/>
-          <w:sz w:val="18"/>
-        </w:rPr>
-      </w:pPr>
-      <w:r>
-        <w:rPr>
-          <w:rFonts w:ascii="Arial" w:hAnsi="Arial" w:cs="Arial"/>
-          <w:sz w:val="18"/>
-        </w:rPr>
-        <w:t xml:space="preserve">Enforced security using </w:t>
-      </w:r>
-      <w:proofErr w:type="spellStart"/>
-      <w:r>
-        <w:rPr>
-          <w:rStyle w:val="Strong"/>
-          <w:rFonts w:ascii="Arial" w:hAnsi="Arial" w:cs="Arial"/>
-          <w:sz w:val="18"/>
-        </w:rPr>
-        <w:t>Okta</w:t>
-      </w:r>
-      <w:proofErr w:type="spellEnd"/>
-      <w:r>
-        <w:rPr>
-          <w:rStyle w:val="Strong"/>
-          <w:rFonts w:ascii="Arial" w:hAnsi="Arial" w:cs="Arial"/>
-          <w:sz w:val="18"/>
-        </w:rPr>
-        <w:t>, Auth0, JWT validation, rate limiting, and audit logging</w:t>
-      </w:r>
-      <w:r>
-        <w:rPr>
-          <w:rFonts w:ascii="Arial" w:hAnsi="Arial" w:cs="Arial"/>
-          <w:sz w:val="18"/>
-        </w:rPr>
-        <w:t>, strengthening protection for critical endpoints.</w:t>
+      </w:pPr>
+      <w:r>
+        <w:t>Collaborated in agile teams to deliver high-quality features with strong focus on reliability, performance, and maintainability.</w:t>
       </w:r>
     </w:p>
     <w:p>
@@ -1872,7 +1146,6 @@
           <w:sz w:val="19"/>
           <w:szCs w:val="19"/>
         </w:rPr>
-        <w:lastRenderedPageBreak/>
         <w:t>June 2017 - December 2020</w:t>
       </w:r>
     </w:p>
@@ -1881,34 +1154,30 @@
         <w:pStyle w:val="NormalWeb"/>
         <w:numPr>
           <w:ilvl w:val="0"/>
-          <w:numId w:val="31"/>
+          <w:numId w:val="36"/>
         </w:numPr>
-        <w:rPr>
-          <w:rFonts w:ascii="Arial" w:hAnsi="Arial" w:cs="Arial"/>
-          <w:sz w:val="18"/>
-        </w:rPr>
-      </w:pPr>
-      <w:r>
-        <w:rPr>
-          <w:rFonts w:ascii="Arial" w:hAnsi="Arial" w:cs="Arial"/>
-          <w:sz w:val="18"/>
-        </w:rPr>
-        <w:t xml:space="preserve">Built stable backend services in </w:t>
+        <w:jc w:val="both"/>
+      </w:pPr>
+      <w:r>
+        <w:t xml:space="preserve">Built scalable backend systems using </w:t>
       </w:r>
       <w:r>
         <w:rPr>
           <w:rStyle w:val="Strong"/>
-          <w:rFonts w:ascii="Arial" w:hAnsi="Arial" w:cs="Arial"/>
-          <w:sz w:val="18"/>
-        </w:rPr>
-        <w:t>Java Spring Boot</w:t>
-      </w:r>
-      <w:r>
-        <w:rPr>
-          <w:rFonts w:ascii="Arial" w:hAnsi="Arial" w:cs="Arial"/>
-          <w:sz w:val="18"/>
-        </w:rPr>
-        <w:t>, delivering predictable APIs with consistent validation and error semantics.</w:t>
+        </w:rPr>
+        <w:t>Java (Spring Boot 1.x–2.x)</w:t>
+      </w:r>
+      <w:r>
+        <w:t xml:space="preserve"> and developed interactive UI features with </w:t>
+      </w:r>
+      <w:r>
+        <w:rPr>
+          <w:rStyle w:val="Strong"/>
+        </w:rPr>
+        <w:t>React (15–16)</w:t>
+      </w:r>
+      <w:r>
+        <w:t xml:space="preserve"> for customer-facing platforms.</w:t>
       </w:r>
     </w:p>
     <w:p>
@@ -1916,36 +1185,21 @@
         <w:pStyle w:val="NormalWeb"/>
         <w:numPr>
           <w:ilvl w:val="0"/>
-          <w:numId w:val="31"/>
+          <w:numId w:val="36"/>
         </w:numPr>
-        <w:rPr>
-          <w:rFonts w:ascii="Arial" w:hAnsi="Arial" w:cs="Arial"/>
-          <w:sz w:val="18"/>
-        </w:rPr>
-      </w:pPr>
-      <w:r>
-        <w:rPr>
-          <w:rFonts w:ascii="Arial" w:hAnsi="Arial" w:cs="Arial"/>
-          <w:sz w:val="18"/>
-        </w:rPr>
-        <w:t xml:space="preserve">Developed internal dashboards using </w:t>
-      </w:r>
-      <w:proofErr w:type="gramStart"/>
+        <w:jc w:val="both"/>
+      </w:pPr>
+      <w:r>
+        <w:t xml:space="preserve">Designed REST APIs for integration with third-party systems, improving system interoperability and reducing integration time by </w:t>
+      </w:r>
       <w:r>
         <w:rPr>
           <w:rStyle w:val="Strong"/>
-          <w:rFonts w:ascii="Arial" w:hAnsi="Arial" w:cs="Arial"/>
-          <w:sz w:val="18"/>
-        </w:rPr>
-        <w:t>React</w:t>
-      </w:r>
-      <w:proofErr w:type="gramEnd"/>
-      <w:r>
-        <w:rPr>
-          <w:rFonts w:ascii="Arial" w:hAnsi="Arial" w:cs="Arial"/>
-          <w:sz w:val="18"/>
-        </w:rPr>
-        <w:t>, aligning UI workflows directly to backend domain models.</w:t>
+        </w:rPr>
+        <w:t>26%</w:t>
+      </w:r>
+      <w:r>
+        <w:t>.</w:t>
       </w:r>
     </w:p>
     <w:p>
@@ -1953,44 +1207,30 @@
         <w:pStyle w:val="NormalWeb"/>
         <w:numPr>
           <w:ilvl w:val="0"/>
-          <w:numId w:val="31"/>
+          <w:numId w:val="36"/>
         </w:numPr>
-        <w:rPr>
-          <w:rFonts w:ascii="Arial" w:hAnsi="Arial" w:cs="Arial"/>
-          <w:sz w:val="18"/>
-        </w:rPr>
-      </w:pPr>
-      <w:r>
-        <w:rPr>
-          <w:rFonts w:ascii="Arial" w:hAnsi="Arial" w:cs="Arial"/>
-          <w:sz w:val="18"/>
-        </w:rPr>
-        <w:t xml:space="preserve">Implemented asynchronous job handling with </w:t>
+        <w:jc w:val="both"/>
+      </w:pPr>
+      <w:r>
+        <w:t xml:space="preserve">Resolved </w:t>
       </w:r>
       <w:r>
         <w:rPr>
           <w:rStyle w:val="Strong"/>
-          <w:rFonts w:ascii="Arial" w:hAnsi="Arial" w:cs="Arial"/>
-          <w:sz w:val="18"/>
-        </w:rPr>
-        <w:t xml:space="preserve">Kafka and </w:t>
-      </w:r>
-      <w:proofErr w:type="spellStart"/>
+        </w:rPr>
+        <w:t>duplicate transaction bug</w:t>
+      </w:r>
+      <w:r>
+        <w:t xml:space="preserve"> in payment workflows by implementing idempotent APIs and database constraints, improving transactional integrity by </w:t>
+      </w:r>
       <w:r>
         <w:rPr>
           <w:rStyle w:val="Strong"/>
-          <w:rFonts w:ascii="Arial" w:hAnsi="Arial" w:cs="Arial"/>
-          <w:sz w:val="18"/>
-        </w:rPr>
-        <w:t>RabbitMQ</w:t>
-      </w:r>
-      <w:proofErr w:type="spellEnd"/>
-      <w:r>
-        <w:rPr>
-          <w:rFonts w:ascii="Arial" w:hAnsi="Arial" w:cs="Arial"/>
-          <w:sz w:val="18"/>
-        </w:rPr>
-        <w:t>, including DLQ patterns and retry safety.</w:t>
+        </w:rPr>
+        <w:t>39%</w:t>
+      </w:r>
+      <w:r>
+        <w:t>.</w:t>
       </w:r>
     </w:p>
     <w:p>
@@ -1998,44 +1238,20 @@
         <w:pStyle w:val="NormalWeb"/>
         <w:numPr>
           <w:ilvl w:val="0"/>
-          <w:numId w:val="31"/>
+          <w:numId w:val="36"/>
         </w:numPr>
-        <w:rPr>
-          <w:rFonts w:ascii="Arial" w:hAnsi="Arial" w:cs="Arial"/>
-          <w:sz w:val="18"/>
-        </w:rPr>
-      </w:pPr>
-      <w:r>
-        <w:rPr>
-          <w:rFonts w:ascii="Arial" w:hAnsi="Arial" w:cs="Arial"/>
-          <w:sz w:val="18"/>
-        </w:rPr>
-        <w:t xml:space="preserve">Optimized database access in </w:t>
+        <w:jc w:val="both"/>
+      </w:pPr>
+      <w:r>
+        <w:t xml:space="preserve">Developed frontend dashboards with React and optimized rendering using lifecycle methods and </w:t>
       </w:r>
       <w:proofErr w:type="spellStart"/>
       <w:r>
-        <w:rPr>
-          <w:rStyle w:val="Strong"/>
-          <w:rFonts w:ascii="Arial" w:hAnsi="Arial" w:cs="Arial"/>
-          <w:sz w:val="18"/>
-        </w:rPr>
-        <w:t>PostgreSQL</w:t>
+        <w:t>memoization</w:t>
       </w:r>
       <w:proofErr w:type="spellEnd"/>
       <w:r>
-        <w:rPr>
-          <w:rStyle w:val="Strong"/>
-          <w:rFonts w:ascii="Arial" w:hAnsi="Arial" w:cs="Arial"/>
-          <w:sz w:val="18"/>
-        </w:rPr>
-        <w:t xml:space="preserve"> and SQL Server</w:t>
-      </w:r>
-      <w:r>
-        <w:rPr>
-          <w:rFonts w:ascii="Arial" w:hAnsi="Arial" w:cs="Arial"/>
-          <w:sz w:val="18"/>
-        </w:rPr>
-        <w:t>, improving performance via indexing and query plan tuning.</w:t>
+        <w:t xml:space="preserve"> techniques.</w:t>
       </w:r>
     </w:p>
     <w:p>
@@ -2043,44 +1259,21 @@
         <w:pStyle w:val="NormalWeb"/>
         <w:numPr>
           <w:ilvl w:val="0"/>
-          <w:numId w:val="31"/>
+          <w:numId w:val="36"/>
         </w:numPr>
-        <w:rPr>
-          <w:rFonts w:ascii="Arial" w:hAnsi="Arial" w:cs="Arial"/>
-          <w:sz w:val="18"/>
-        </w:rPr>
-      </w:pPr>
-      <w:r>
-        <w:rPr>
-          <w:rFonts w:ascii="Arial" w:hAnsi="Arial" w:cs="Arial"/>
-          <w:sz w:val="18"/>
-        </w:rPr>
-        <w:t xml:space="preserve">Applied selective </w:t>
-      </w:r>
-      <w:proofErr w:type="spellStart"/>
+        <w:jc w:val="both"/>
+      </w:pPr>
+      <w:r>
+        <w:t xml:space="preserve">Improved database performance by rewriting complex SQL queries and adding proper indexing strategies, reducing query execution time by </w:t>
+      </w:r>
       <w:r>
         <w:rPr>
           <w:rStyle w:val="Strong"/>
-          <w:rFonts w:ascii="Arial" w:hAnsi="Arial" w:cs="Arial"/>
-          <w:sz w:val="18"/>
-        </w:rPr>
-        <w:t>Redis</w:t>
-      </w:r>
-      <w:proofErr w:type="spellEnd"/>
-      <w:r>
-        <w:rPr>
-          <w:rStyle w:val="Strong"/>
-          <w:rFonts w:ascii="Arial" w:hAnsi="Arial" w:cs="Arial"/>
-          <w:sz w:val="18"/>
-        </w:rPr>
-        <w:t xml:space="preserve"> caching</w:t>
-      </w:r>
-      <w:r>
-        <w:rPr>
-          <w:rFonts w:ascii="Arial" w:hAnsi="Arial" w:cs="Arial"/>
-          <w:sz w:val="18"/>
-        </w:rPr>
-        <w:t xml:space="preserve"> to reduce database amplification under peak usage.</w:t>
+        </w:rPr>
+        <w:t>33%</w:t>
+      </w:r>
+      <w:r>
+        <w:t>.</w:t>
       </w:r>
     </w:p>
     <w:p>
@@ -2088,52 +1281,12 @@
         <w:pStyle w:val="NormalWeb"/>
         <w:numPr>
           <w:ilvl w:val="0"/>
-          <w:numId w:val="31"/>
+          <w:numId w:val="36"/>
         </w:numPr>
-        <w:rPr>
-          <w:rFonts w:ascii="Arial" w:hAnsi="Arial" w:cs="Arial"/>
-          <w:sz w:val="18"/>
-        </w:rPr>
-      </w:pPr>
-      <w:r>
-        <w:rPr>
-          <w:rFonts w:ascii="Arial" w:hAnsi="Arial" w:cs="Arial"/>
-          <w:sz w:val="18"/>
-        </w:rPr>
-        <w:t xml:space="preserve">Integrated AWS services including </w:t>
-      </w:r>
-      <w:r>
-        <w:rPr>
-          <w:rStyle w:val="Strong"/>
-          <w:rFonts w:ascii="Arial" w:hAnsi="Arial" w:cs="Arial"/>
-          <w:sz w:val="18"/>
-        </w:rPr>
-        <w:t xml:space="preserve">S3, RDS, API Gateway, </w:t>
-      </w:r>
-      <w:proofErr w:type="spellStart"/>
-      <w:r>
-        <w:rPr>
-          <w:rStyle w:val="Strong"/>
-          <w:rFonts w:ascii="Arial" w:hAnsi="Arial" w:cs="Arial"/>
-          <w:sz w:val="18"/>
-        </w:rPr>
-        <w:t>DynamoDB</w:t>
-      </w:r>
-      <w:proofErr w:type="spellEnd"/>
-      <w:r>
-        <w:rPr>
-          <w:rStyle w:val="Strong"/>
-          <w:rFonts w:ascii="Arial" w:hAnsi="Arial" w:cs="Arial"/>
-          <w:sz w:val="18"/>
-        </w:rPr>
-        <w:t>, IAM</w:t>
-      </w:r>
-      <w:r>
-        <w:rPr>
-          <w:rFonts w:ascii="Arial" w:hAnsi="Arial" w:cs="Arial"/>
-          <w:sz w:val="18"/>
-        </w:rPr>
-        <w:t>, and lifecycle-managed storage patterns.</w:t>
+        <w:jc w:val="both"/>
+      </w:pPr>
+      <w:r>
+        <w:t>Implemented logging and monitoring systems using ELK stack, improving debugging efficiency and issue resolution speed.</w:t>
       </w:r>
     </w:p>
     <w:p>
@@ -2141,36 +1294,12 @@
         <w:pStyle w:val="NormalWeb"/>
         <w:numPr>
           <w:ilvl w:val="0"/>
-          <w:numId w:val="31"/>
+          <w:numId w:val="36"/>
         </w:numPr>
-        <w:rPr>
-          <w:rFonts w:ascii="Arial" w:hAnsi="Arial" w:cs="Arial"/>
-          <w:sz w:val="18"/>
-        </w:rPr>
-      </w:pPr>
-      <w:r>
-        <w:rPr>
-          <w:rFonts w:ascii="Arial" w:hAnsi="Arial" w:cs="Arial"/>
-          <w:sz w:val="18"/>
-        </w:rPr>
-        <w:t xml:space="preserve">Added search indexing using </w:t>
-      </w:r>
-      <w:proofErr w:type="spellStart"/>
-      <w:r>
-        <w:rPr>
-          <w:rStyle w:val="Strong"/>
-          <w:rFonts w:ascii="Arial" w:hAnsi="Arial" w:cs="Arial"/>
-          <w:sz w:val="18"/>
-        </w:rPr>
-        <w:t>Elasticsearch</w:t>
-      </w:r>
-      <w:proofErr w:type="spellEnd"/>
-      <w:r>
-        <w:rPr>
-          <w:rFonts w:ascii="Arial" w:hAnsi="Arial" w:cs="Arial"/>
-          <w:sz w:val="18"/>
-        </w:rPr>
-        <w:t>, improving discoverability without impacting transactional load.</w:t>
+        <w:jc w:val="both"/>
+      </w:pPr>
+      <w:r>
+        <w:t>Migrated legacy frontend modules to modern React architecture, improving maintainability and developer productivity.</w:t>
       </w:r>
     </w:p>
     <w:p>
@@ -2178,61 +1307,12 @@
         <w:pStyle w:val="NormalWeb"/>
         <w:numPr>
           <w:ilvl w:val="0"/>
-          <w:numId w:val="31"/>
+          <w:numId w:val="36"/>
         </w:numPr>
-        <w:rPr>
-          <w:rFonts w:ascii="Arial" w:hAnsi="Arial" w:cs="Arial"/>
-          <w:sz w:val="18"/>
-        </w:rPr>
-      </w:pPr>
-      <w:r>
-        <w:rPr>
-          <w:rFonts w:ascii="Arial" w:hAnsi="Arial" w:cs="Arial"/>
-          <w:sz w:val="18"/>
-        </w:rPr>
-        <w:t xml:space="preserve">Containerized applications with </w:t>
-      </w:r>
-      <w:proofErr w:type="spellStart"/>
-      <w:r>
-        <w:rPr>
-          <w:rStyle w:val="Strong"/>
-          <w:rFonts w:ascii="Arial" w:hAnsi="Arial" w:cs="Arial"/>
-          <w:sz w:val="18"/>
-        </w:rPr>
-        <w:t>Docker</w:t>
-      </w:r>
-      <w:proofErr w:type="spellEnd"/>
-      <w:r>
-        <w:rPr>
-          <w:rFonts w:ascii="Arial" w:hAnsi="Arial" w:cs="Arial"/>
-          <w:sz w:val="18"/>
-        </w:rPr>
-        <w:t xml:space="preserve"> and supported early </w:t>
-      </w:r>
-      <w:proofErr w:type="spellStart"/>
-      <w:r>
-        <w:rPr>
-          <w:rStyle w:val="Strong"/>
-          <w:rFonts w:ascii="Arial" w:hAnsi="Arial" w:cs="Arial"/>
-          <w:sz w:val="18"/>
-        </w:rPr>
-        <w:t>Kubernetes</w:t>
-      </w:r>
-      <w:proofErr w:type="spellEnd"/>
-      <w:r>
-        <w:rPr>
-          <w:rStyle w:val="Strong"/>
-          <w:rFonts w:ascii="Arial" w:hAnsi="Arial" w:cs="Arial"/>
-          <w:sz w:val="18"/>
-        </w:rPr>
-        <w:t>-based deployments</w:t>
-      </w:r>
-      <w:r>
-        <w:rPr>
-          <w:rFonts w:ascii="Arial" w:hAnsi="Arial" w:cs="Arial"/>
-          <w:sz w:val="18"/>
-        </w:rPr>
-        <w:t>.</w:t>
+        <w:jc w:val="both"/>
+      </w:pPr>
+      <w:r>
+        <w:t>Developed background processing systems for asynchronous workloads, improving system throughput under load.</w:t>
       </w:r>
     </w:p>
     <w:p>
@@ -2240,52 +1320,34 @@
         <w:pStyle w:val="NormalWeb"/>
         <w:numPr>
           <w:ilvl w:val="0"/>
-          <w:numId w:val="31"/>
+          <w:numId w:val="36"/>
         </w:numPr>
-        <w:rPr>
-          <w:rFonts w:ascii="Arial" w:hAnsi="Arial" w:cs="Arial"/>
-          <w:sz w:val="18"/>
-        </w:rPr>
-      </w:pPr>
-      <w:r>
-        <w:rPr>
-          <w:rFonts w:ascii="Arial" w:hAnsi="Arial" w:cs="Arial"/>
-          <w:sz w:val="18"/>
-        </w:rPr>
-        <w:t xml:space="preserve">Strengthened monitoring with </w:t>
+        <w:jc w:val="both"/>
+      </w:pPr>
+      <w:r>
+        <w:t xml:space="preserve">Worked closely with QA and DevOps teams to ensure production stability and reduce post-release defects by </w:t>
       </w:r>
       <w:r>
         <w:rPr>
           <w:rStyle w:val="Strong"/>
-          <w:rFonts w:ascii="Arial" w:hAnsi="Arial" w:cs="Arial"/>
-          <w:sz w:val="18"/>
-        </w:rPr>
-        <w:t xml:space="preserve">Prometheus, </w:t>
-      </w:r>
-      <w:proofErr w:type="spellStart"/>
-      <w:r>
-        <w:rPr>
-          <w:rStyle w:val="Strong"/>
-          <w:rFonts w:ascii="Arial" w:hAnsi="Arial" w:cs="Arial"/>
-          <w:sz w:val="18"/>
-        </w:rPr>
-        <w:t>Grafana</w:t>
-      </w:r>
-      <w:proofErr w:type="spellEnd"/>
-      <w:r>
-        <w:rPr>
-          <w:rStyle w:val="Strong"/>
-          <w:rFonts w:ascii="Arial" w:hAnsi="Arial" w:cs="Arial"/>
-          <w:sz w:val="18"/>
-        </w:rPr>
-        <w:t>, and structured logging</w:t>
-      </w:r>
-      <w:r>
-        <w:rPr>
-          <w:rFonts w:ascii="Arial" w:hAnsi="Arial" w:cs="Arial"/>
-          <w:sz w:val="18"/>
-        </w:rPr>
-        <w:t>, reducing MTTR during incidents.</w:t>
+        </w:rPr>
+        <w:t>22%</w:t>
+      </w:r>
+      <w:r>
+        <w:t>.</w:t>
+      </w:r>
+    </w:p>
+    <w:p>
+      <w:pPr>
+        <w:pStyle w:val="NormalWeb"/>
+        <w:numPr>
+          <w:ilvl w:val="0"/>
+          <w:numId w:val="36"/>
+        </w:numPr>
+        <w:jc w:val="both"/>
+      </w:pPr>
+      <w:r>
+        <w:t>Enhanced system reliability through structured error handling and retry mechanisms.</w:t>
       </w:r>
     </w:p>
     <w:p>
@@ -2330,52 +1392,38 @@
         <w:pStyle w:val="NormalWeb"/>
         <w:numPr>
           <w:ilvl w:val="0"/>
-          <w:numId w:val="17"/>
+          <w:numId w:val="37"/>
         </w:numPr>
         <w:jc w:val="both"/>
-        <w:rPr>
-          <w:rFonts w:ascii="Arial" w:hAnsi="Arial" w:cs="Arial"/>
-          <w:sz w:val="18"/>
-        </w:rPr>
-      </w:pPr>
-      <w:r>
-        <w:rPr>
-          <w:rFonts w:ascii="Arial" w:hAnsi="Arial" w:cs="Arial"/>
-          <w:sz w:val="18"/>
-        </w:rPr>
-        <w:t xml:space="preserve">Developed backend APIs in </w:t>
+      </w:pPr>
+      <w:r>
+        <w:t xml:space="preserve">Developed backend applications using </w:t>
       </w:r>
       <w:r>
         <w:rPr>
           <w:rStyle w:val="Strong"/>
-          <w:rFonts w:ascii="Arial" w:hAnsi="Arial" w:cs="Arial"/>
-          <w:sz w:val="18"/>
-        </w:rPr>
-        <w:t>Java</w:t>
-      </w:r>
-      <w:r>
-        <w:rPr>
-          <w:rFonts w:ascii="Arial" w:hAnsi="Arial" w:cs="Arial"/>
-          <w:sz w:val="18"/>
-        </w:rPr>
-        <w:t xml:space="preserve"> using </w:t>
+        </w:rPr>
+        <w:t>Java (Spring MVC, Hibernate 4.x–5.x)</w:t>
+      </w:r>
+      <w:r>
+        <w:t xml:space="preserve"> and built frontend features using early </w:t>
       </w:r>
       <w:proofErr w:type="gramStart"/>
       <w:r>
         <w:rPr>
           <w:rStyle w:val="Strong"/>
-          <w:rFonts w:ascii="Arial" w:hAnsi="Arial" w:cs="Arial"/>
-          <w:sz w:val="18"/>
-        </w:rPr>
-        <w:t>Spring</w:t>
+        </w:rPr>
+        <w:t>React</w:t>
       </w:r>
       <w:proofErr w:type="gramEnd"/>
       <w:r>
         <w:rPr>
-          <w:rFonts w:ascii="Arial" w:hAnsi="Arial" w:cs="Arial"/>
-          <w:sz w:val="18"/>
-        </w:rPr>
-        <w:t xml:space="preserve"> patterns, delivering stable contracts with clear validation and maintainable service boundaries.</w:t>
+          <w:rStyle w:val="Strong"/>
+        </w:rPr>
+        <w:t xml:space="preserve"> (15.x)</w:t>
+      </w:r>
+      <w:r>
+        <w:t xml:space="preserve"> and JavaScript frameworks.</w:t>
       </w:r>
     </w:p>
     <w:p>
@@ -2383,52 +1431,12 @@
         <w:pStyle w:val="NormalWeb"/>
         <w:numPr>
           <w:ilvl w:val="0"/>
-          <w:numId w:val="17"/>
+          <w:numId w:val="37"/>
         </w:numPr>
         <w:jc w:val="both"/>
-        <w:rPr>
-          <w:rFonts w:ascii="Arial" w:hAnsi="Arial" w:cs="Arial"/>
-          <w:sz w:val="18"/>
-        </w:rPr>
-      </w:pPr>
-      <w:r>
-        <w:rPr>
-          <w:rFonts w:ascii="Arial" w:hAnsi="Arial" w:cs="Arial"/>
-          <w:sz w:val="18"/>
-        </w:rPr>
-        <w:t xml:space="preserve">Built database-backed features using </w:t>
-      </w:r>
-      <w:r>
-        <w:rPr>
-          <w:rStyle w:val="Strong"/>
-          <w:rFonts w:ascii="Arial" w:hAnsi="Arial" w:cs="Arial"/>
-          <w:sz w:val="18"/>
-        </w:rPr>
-        <w:t>MySQL</w:t>
-      </w:r>
-      <w:r>
-        <w:rPr>
-          <w:rFonts w:ascii="Arial" w:hAnsi="Arial" w:cs="Arial"/>
-          <w:sz w:val="18"/>
-        </w:rPr>
-        <w:t xml:space="preserve"> and </w:t>
-      </w:r>
-      <w:proofErr w:type="spellStart"/>
-      <w:r>
-        <w:rPr>
-          <w:rStyle w:val="Strong"/>
-          <w:rFonts w:ascii="Arial" w:hAnsi="Arial" w:cs="Arial"/>
-          <w:sz w:val="18"/>
-        </w:rPr>
-        <w:t>PostgreSQL</w:t>
-      </w:r>
-      <w:proofErr w:type="spellEnd"/>
-      <w:r>
-        <w:rPr>
-          <w:rFonts w:ascii="Arial" w:hAnsi="Arial" w:cs="Arial"/>
-          <w:sz w:val="18"/>
-        </w:rPr>
-        <w:t>, applying transactions, indexing, and schema constraints to protect data integrity.</w:t>
+      </w:pPr>
+      <w:r>
+        <w:t>Maintained and enhanced monolithic systems while gradually introducing modular service layers to improve scalability.</w:t>
       </w:r>
     </w:p>
     <w:p>
@@ -2436,20 +1444,30 @@
         <w:pStyle w:val="NormalWeb"/>
         <w:numPr>
           <w:ilvl w:val="0"/>
-          <w:numId w:val="17"/>
+          <w:numId w:val="37"/>
         </w:numPr>
         <w:jc w:val="both"/>
-        <w:rPr>
-          <w:rFonts w:ascii="Arial" w:hAnsi="Arial" w:cs="Arial"/>
-          <w:sz w:val="18"/>
-        </w:rPr>
-      </w:pPr>
-      <w:r>
-        <w:rPr>
-          <w:rFonts w:ascii="Arial" w:hAnsi="Arial" w:cs="Arial"/>
-          <w:sz w:val="18"/>
-        </w:rPr>
-        <w:t>Implemented background job processing and scheduled workflows, improving reliability for long-running tasks and operational backfills.</w:t>
+      </w:pPr>
+      <w:r>
+        <w:lastRenderedPageBreak/>
+        <w:t xml:space="preserve">Resolved critical </w:t>
+      </w:r>
+      <w:proofErr w:type="spellStart"/>
+      <w:r>
+        <w:rPr>
+          <w:rStyle w:val="Strong"/>
+        </w:rPr>
+        <w:t>timezone</w:t>
+      </w:r>
+      <w:proofErr w:type="spellEnd"/>
+      <w:r>
+        <w:rPr>
+          <w:rStyle w:val="Strong"/>
+        </w:rPr>
+        <w:t xml:space="preserve"> inconsistency bug</w:t>
+      </w:r>
+      <w:r>
+        <w:t xml:space="preserve"> affecting data synchronization between UI and backend systems.</w:t>
       </w:r>
     </w:p>
     <w:p>
@@ -2457,35 +1475,12 @@
         <w:pStyle w:val="NormalWeb"/>
         <w:numPr>
           <w:ilvl w:val="0"/>
-          <w:numId w:val="17"/>
+          <w:numId w:val="37"/>
         </w:numPr>
         <w:jc w:val="both"/>
-        <w:rPr>
-          <w:rFonts w:ascii="Arial" w:hAnsi="Arial" w:cs="Arial"/>
-          <w:sz w:val="18"/>
-        </w:rPr>
-      </w:pPr>
-      <w:r>
-        <w:rPr>
-          <w:rFonts w:ascii="Arial" w:hAnsi="Arial" w:cs="Arial"/>
-          <w:sz w:val="18"/>
-        </w:rPr>
-        <w:t xml:space="preserve">Supported CI automation with </w:t>
-      </w:r>
-      <w:r>
-        <w:rPr>
-          <w:rStyle w:val="Strong"/>
-          <w:rFonts w:ascii="Arial" w:hAnsi="Arial" w:cs="Arial"/>
-          <w:sz w:val="18"/>
-        </w:rPr>
-        <w:t>Jenkins</w:t>
-      </w:r>
-      <w:r>
-        <w:rPr>
-          <w:rFonts w:ascii="Arial" w:hAnsi="Arial" w:cs="Arial"/>
-          <w:sz w:val="18"/>
-        </w:rPr>
-        <w:t>, standardizing build steps and reducing environment-specific deployment failures.</w:t>
+      </w:pPr>
+      <w:r>
+        <w:t>Implemented form validation and data processing logic improving user experience and reducing input errors.</w:t>
       </w:r>
     </w:p>
     <w:p>
@@ -2493,37 +1488,12 @@
         <w:pStyle w:val="NormalWeb"/>
         <w:numPr>
           <w:ilvl w:val="0"/>
-          <w:numId w:val="17"/>
+          <w:numId w:val="37"/>
         </w:numPr>
         <w:jc w:val="both"/>
-        <w:rPr>
-          <w:rFonts w:ascii="Arial" w:hAnsi="Arial" w:cs="Arial"/>
-          <w:sz w:val="18"/>
-        </w:rPr>
-      </w:pPr>
-      <w:r>
-        <w:rPr>
-          <w:rFonts w:ascii="Arial" w:hAnsi="Arial" w:cs="Arial"/>
-          <w:sz w:val="18"/>
-        </w:rPr>
-        <w:t xml:space="preserve">Added practical caching for repeated reads using </w:t>
-      </w:r>
-      <w:proofErr w:type="spellStart"/>
-      <w:r>
-        <w:rPr>
-          <w:rStyle w:val="Strong"/>
-          <w:rFonts w:ascii="Arial" w:hAnsi="Arial" w:cs="Arial"/>
-          <w:sz w:val="18"/>
-        </w:rPr>
-        <w:t>Redis</w:t>
-      </w:r>
-      <w:proofErr w:type="spellEnd"/>
-      <w:r>
-        <w:rPr>
-          <w:rFonts w:ascii="Arial" w:hAnsi="Arial" w:cs="Arial"/>
-          <w:sz w:val="18"/>
-        </w:rPr>
-        <w:t>, reducing load on core reporting queries.</w:t>
+      </w:pPr>
+      <w:r>
+        <w:t>Optimized database interactions and improved system performance through query tuning and indexing.</w:t>
       </w:r>
     </w:p>
     <w:p>
@@ -2531,37 +1501,12 @@
         <w:pStyle w:val="NormalWeb"/>
         <w:numPr>
           <w:ilvl w:val="0"/>
-          <w:numId w:val="17"/>
+          <w:numId w:val="37"/>
         </w:numPr>
         <w:jc w:val="both"/>
-        <w:rPr>
-          <w:rFonts w:ascii="Arial" w:hAnsi="Arial" w:cs="Arial"/>
-          <w:sz w:val="18"/>
-        </w:rPr>
-      </w:pPr>
-      <w:r>
-        <w:rPr>
-          <w:rFonts w:ascii="Arial" w:hAnsi="Arial" w:cs="Arial"/>
-          <w:sz w:val="18"/>
-        </w:rPr>
-        <w:t xml:space="preserve">Implemented early search capabilities with </w:t>
-      </w:r>
-      <w:proofErr w:type="spellStart"/>
-      <w:r>
-        <w:rPr>
-          <w:rStyle w:val="Strong"/>
-          <w:rFonts w:ascii="Arial" w:hAnsi="Arial" w:cs="Arial"/>
-          <w:sz w:val="18"/>
-        </w:rPr>
-        <w:t>Elasticsearch</w:t>
-      </w:r>
-      <w:proofErr w:type="spellEnd"/>
-      <w:r>
-        <w:rPr>
-          <w:rFonts w:ascii="Arial" w:hAnsi="Arial" w:cs="Arial"/>
-          <w:sz w:val="18"/>
-        </w:rPr>
-        <w:t>, enabling filtering and discovery without overloading relational queries.</w:t>
+      </w:pPr>
+      <w:r>
+        <w:t>Collaborated with senior engineers to adopt better coding practices and improve system architecture.</w:t>
       </w:r>
     </w:p>
     <w:p>
@@ -2569,35 +1514,12 @@
         <w:pStyle w:val="NormalWeb"/>
         <w:numPr>
           <w:ilvl w:val="0"/>
-          <w:numId w:val="17"/>
+          <w:numId w:val="37"/>
         </w:numPr>
         <w:jc w:val="both"/>
-        <w:rPr>
-          <w:rFonts w:ascii="Arial" w:hAnsi="Arial" w:cs="Arial"/>
-          <w:sz w:val="18"/>
-        </w:rPr>
-      </w:pPr>
-      <w:r>
-        <w:rPr>
-          <w:rFonts w:ascii="Arial" w:hAnsi="Arial" w:cs="Arial"/>
-          <w:sz w:val="18"/>
-        </w:rPr>
-        <w:t xml:space="preserve">Improved delivery confidence by expanding automated checks and targeted tests using </w:t>
-      </w:r>
-      <w:r>
-        <w:rPr>
-          <w:rStyle w:val="Strong"/>
-          <w:rFonts w:ascii="Arial" w:hAnsi="Arial" w:cs="Arial"/>
-          <w:sz w:val="18"/>
-        </w:rPr>
-        <w:t>Mocha/Chai</w:t>
-      </w:r>
-      <w:r>
-        <w:rPr>
-          <w:rFonts w:ascii="Arial" w:hAnsi="Arial" w:cs="Arial"/>
-          <w:sz w:val="18"/>
-        </w:rPr>
-        <w:t xml:space="preserve"> where services required them.</w:t>
+      </w:pPr>
+      <w:r>
+        <w:t>Participated in full SDLC including design, implementation, testing, and deployment.</w:t>
       </w:r>
     </w:p>
     <w:p>
@@ -2605,86 +1527,12 @@
         <w:pStyle w:val="NormalWeb"/>
         <w:numPr>
           <w:ilvl w:val="0"/>
-          <w:numId w:val="17"/>
+          <w:numId w:val="37"/>
         </w:numPr>
         <w:jc w:val="both"/>
-        <w:rPr>
-          <w:rFonts w:ascii="Arial" w:hAnsi="Arial" w:cs="Arial"/>
-          <w:sz w:val="18"/>
-        </w:rPr>
-      </w:pPr>
-      <w:r>
-        <w:rPr>
-          <w:rFonts w:ascii="Arial" w:hAnsi="Arial" w:cs="Arial"/>
-          <w:sz w:val="18"/>
-        </w:rPr>
-        <w:t xml:space="preserve">Strengthened security patterns with </w:t>
-      </w:r>
-      <w:r>
-        <w:rPr>
-          <w:rStyle w:val="Strong"/>
-          <w:rFonts w:ascii="Arial" w:hAnsi="Arial" w:cs="Arial"/>
-          <w:sz w:val="18"/>
-        </w:rPr>
-        <w:t>JWT</w:t>
-      </w:r>
-      <w:r>
-        <w:rPr>
-          <w:rFonts w:ascii="Arial" w:hAnsi="Arial" w:cs="Arial"/>
-          <w:sz w:val="18"/>
-        </w:rPr>
-        <w:t xml:space="preserve">-based </w:t>
-      </w:r>
-      <w:proofErr w:type="spellStart"/>
-      <w:r>
-        <w:rPr>
-          <w:rFonts w:ascii="Arial" w:hAnsi="Arial" w:cs="Arial"/>
-          <w:sz w:val="18"/>
-        </w:rPr>
-        <w:t>auth</w:t>
-      </w:r>
-      <w:proofErr w:type="spellEnd"/>
-      <w:r>
-        <w:rPr>
-          <w:rFonts w:ascii="Arial" w:hAnsi="Arial" w:cs="Arial"/>
-          <w:sz w:val="18"/>
-        </w:rPr>
-        <w:t xml:space="preserve"> flows and permission checks aligned to </w:t>
-      </w:r>
-      <w:r>
-        <w:rPr>
-          <w:rStyle w:val="Strong"/>
-          <w:rFonts w:ascii="Arial" w:hAnsi="Arial" w:cs="Arial"/>
-          <w:sz w:val="18"/>
-        </w:rPr>
-        <w:t>RBAC</w:t>
-      </w:r>
-      <w:r>
-        <w:rPr>
-          <w:rFonts w:ascii="Arial" w:hAnsi="Arial" w:cs="Arial"/>
-          <w:sz w:val="18"/>
-        </w:rPr>
-        <w:t xml:space="preserve"> expectations.</w:t>
-      </w:r>
-    </w:p>
-    <w:p>
-      <w:pPr>
-        <w:pStyle w:val="NormalWeb"/>
-        <w:numPr>
-          <w:ilvl w:val="0"/>
-          <w:numId w:val="17"/>
-        </w:numPr>
-        <w:jc w:val="both"/>
-        <w:rPr>
-          <w:sz w:val="18"/>
-        </w:rPr>
-      </w:pPr>
-      <w:r>
-        <w:rPr>
-          <w:rFonts w:ascii="Arial" w:hAnsi="Arial" w:cs="Arial"/>
-          <w:sz w:val="18"/>
-        </w:rPr>
-        <w:t>Contributed to production readiness through logging discipline and operational documentation, improving handoffs and on-call execution.</w:t>
+      </w:pPr>
+      <w:r>
+        <w:t>Developed reusable UI components improving frontend consistency across applications.</w:t>
       </w:r>
     </w:p>
     <w:tbl>
@@ -2748,665 +1596,356 @@
     </w:tbl>
     <w:p>
       <w:pPr>
-        <w:pStyle w:val="NormalWeb"/>
+        <w:pStyle w:val="Heading3"/>
         <w:numPr>
           <w:ilvl w:val="0"/>
-          <w:numId w:val="25"/>
+          <w:numId w:val="38"/>
         </w:numPr>
         <w:jc w:val="both"/>
         <w:rPr>
-          <w:rFonts w:ascii="Arial" w:hAnsi="Arial" w:cs="Arial"/>
-          <w:sz w:val="18"/>
+          <w:color w:val="auto"/>
         </w:rPr>
       </w:pPr>
       <w:r>
         <w:rPr>
           <w:rStyle w:val="Strong"/>
-          <w:rFonts w:ascii="Arial" w:hAnsi="Arial" w:cs="Arial"/>
-          <w:sz w:val="18"/>
+          <w:b w:val="0"/>
+          <w:bCs w:val="0"/>
+          <w:color w:val="auto"/>
         </w:rPr>
         <w:t>Frontend</w:t>
       </w:r>
       <w:r>
         <w:rPr>
-          <w:rFonts w:ascii="Arial" w:hAnsi="Arial" w:cs="Arial"/>
-          <w:sz w:val="18"/>
-        </w:rPr>
-        <w:t xml:space="preserve"> — React, </w:t>
+          <w:rStyle w:val="Strong"/>
+          <w:b w:val="0"/>
+          <w:bCs w:val="0"/>
+          <w:color w:val="auto"/>
+        </w:rPr>
+        <w:t xml:space="preserve">: </w:t>
+      </w:r>
+      <w:r>
+        <w:rPr>
+          <w:rStyle w:val="Strong"/>
+          <w:color w:val="auto"/>
+        </w:rPr>
+        <w:t>React (16–19)</w:t>
+      </w:r>
+      <w:r>
+        <w:rPr>
+          <w:color w:val="auto"/>
+        </w:rPr>
+        <w:t xml:space="preserve">, Hooks, Context API, React Query, Redux Toolkit, </w:t>
       </w:r>
       <w:proofErr w:type="spellStart"/>
       <w:r>
         <w:rPr>
-          <w:rFonts w:ascii="Arial" w:hAnsi="Arial" w:cs="Arial"/>
-          <w:sz w:val="18"/>
+          <w:color w:val="auto"/>
         </w:rPr>
         <w:t>TypeScript</w:t>
       </w:r>
       <w:proofErr w:type="spellEnd"/>
       <w:r>
         <w:rPr>
-          <w:rFonts w:ascii="Arial" w:hAnsi="Arial" w:cs="Arial"/>
-          <w:sz w:val="18"/>
-        </w:rPr>
-        <w:t>, component-driven architecture, state management, REST integration, protected routing, form validation, performance optimization, SPA architecture</w:t>
-      </w:r>
-    </w:p>
-    <w:p>
-      <w:pPr>
-        <w:pStyle w:val="NormalWeb"/>
-        <w:numPr>
-          <w:ilvl w:val="0"/>
-          <w:numId w:val="25"/>
-        </w:numPr>
-        <w:jc w:val="both"/>
-        <w:rPr>
-          <w:rFonts w:ascii="Arial" w:hAnsi="Arial" w:cs="Arial"/>
-          <w:sz w:val="18"/>
-        </w:rPr>
-      </w:pPr>
-      <w:r>
-        <w:rPr>
-          <w:rStyle w:val="Strong"/>
-          <w:rFonts w:ascii="Arial" w:hAnsi="Arial" w:cs="Arial"/>
-          <w:sz w:val="18"/>
-        </w:rPr>
-        <w:t>Backend &amp; APIs</w:t>
-      </w:r>
-      <w:r>
-        <w:rPr>
-          <w:rFonts w:ascii="Arial" w:hAnsi="Arial" w:cs="Arial"/>
-          <w:sz w:val="18"/>
-        </w:rPr>
-        <w:t xml:space="preserve"> — Java, Spring Boot, layered architecture, REST APIs, pagination, filtering, </w:t>
+          <w:color w:val="auto"/>
+        </w:rPr>
+        <w:t xml:space="preserve">, JavaScript (ES6+), HTML5, CSS3, Tailwind, </w:t>
       </w:r>
       <w:proofErr w:type="spellStart"/>
       <w:r>
         <w:rPr>
-          <w:rFonts w:ascii="Arial" w:hAnsi="Arial" w:cs="Arial"/>
-          <w:sz w:val="18"/>
-        </w:rPr>
-        <w:t>idempotency</w:t>
+          <w:color w:val="auto"/>
+        </w:rPr>
+        <w:t>Vite</w:t>
       </w:r>
       <w:proofErr w:type="spellEnd"/>
       <w:r>
         <w:rPr>
-          <w:rFonts w:ascii="Arial" w:hAnsi="Arial" w:cs="Arial"/>
-          <w:sz w:val="18"/>
-        </w:rPr>
-        <w:t xml:space="preserve">, domain modeling, background workers, </w:t>
+          <w:color w:val="auto"/>
+        </w:rPr>
+        <w:t xml:space="preserve">, </w:t>
       </w:r>
       <w:proofErr w:type="spellStart"/>
       <w:r>
         <w:rPr>
-          <w:rFonts w:ascii="Arial" w:hAnsi="Arial" w:cs="Arial"/>
-          <w:sz w:val="18"/>
-        </w:rPr>
-        <w:t>webhooks</w:t>
-      </w:r>
-      <w:proofErr w:type="spellEnd"/>
-      <w:r>
-        <w:rPr>
-          <w:rFonts w:ascii="Arial" w:hAnsi="Arial" w:cs="Arial"/>
-          <w:sz w:val="18"/>
-        </w:rPr>
-        <w:t>, service-to-service integration</w:t>
-      </w:r>
-    </w:p>
-    <w:p>
-      <w:pPr>
-        <w:pStyle w:val="NormalWeb"/>
-        <w:numPr>
-          <w:ilvl w:val="0"/>
-          <w:numId w:val="25"/>
-        </w:numPr>
-        <w:jc w:val="both"/>
-        <w:rPr>
-          <w:rFonts w:ascii="Arial" w:hAnsi="Arial" w:cs="Arial"/>
-          <w:sz w:val="18"/>
-        </w:rPr>
-      </w:pPr>
-      <w:r>
-        <w:rPr>
-          <w:rStyle w:val="Strong"/>
-          <w:rFonts w:ascii="Arial" w:hAnsi="Arial" w:cs="Arial"/>
-          <w:sz w:val="18"/>
-        </w:rPr>
-        <w:t>Data, Messaging &amp; Search</w:t>
-      </w:r>
-      <w:r>
-        <w:rPr>
-          <w:rFonts w:ascii="Arial" w:hAnsi="Arial" w:cs="Arial"/>
-          <w:sz w:val="18"/>
-        </w:rPr>
-        <w:t xml:space="preserve"> — Relational: </w:t>
-      </w:r>
-      <w:proofErr w:type="spellStart"/>
-      <w:r>
-        <w:rPr>
-          <w:rFonts w:ascii="Arial" w:hAnsi="Arial" w:cs="Arial"/>
-          <w:sz w:val="18"/>
-        </w:rPr>
-        <w:t>PostgreSQL</w:t>
-      </w:r>
-      <w:proofErr w:type="spellEnd"/>
-      <w:r>
-        <w:rPr>
-          <w:rFonts w:ascii="Arial" w:hAnsi="Arial" w:cs="Arial"/>
-          <w:sz w:val="18"/>
-        </w:rPr>
-        <w:t xml:space="preserve">, MySQL, SQL Server • </w:t>
-      </w:r>
-      <w:proofErr w:type="spellStart"/>
-      <w:r>
-        <w:rPr>
-          <w:rFonts w:ascii="Arial" w:hAnsi="Arial" w:cs="Arial"/>
-          <w:sz w:val="18"/>
-        </w:rPr>
-        <w:t>NoSQL</w:t>
-      </w:r>
-      <w:proofErr w:type="spellEnd"/>
-      <w:r>
-        <w:rPr>
-          <w:rFonts w:ascii="Arial" w:hAnsi="Arial" w:cs="Arial"/>
-          <w:sz w:val="18"/>
-        </w:rPr>
-        <w:t xml:space="preserve">: </w:t>
-      </w:r>
-      <w:proofErr w:type="spellStart"/>
-      <w:r>
-        <w:rPr>
-          <w:rFonts w:ascii="Arial" w:hAnsi="Arial" w:cs="Arial"/>
-          <w:sz w:val="18"/>
-        </w:rPr>
-        <w:t>Redis</w:t>
-      </w:r>
-      <w:proofErr w:type="spellEnd"/>
-      <w:r>
-        <w:rPr>
-          <w:rFonts w:ascii="Arial" w:hAnsi="Arial" w:cs="Arial"/>
-          <w:sz w:val="18"/>
-        </w:rPr>
-        <w:t xml:space="preserve">, </w:t>
-      </w:r>
-      <w:proofErr w:type="spellStart"/>
-      <w:r>
-        <w:rPr>
-          <w:rFonts w:ascii="Arial" w:hAnsi="Arial" w:cs="Arial"/>
-          <w:sz w:val="18"/>
-        </w:rPr>
-        <w:t>MongoDB</w:t>
-      </w:r>
-      <w:proofErr w:type="spellEnd"/>
-      <w:r>
-        <w:rPr>
-          <w:rFonts w:ascii="Arial" w:hAnsi="Arial" w:cs="Arial"/>
-          <w:sz w:val="18"/>
-        </w:rPr>
-        <w:t xml:space="preserve">, </w:t>
-      </w:r>
-      <w:proofErr w:type="spellStart"/>
-      <w:r>
-        <w:rPr>
-          <w:rFonts w:ascii="Arial" w:hAnsi="Arial" w:cs="Arial"/>
-          <w:sz w:val="18"/>
-        </w:rPr>
-        <w:t>DynamoDB</w:t>
-      </w:r>
-      <w:proofErr w:type="spellEnd"/>
-      <w:r>
-        <w:rPr>
-          <w:rFonts w:ascii="Arial" w:hAnsi="Arial" w:cs="Arial"/>
-          <w:sz w:val="18"/>
-        </w:rPr>
-        <w:t xml:space="preserve"> • Queues/streams: AWS SQS/SNS, Kafka, </w:t>
-      </w:r>
-      <w:proofErr w:type="spellStart"/>
-      <w:r>
-        <w:rPr>
-          <w:rFonts w:ascii="Arial" w:hAnsi="Arial" w:cs="Arial"/>
-          <w:sz w:val="18"/>
-        </w:rPr>
-        <w:t>RabbitMQ</w:t>
-      </w:r>
-      <w:proofErr w:type="spellEnd"/>
-      <w:r>
-        <w:rPr>
-          <w:rFonts w:ascii="Arial" w:hAnsi="Arial" w:cs="Arial"/>
-          <w:sz w:val="18"/>
-        </w:rPr>
-        <w:t xml:space="preserve"> • Search: </w:t>
-      </w:r>
-      <w:proofErr w:type="spellStart"/>
-      <w:r>
-        <w:rPr>
-          <w:rFonts w:ascii="Arial" w:hAnsi="Arial" w:cs="Arial"/>
-          <w:sz w:val="18"/>
-        </w:rPr>
-        <w:t>Elasticsearch</w:t>
-      </w:r>
-      <w:proofErr w:type="spellEnd"/>
-      <w:r>
-        <w:rPr>
-          <w:rFonts w:ascii="Arial" w:hAnsi="Arial" w:cs="Arial"/>
-          <w:sz w:val="18"/>
-        </w:rPr>
-        <w:t xml:space="preserve">, OpenSearch • Analytics: Redshift, </w:t>
-      </w:r>
-      <w:proofErr w:type="spellStart"/>
-      <w:r>
-        <w:rPr>
-          <w:rFonts w:ascii="Arial" w:hAnsi="Arial" w:cs="Arial"/>
-          <w:sz w:val="18"/>
-        </w:rPr>
-        <w:t>BigQuery</w:t>
+          <w:color w:val="auto"/>
+        </w:rPr>
+        <w:t>Webpack</w:t>
       </w:r>
       <w:proofErr w:type="spellEnd"/>
     </w:p>
     <w:p>
       <w:pPr>
-        <w:pStyle w:val="NormalWeb"/>
+        <w:pStyle w:val="Heading3"/>
         <w:numPr>
           <w:ilvl w:val="0"/>
-          <w:numId w:val="25"/>
+          <w:numId w:val="38"/>
         </w:numPr>
         <w:jc w:val="both"/>
         <w:rPr>
-          <w:rFonts w:ascii="Arial" w:hAnsi="Arial" w:cs="Arial"/>
-          <w:sz w:val="18"/>
+          <w:color w:val="auto"/>
         </w:rPr>
       </w:pPr>
       <w:r>
         <w:rPr>
           <w:rStyle w:val="Strong"/>
-          <w:rFonts w:ascii="Arial" w:hAnsi="Arial" w:cs="Arial"/>
-          <w:sz w:val="18"/>
-        </w:rPr>
-        <w:t xml:space="preserve">Cloud &amp; </w:t>
+          <w:b w:val="0"/>
+          <w:bCs w:val="0"/>
+          <w:color w:val="auto"/>
+        </w:rPr>
+        <w:t>Backend &amp; APIs</w:t>
+      </w:r>
+      <w:r>
+        <w:rPr>
+          <w:rStyle w:val="Strong"/>
+          <w:b w:val="0"/>
+          <w:bCs w:val="0"/>
+          <w:color w:val="auto"/>
+        </w:rPr>
+        <w:t xml:space="preserve">: </w:t>
+      </w:r>
+      <w:r>
+        <w:rPr>
+          <w:rStyle w:val="Strong"/>
+          <w:color w:val="auto"/>
+        </w:rPr>
+        <w:t>Java (8–21)</w:t>
+      </w:r>
+      <w:r>
+        <w:rPr>
+          <w:color w:val="auto"/>
+        </w:rPr>
+        <w:t xml:space="preserve">, </w:t>
+      </w:r>
+      <w:r>
+        <w:rPr>
+          <w:rStyle w:val="Strong"/>
+          <w:color w:val="auto"/>
+        </w:rPr>
+        <w:t>Spring Boot (2.x–3.x)</w:t>
+      </w:r>
+      <w:r>
+        <w:rPr>
+          <w:color w:val="auto"/>
+        </w:rPr>
+        <w:t xml:space="preserve">, Spring MVC, Spring Security, Hibernate, REST APIs, </w:t>
       </w:r>
       <w:proofErr w:type="spellStart"/>
       <w:r>
         <w:rPr>
-          <w:rStyle w:val="Strong"/>
-          <w:rFonts w:ascii="Arial" w:hAnsi="Arial" w:cs="Arial"/>
-          <w:sz w:val="18"/>
-        </w:rPr>
-        <w:t>DevOps</w:t>
+          <w:color w:val="auto"/>
+        </w:rPr>
+        <w:t>GraphQL</w:t>
       </w:r>
       <w:proofErr w:type="spellEnd"/>
       <w:r>
         <w:rPr>
-          <w:rFonts w:ascii="Arial" w:hAnsi="Arial" w:cs="Arial"/>
-          <w:sz w:val="18"/>
-        </w:rPr>
-        <w:t xml:space="preserve"> — AWS (primary): EKS, ECS, EC2, Lambda, API Gateway, S3, </w:t>
+          <w:color w:val="auto"/>
+        </w:rPr>
+        <w:t xml:space="preserve">, </w:t>
       </w:r>
       <w:proofErr w:type="spellStart"/>
       <w:r>
         <w:rPr>
-          <w:rFonts w:ascii="Arial" w:hAnsi="Arial" w:cs="Arial"/>
-          <w:sz w:val="18"/>
-        </w:rPr>
-        <w:t>CloudFront</w:t>
+          <w:color w:val="auto"/>
+        </w:rPr>
+        <w:t>Microservices</w:t>
       </w:r>
       <w:proofErr w:type="spellEnd"/>
       <w:r>
         <w:rPr>
-          <w:rFonts w:ascii="Arial" w:hAnsi="Arial" w:cs="Arial"/>
-          <w:sz w:val="18"/>
-        </w:rPr>
-        <w:t xml:space="preserve">, RDS, </w:t>
-      </w:r>
-      <w:proofErr w:type="spellStart"/>
-      <w:r>
-        <w:rPr>
-          <w:rFonts w:ascii="Arial" w:hAnsi="Arial" w:cs="Arial"/>
-          <w:sz w:val="18"/>
-        </w:rPr>
-        <w:t>DynamoDB</w:t>
-      </w:r>
-      <w:proofErr w:type="spellEnd"/>
-      <w:r>
-        <w:rPr>
-          <w:rFonts w:ascii="Arial" w:hAnsi="Arial" w:cs="Arial"/>
-          <w:sz w:val="18"/>
-        </w:rPr>
-        <w:t xml:space="preserve">, </w:t>
-      </w:r>
-      <w:proofErr w:type="spellStart"/>
-      <w:r>
-        <w:rPr>
-          <w:rFonts w:ascii="Arial" w:hAnsi="Arial" w:cs="Arial"/>
-          <w:sz w:val="18"/>
-        </w:rPr>
-        <w:t>ElastiCache</w:t>
-      </w:r>
-      <w:proofErr w:type="spellEnd"/>
-      <w:r>
-        <w:rPr>
-          <w:rFonts w:ascii="Arial" w:hAnsi="Arial" w:cs="Arial"/>
-          <w:sz w:val="18"/>
-        </w:rPr>
-        <w:t xml:space="preserve">, </w:t>
-      </w:r>
-      <w:proofErr w:type="spellStart"/>
-      <w:r>
-        <w:rPr>
-          <w:rFonts w:ascii="Arial" w:hAnsi="Arial" w:cs="Arial"/>
-          <w:sz w:val="18"/>
-        </w:rPr>
-        <w:t>EventBridge</w:t>
-      </w:r>
-      <w:proofErr w:type="spellEnd"/>
-      <w:r>
-        <w:rPr>
-          <w:rFonts w:ascii="Arial" w:hAnsi="Arial" w:cs="Arial"/>
-          <w:sz w:val="18"/>
-        </w:rPr>
-        <w:t xml:space="preserve">, Step Functions, IAM • Azure: AKS, App Service, Azure SQL, Service Bus, Key Vault, Application Insights • GCP: GKE, Cloud Run, Pub/Sub, Cloud Storage, </w:t>
-      </w:r>
-      <w:proofErr w:type="spellStart"/>
-      <w:r>
-        <w:rPr>
-          <w:rFonts w:ascii="Arial" w:hAnsi="Arial" w:cs="Arial"/>
-          <w:sz w:val="18"/>
-        </w:rPr>
-        <w:t>BigQuery</w:t>
-      </w:r>
-      <w:proofErr w:type="spellEnd"/>
-      <w:r>
-        <w:rPr>
-          <w:rFonts w:ascii="Arial" w:hAnsi="Arial" w:cs="Arial"/>
-          <w:sz w:val="18"/>
-        </w:rPr>
-        <w:t xml:space="preserve"> • </w:t>
-      </w:r>
-      <w:proofErr w:type="spellStart"/>
-      <w:r>
-        <w:rPr>
-          <w:rFonts w:ascii="Arial" w:hAnsi="Arial" w:cs="Arial"/>
-          <w:sz w:val="18"/>
-        </w:rPr>
-        <w:t>Docker</w:t>
-      </w:r>
-      <w:proofErr w:type="spellEnd"/>
-      <w:r>
-        <w:rPr>
-          <w:rFonts w:ascii="Arial" w:hAnsi="Arial" w:cs="Arial"/>
-          <w:sz w:val="18"/>
-        </w:rPr>
-        <w:t xml:space="preserve">, </w:t>
-      </w:r>
-      <w:proofErr w:type="spellStart"/>
-      <w:r>
-        <w:rPr>
-          <w:rFonts w:ascii="Arial" w:hAnsi="Arial" w:cs="Arial"/>
-          <w:sz w:val="18"/>
-        </w:rPr>
-        <w:t>Kubernetes</w:t>
-      </w:r>
-      <w:proofErr w:type="spellEnd"/>
-      <w:r>
-        <w:rPr>
-          <w:rFonts w:ascii="Arial" w:hAnsi="Arial" w:cs="Arial"/>
-          <w:sz w:val="18"/>
-        </w:rPr>
-        <w:t xml:space="preserve">, Helm, Argo CD, </w:t>
-      </w:r>
-      <w:proofErr w:type="spellStart"/>
-      <w:r>
-        <w:rPr>
-          <w:rFonts w:ascii="Arial" w:hAnsi="Arial" w:cs="Arial"/>
-          <w:sz w:val="18"/>
-        </w:rPr>
-        <w:t>GitOps</w:t>
-      </w:r>
-      <w:proofErr w:type="spellEnd"/>
-      <w:r>
-        <w:rPr>
-          <w:rFonts w:ascii="Arial" w:hAnsi="Arial" w:cs="Arial"/>
-          <w:sz w:val="18"/>
-        </w:rPr>
-        <w:t xml:space="preserve">, </w:t>
-      </w:r>
-      <w:proofErr w:type="spellStart"/>
-      <w:r>
-        <w:rPr>
-          <w:rFonts w:ascii="Arial" w:hAnsi="Arial" w:cs="Arial"/>
-          <w:sz w:val="18"/>
-        </w:rPr>
-        <w:t>Terraform</w:t>
-      </w:r>
-      <w:proofErr w:type="spellEnd"/>
-      <w:r>
-        <w:rPr>
-          <w:rFonts w:ascii="Arial" w:hAnsi="Arial" w:cs="Arial"/>
-          <w:sz w:val="18"/>
-        </w:rPr>
-        <w:t xml:space="preserve">, </w:t>
-      </w:r>
-      <w:proofErr w:type="spellStart"/>
-      <w:r>
-        <w:rPr>
-          <w:rFonts w:ascii="Arial" w:hAnsi="Arial" w:cs="Arial"/>
-          <w:sz w:val="18"/>
-        </w:rPr>
-        <w:t>CloudFormation</w:t>
-      </w:r>
-      <w:proofErr w:type="spellEnd"/>
-      <w:r>
-        <w:rPr>
-          <w:rFonts w:ascii="Arial" w:hAnsi="Arial" w:cs="Arial"/>
-          <w:sz w:val="18"/>
-        </w:rPr>
-        <w:t xml:space="preserve"> • CI/CD: </w:t>
-      </w:r>
-      <w:proofErr w:type="spellStart"/>
-      <w:r>
-        <w:rPr>
-          <w:rFonts w:ascii="Arial" w:hAnsi="Arial" w:cs="Arial"/>
-          <w:sz w:val="18"/>
-        </w:rPr>
-        <w:t>GitHub</w:t>
-      </w:r>
-      <w:proofErr w:type="spellEnd"/>
-      <w:r>
-        <w:rPr>
-          <w:rFonts w:ascii="Arial" w:hAnsi="Arial" w:cs="Arial"/>
-          <w:sz w:val="18"/>
-        </w:rPr>
-        <w:t xml:space="preserve"> Actions, </w:t>
-      </w:r>
-      <w:proofErr w:type="spellStart"/>
-      <w:r>
-        <w:rPr>
-          <w:rFonts w:ascii="Arial" w:hAnsi="Arial" w:cs="Arial"/>
-          <w:sz w:val="18"/>
-        </w:rPr>
-        <w:t>GitLab</w:t>
-      </w:r>
-      <w:proofErr w:type="spellEnd"/>
-      <w:r>
-        <w:rPr>
-          <w:rFonts w:ascii="Arial" w:hAnsi="Arial" w:cs="Arial"/>
-          <w:sz w:val="18"/>
-        </w:rPr>
-        <w:t xml:space="preserve"> CI, Jenkins, Azure </w:t>
-      </w:r>
-      <w:proofErr w:type="spellStart"/>
-      <w:r>
-        <w:rPr>
-          <w:rFonts w:ascii="Arial" w:hAnsi="Arial" w:cs="Arial"/>
-          <w:sz w:val="18"/>
-        </w:rPr>
-        <w:t>DevOps</w:t>
-      </w:r>
-      <w:proofErr w:type="spellEnd"/>
-      <w:r>
-        <w:rPr>
-          <w:rFonts w:ascii="Arial" w:hAnsi="Arial" w:cs="Arial"/>
-          <w:sz w:val="18"/>
-        </w:rPr>
-        <w:t xml:space="preserve">, </w:t>
-      </w:r>
-      <w:proofErr w:type="spellStart"/>
-      <w:r>
-        <w:rPr>
-          <w:rFonts w:ascii="Arial" w:hAnsi="Arial" w:cs="Arial"/>
-          <w:sz w:val="18"/>
-        </w:rPr>
-        <w:t>CircleCI</w:t>
-      </w:r>
-      <w:proofErr w:type="spellEnd"/>
+          <w:color w:val="auto"/>
+        </w:rPr>
+        <w:t xml:space="preserve"> Architecture</w:t>
+      </w:r>
     </w:p>
     <w:p>
       <w:pPr>
-        <w:pStyle w:val="NormalWeb"/>
+        <w:pStyle w:val="Heading3"/>
         <w:numPr>
           <w:ilvl w:val="0"/>
-          <w:numId w:val="25"/>
+          <w:numId w:val="38"/>
         </w:numPr>
         <w:jc w:val="both"/>
         <w:rPr>
-          <w:rFonts w:ascii="Arial" w:hAnsi="Arial" w:cs="Arial"/>
-          <w:sz w:val="18"/>
-        </w:rPr>
-      </w:pPr>
+          <w:color w:val="auto"/>
+        </w:rPr>
+      </w:pPr>
+      <w:r>
+        <w:rPr>
+          <w:rStyle w:val="Strong"/>
+          <w:b w:val="0"/>
+          <w:bCs w:val="0"/>
+          <w:color w:val="auto"/>
+        </w:rPr>
+        <w:t>Data, Messaging &amp; Search</w:t>
+      </w:r>
+      <w:r>
+        <w:rPr>
+          <w:rStyle w:val="Strong"/>
+          <w:b w:val="0"/>
+          <w:bCs w:val="0"/>
+          <w:color w:val="auto"/>
+        </w:rPr>
+        <w:t xml:space="preserve">; </w:t>
+      </w:r>
+      <w:r>
+        <w:rPr>
+          <w:color w:val="auto"/>
+        </w:rPr>
+        <w:t xml:space="preserve">PostgreSQL, MySQL, SQL Server, </w:t>
+      </w:r>
       <w:proofErr w:type="spellStart"/>
       <w:r>
         <w:rPr>
+          <w:color w:val="auto"/>
+        </w:rPr>
+        <w:t>Redis</w:t>
+      </w:r>
+      <w:proofErr w:type="spellEnd"/>
+      <w:r>
+        <w:rPr>
+          <w:color w:val="auto"/>
+        </w:rPr>
+        <w:t xml:space="preserve">, MongoDB, Kafka, </w:t>
+      </w:r>
+      <w:proofErr w:type="spellStart"/>
+      <w:r>
+        <w:rPr>
+          <w:color w:val="auto"/>
+        </w:rPr>
+        <w:t>RabbitMQ</w:t>
+      </w:r>
+      <w:proofErr w:type="spellEnd"/>
+      <w:r>
+        <w:rPr>
+          <w:color w:val="auto"/>
+        </w:rPr>
+        <w:t xml:space="preserve">, AWS SQS/SNS, </w:t>
+      </w:r>
+      <w:proofErr w:type="spellStart"/>
+      <w:r>
+        <w:rPr>
+          <w:color w:val="auto"/>
+        </w:rPr>
+        <w:t>Elasticsearch</w:t>
+      </w:r>
+      <w:proofErr w:type="spellEnd"/>
+      <w:r>
+        <w:rPr>
+          <w:color w:val="auto"/>
+        </w:rPr>
+        <w:t>, OpenSearch</w:t>
+      </w:r>
+    </w:p>
+    <w:p>
+      <w:pPr>
+        <w:pStyle w:val="Heading3"/>
+        <w:numPr>
+          <w:ilvl w:val="0"/>
+          <w:numId w:val="38"/>
+        </w:numPr>
+        <w:jc w:val="both"/>
+        <w:rPr>
+          <w:color w:val="auto"/>
+        </w:rPr>
+      </w:pPr>
+      <w:r>
+        <w:rPr>
           <w:rStyle w:val="Strong"/>
-          <w:rFonts w:ascii="Arial" w:hAnsi="Arial" w:cs="Arial"/>
-          <w:sz w:val="18"/>
-        </w:rPr>
-        <w:t>Observability</w:t>
+          <w:b w:val="0"/>
+          <w:bCs w:val="0"/>
+          <w:color w:val="auto"/>
+        </w:rPr>
+        <w:t>Cloud &amp; DevOps</w:t>
+      </w:r>
+      <w:r>
+        <w:rPr>
+          <w:rStyle w:val="Strong"/>
+          <w:b w:val="0"/>
+          <w:bCs w:val="0"/>
+          <w:color w:val="auto"/>
+        </w:rPr>
+        <w:t xml:space="preserve">: </w:t>
+      </w:r>
+      <w:r>
+        <w:rPr>
+          <w:color w:val="auto"/>
+        </w:rPr>
+        <w:t>AWS (EC2, ECS, EKS, Lambda, API Gateway, S3, RDS), Docker, Kubernetes, Terraform, GitHub Actions, CI/CD pipelines</w:t>
+      </w:r>
+    </w:p>
+    <w:p>
+      <w:pPr>
+        <w:pStyle w:val="Heading3"/>
+        <w:numPr>
+          <w:ilvl w:val="0"/>
+          <w:numId w:val="38"/>
+        </w:numPr>
+        <w:jc w:val="both"/>
+        <w:rPr>
+          <w:color w:val="auto"/>
+        </w:rPr>
+      </w:pPr>
+      <w:r>
+        <w:rPr>
+          <w:rStyle w:val="Strong"/>
+          <w:b w:val="0"/>
+          <w:bCs w:val="0"/>
+          <w:color w:val="auto"/>
+        </w:rPr>
+        <w:t>Observability, Quality &amp; Security</w:t>
+      </w:r>
+      <w:r>
+        <w:rPr>
+          <w:rStyle w:val="Strong"/>
+          <w:b w:val="0"/>
+          <w:bCs w:val="0"/>
+          <w:color w:val="auto"/>
+        </w:rPr>
+        <w:t xml:space="preserve">: </w:t>
+      </w:r>
+      <w:proofErr w:type="spellStart"/>
+      <w:r>
+        <w:rPr>
+          <w:color w:val="auto"/>
+        </w:rPr>
+        <w:t>OpenTelemetry</w:t>
       </w:r>
       <w:proofErr w:type="spellEnd"/>
       <w:r>
         <w:rPr>
-          <w:rStyle w:val="Strong"/>
-          <w:rFonts w:ascii="Arial" w:hAnsi="Arial" w:cs="Arial"/>
-          <w:sz w:val="18"/>
-        </w:rPr>
-        <w:t>, Quality &amp; Security</w:t>
-      </w:r>
-      <w:r>
-        <w:rPr>
-          <w:rFonts w:ascii="Arial" w:hAnsi="Arial" w:cs="Arial"/>
-          <w:sz w:val="18"/>
-        </w:rPr>
-        <w:t xml:space="preserve"> — </w:t>
+          <w:color w:val="auto"/>
+        </w:rPr>
+        <w:t xml:space="preserve">, Prometheus, </w:t>
       </w:r>
       <w:proofErr w:type="spellStart"/>
       <w:r>
         <w:rPr>
-          <w:rFonts w:ascii="Arial" w:hAnsi="Arial" w:cs="Arial"/>
-          <w:sz w:val="18"/>
-        </w:rPr>
-        <w:t>OpenTelemetry</w:t>
+          <w:color w:val="auto"/>
+        </w:rPr>
+        <w:t>Grafana</w:t>
       </w:r>
       <w:proofErr w:type="spellEnd"/>
       <w:r>
         <w:rPr>
-          <w:rFonts w:ascii="Arial" w:hAnsi="Arial" w:cs="Arial"/>
-          <w:sz w:val="18"/>
-        </w:rPr>
-        <w:t xml:space="preserve">, </w:t>
+          <w:color w:val="auto"/>
+        </w:rPr>
+        <w:t xml:space="preserve">, ELK Stack, </w:t>
       </w:r>
       <w:proofErr w:type="spellStart"/>
       <w:r>
         <w:rPr>
-          <w:rFonts w:ascii="Arial" w:hAnsi="Arial" w:cs="Arial"/>
-          <w:sz w:val="18"/>
+          <w:color w:val="auto"/>
         </w:rPr>
         <w:t>Datadog</w:t>
       </w:r>
       <w:proofErr w:type="spellEnd"/>
       <w:r>
         <w:rPr>
-          <w:rFonts w:ascii="Arial" w:hAnsi="Arial" w:cs="Arial"/>
-          <w:sz w:val="18"/>
-        </w:rPr>
-        <w:t xml:space="preserve">, Prometheus, </w:t>
-      </w:r>
-      <w:proofErr w:type="spellStart"/>
-      <w:r>
-        <w:rPr>
-          <w:rFonts w:ascii="Arial" w:hAnsi="Arial" w:cs="Arial"/>
-          <w:sz w:val="18"/>
-        </w:rPr>
-        <w:t>Grafana</w:t>
-      </w:r>
-      <w:proofErr w:type="spellEnd"/>
-      <w:r>
-        <w:rPr>
-          <w:rFonts w:ascii="Arial" w:hAnsi="Arial" w:cs="Arial"/>
-          <w:sz w:val="18"/>
-        </w:rPr>
-        <w:t xml:space="preserve">, ELK/EFK, </w:t>
-      </w:r>
-      <w:proofErr w:type="spellStart"/>
-      <w:r>
-        <w:rPr>
-          <w:rFonts w:ascii="Arial" w:hAnsi="Arial" w:cs="Arial"/>
-          <w:sz w:val="18"/>
-        </w:rPr>
-        <w:t>CloudWatch</w:t>
-      </w:r>
-      <w:proofErr w:type="spellEnd"/>
-      <w:r>
-        <w:rPr>
-          <w:rFonts w:ascii="Arial" w:hAnsi="Arial" w:cs="Arial"/>
-          <w:sz w:val="18"/>
-        </w:rPr>
-        <w:t xml:space="preserve">, structured logging • Testing: Jest, Mocha, Chai, React Testing Library, Cypress, Playwright, Pact-style API contract tests • Security: OAuth2, </w:t>
-      </w:r>
-      <w:proofErr w:type="spellStart"/>
-      <w:r>
-        <w:rPr>
-          <w:rFonts w:ascii="Arial" w:hAnsi="Arial" w:cs="Arial"/>
-          <w:sz w:val="18"/>
-        </w:rPr>
-        <w:t>OpenID</w:t>
-      </w:r>
-      <w:proofErr w:type="spellEnd"/>
-      <w:r>
-        <w:rPr>
-          <w:rFonts w:ascii="Arial" w:hAnsi="Arial" w:cs="Arial"/>
-          <w:sz w:val="18"/>
-        </w:rPr>
-        <w:t xml:space="preserve"> Connect, JWT, </w:t>
-      </w:r>
-      <w:proofErr w:type="spellStart"/>
-      <w:r>
-        <w:rPr>
-          <w:rFonts w:ascii="Arial" w:hAnsi="Arial" w:cs="Arial"/>
-          <w:sz w:val="18"/>
-        </w:rPr>
-        <w:t>Okta</w:t>
-      </w:r>
-      <w:proofErr w:type="spellEnd"/>
-      <w:r>
-        <w:rPr>
-          <w:rFonts w:ascii="Arial" w:hAnsi="Arial" w:cs="Arial"/>
-          <w:sz w:val="18"/>
-        </w:rPr>
-        <w:t xml:space="preserve">, Auth0, AWS </w:t>
-      </w:r>
-      <w:proofErr w:type="spellStart"/>
-      <w:r>
-        <w:rPr>
-          <w:rFonts w:ascii="Arial" w:hAnsi="Arial" w:cs="Arial"/>
-          <w:sz w:val="18"/>
-        </w:rPr>
-        <w:t>Cognito</w:t>
-      </w:r>
-      <w:proofErr w:type="spellEnd"/>
-      <w:r>
-        <w:rPr>
-          <w:rFonts w:ascii="Arial" w:hAnsi="Arial" w:cs="Arial"/>
-          <w:sz w:val="18"/>
-        </w:rPr>
-        <w:t>, rate limiting, RBAC/ABAC, audit logging</w:t>
+          <w:color w:val="auto"/>
+        </w:rPr>
+        <w:t>, JWT, OAuth2, RBAC, API security, testing (JUnit, Jest)</w:t>
       </w:r>
     </w:p>
     <w:tbl>
@@ -3516,509 +2055,62 @@
         <w:spacing w:after="80"/>
         <w:jc w:val="both"/>
         <w:rPr>
-          <w:rFonts w:ascii="Arial" w:hAnsi="Arial" w:cs="Arial"/>
-        </w:rPr>
-      </w:pPr>
-      <w:r>
-        <w:rPr>
-          <w:rFonts w:ascii="Arial" w:hAnsi="Arial" w:cs="Arial"/>
-          <w:sz w:val="18"/>
+          <w:sz w:val="28"/>
+        </w:rPr>
+      </w:pPr>
+      <w:r>
+        <w:rPr>
+          <w:sz w:val="24"/>
         </w:rPr>
         <w:t xml:space="preserve">Focused on strong fundamentals in </w:t>
       </w:r>
       <w:r>
         <w:rPr>
           <w:rStyle w:val="Strong"/>
-          <w:rFonts w:ascii="Arial" w:hAnsi="Arial" w:cs="Arial"/>
-          <w:sz w:val="18"/>
+          <w:sz w:val="24"/>
         </w:rPr>
         <w:t>algorithms</w:t>
       </w:r>
       <w:r>
         <w:rPr>
-          <w:rFonts w:ascii="Arial" w:hAnsi="Arial" w:cs="Arial"/>
-          <w:sz w:val="18"/>
+          <w:sz w:val="24"/>
         </w:rPr>
         <w:t xml:space="preserve">, </w:t>
       </w:r>
       <w:r>
         <w:rPr>
           <w:rStyle w:val="Strong"/>
-          <w:rFonts w:ascii="Arial" w:hAnsi="Arial" w:cs="Arial"/>
-          <w:sz w:val="18"/>
+          <w:sz w:val="24"/>
         </w:rPr>
         <w:t>databases</w:t>
       </w:r>
       <w:r>
         <w:rPr>
-          <w:rFonts w:ascii="Arial" w:hAnsi="Arial" w:cs="Arial"/>
-          <w:sz w:val="18"/>
+          <w:sz w:val="24"/>
         </w:rPr>
         <w:t xml:space="preserve">, and </w:t>
       </w:r>
       <w:r>
         <w:rPr>
           <w:rStyle w:val="Strong"/>
-          <w:rFonts w:ascii="Arial" w:hAnsi="Arial" w:cs="Arial"/>
-          <w:sz w:val="18"/>
+          <w:sz w:val="24"/>
         </w:rPr>
         <w:t>software engineering</w:t>
       </w:r>
       <w:r>
         <w:rPr>
-          <w:rFonts w:ascii="Arial" w:hAnsi="Arial" w:cs="Arial"/>
-          <w:sz w:val="18"/>
-        </w:rPr>
-        <w:t>, with coursework that supported production-grade backend development.</w:t>
-      </w:r>
-    </w:p>
-    <w:tbl>
-      <w:tblPr>
-        <w:tblW w:w="5000" w:type="pct"/>
-        <w:tblInd w:w="70" w:type="dxa"/>
-        <w:tblBorders>
-          <w:top w:val="none" w:sz="0" w:space="0" w:color="FFFFFF"/>
-          <w:left w:val="none" w:sz="0" w:space="0" w:color="FFFFFF"/>
-          <w:bottom w:val="none" w:sz="0" w:space="0" w:color="FFFFFF"/>
-          <w:right w:val="none" w:sz="0" w:space="0" w:color="FFFFFF"/>
-          <w:insideH w:val="none" w:sz="0" w:space="0" w:color="FFFFFF"/>
-          <w:insideV w:val="none" w:sz="0" w:space="0" w:color="FFFFFF"/>
-        </w:tblBorders>
-        <w:tblCellMar>
-          <w:left w:w="10" w:type="dxa"/>
-          <w:right w:w="10" w:type="dxa"/>
-        </w:tblCellMar>
-        <w:tblLook w:val="04A0" w:firstRow="1" w:lastRow="0" w:firstColumn="1" w:lastColumn="0" w:noHBand="0" w:noVBand="1"/>
-      </w:tblPr>
-      <w:tblGrid>
-        <w:gridCol w:w="10340"/>
-      </w:tblGrid>
-      <w:tr>
-        <w:tc>
-          <w:tcPr>
-            <w:tcW w:w="0" w:type="auto"/>
-            <w:tcBorders>
-              <w:top w:val="none" w:sz="0" w:space="0" w:color="FFFFFF"/>
-              <w:left w:val="none" w:sz="0" w:space="0" w:color="FFFFFF"/>
-              <w:bottom w:val="none" w:sz="0" w:space="0" w:color="FFFFFF"/>
-              <w:right w:val="none" w:sz="0" w:space="0" w:color="FFFFFF"/>
-            </w:tcBorders>
-            <w:shd w:val="clear" w:color="auto" w:fill="F4E9E1"/>
-            <w:tcMar>
-              <w:top w:w="40" w:type="dxa"/>
-              <w:left w:w="80" w:type="dxa"/>
-              <w:bottom w:w="40" w:type="dxa"/>
-              <w:right w:w="80" w:type="dxa"/>
-            </w:tcMar>
-            <w:vAlign w:val="center"/>
-          </w:tcPr>
-          <w:p>
-            <w:pPr>
-              <w:jc w:val="center"/>
-            </w:pPr>
-            <w:r>
-              <w:rPr>
-                <w:rFonts w:ascii="Arial" w:eastAsia="Arial" w:hAnsi="Arial" w:cs="Arial"/>
-                <w:b/>
-                <w:bCs/>
-                <w:color w:val="3B2F2B"/>
-                <w:sz w:val="22"/>
-                <w:szCs w:val="22"/>
-              </w:rPr>
-              <w:t>Projects</w:t>
-            </w:r>
-          </w:p>
-        </w:tc>
-      </w:tr>
-    </w:tbl>
-    <w:p>
-      <w:pPr>
-        <w:pStyle w:val="Heading3"/>
-        <w:jc w:val="both"/>
-        <w:rPr>
-          <w:rFonts w:ascii="Arial" w:hAnsi="Arial" w:cs="Arial"/>
-          <w:color w:val="auto"/>
-          <w:sz w:val="18"/>
-        </w:rPr>
-      </w:pPr>
-      <w:r>
-        <w:rPr>
-          <w:rStyle w:val="Strong"/>
-          <w:rFonts w:ascii="Arial" w:hAnsi="Arial" w:cs="Arial"/>
-          <w:bCs w:val="0"/>
-          <w:color w:val="auto"/>
-          <w:sz w:val="18"/>
-        </w:rPr>
-        <w:t>Event-Driven Order &amp; Billing Platform (Java + React + AWS)</w:t>
-      </w:r>
-    </w:p>
-    <w:p>
-      <w:pPr>
-        <w:pStyle w:val="NormalWeb"/>
-        <w:numPr>
-          <w:ilvl w:val="0"/>
-          <w:numId w:val="32"/>
-        </w:numPr>
-        <w:jc w:val="both"/>
-        <w:rPr>
-          <w:rFonts w:ascii="Arial" w:hAnsi="Arial" w:cs="Arial"/>
-          <w:sz w:val="18"/>
-        </w:rPr>
-      </w:pPr>
-      <w:r>
-        <w:rPr>
-          <w:rFonts w:ascii="Arial" w:hAnsi="Arial" w:cs="Arial"/>
-          <w:sz w:val="18"/>
-        </w:rPr>
-        <w:t xml:space="preserve">Designed a resilient </w:t>
-      </w:r>
-      <w:r>
-        <w:rPr>
-          <w:rStyle w:val="Strong"/>
-          <w:rFonts w:ascii="Arial" w:hAnsi="Arial" w:cs="Arial"/>
-          <w:sz w:val="18"/>
-        </w:rPr>
-        <w:t>event-driven workflow engine</w:t>
-      </w:r>
-      <w:r>
-        <w:rPr>
-          <w:rFonts w:ascii="Arial" w:hAnsi="Arial" w:cs="Arial"/>
-          <w:sz w:val="18"/>
-        </w:rPr>
-        <w:t xml:space="preserve"> using Kafka and AWS SQS/SNS, implementing </w:t>
-      </w:r>
-      <w:proofErr w:type="spellStart"/>
-      <w:r>
-        <w:rPr>
-          <w:rFonts w:ascii="Arial" w:hAnsi="Arial" w:cs="Arial"/>
-          <w:sz w:val="18"/>
-        </w:rPr>
-        <w:t>idempotency</w:t>
-      </w:r>
-      <w:proofErr w:type="spellEnd"/>
-      <w:r>
-        <w:rPr>
-          <w:rFonts w:ascii="Arial" w:hAnsi="Arial" w:cs="Arial"/>
-          <w:sz w:val="18"/>
-        </w:rPr>
-        <w:t xml:space="preserve"> keys, retries, and DLQ safety patterns.</w:t>
-      </w:r>
-    </w:p>
-    <w:p>
-      <w:pPr>
-        <w:pStyle w:val="NormalWeb"/>
-        <w:numPr>
-          <w:ilvl w:val="0"/>
-          <w:numId w:val="32"/>
-        </w:numPr>
-        <w:jc w:val="both"/>
-        <w:rPr>
-          <w:rFonts w:ascii="Arial" w:hAnsi="Arial" w:cs="Arial"/>
-          <w:sz w:val="18"/>
-        </w:rPr>
-      </w:pPr>
-      <w:r>
-        <w:rPr>
-          <w:rFonts w:ascii="Arial" w:hAnsi="Arial" w:cs="Arial"/>
-          <w:sz w:val="18"/>
-        </w:rPr>
-        <w:t xml:space="preserve">Built React dashboards for real-time workflow tracking, integrating search-backed filtering via </w:t>
-      </w:r>
-      <w:proofErr w:type="spellStart"/>
-      <w:r>
-        <w:rPr>
-          <w:rFonts w:ascii="Arial" w:hAnsi="Arial" w:cs="Arial"/>
-          <w:sz w:val="18"/>
-        </w:rPr>
-        <w:t>Elasticsearch</w:t>
-      </w:r>
-      <w:proofErr w:type="spellEnd"/>
-      <w:r>
-        <w:rPr>
-          <w:rFonts w:ascii="Arial" w:hAnsi="Arial" w:cs="Arial"/>
-          <w:sz w:val="18"/>
-        </w:rPr>
-        <w:t>/OpenSearch.</w:t>
-      </w:r>
-    </w:p>
-    <w:p>
-      <w:pPr>
-        <w:pStyle w:val="NormalWeb"/>
-        <w:numPr>
-          <w:ilvl w:val="0"/>
-          <w:numId w:val="32"/>
-        </w:numPr>
-        <w:jc w:val="both"/>
-        <w:rPr>
-          <w:rFonts w:ascii="Arial" w:hAnsi="Arial" w:cs="Arial"/>
-          <w:sz w:val="18"/>
-        </w:rPr>
-      </w:pPr>
-      <w:r>
-        <w:rPr>
-          <w:rFonts w:ascii="Arial" w:hAnsi="Arial" w:cs="Arial"/>
-          <w:sz w:val="18"/>
-        </w:rPr>
-        <w:t xml:space="preserve">Instrumented full-stack </w:t>
-      </w:r>
-      <w:proofErr w:type="spellStart"/>
-      <w:r>
-        <w:rPr>
-          <w:rFonts w:ascii="Arial" w:hAnsi="Arial" w:cs="Arial"/>
-          <w:sz w:val="18"/>
-        </w:rPr>
-        <w:t>observability</w:t>
-      </w:r>
-      <w:proofErr w:type="spellEnd"/>
-      <w:r>
-        <w:rPr>
-          <w:rFonts w:ascii="Arial" w:hAnsi="Arial" w:cs="Arial"/>
-          <w:sz w:val="18"/>
-        </w:rPr>
-        <w:t xml:space="preserve"> using </w:t>
-      </w:r>
-      <w:proofErr w:type="spellStart"/>
-      <w:r>
-        <w:rPr>
-          <w:rFonts w:ascii="Arial" w:hAnsi="Arial" w:cs="Arial"/>
-          <w:sz w:val="18"/>
-        </w:rPr>
-        <w:t>OpenTelemetry</w:t>
-      </w:r>
-      <w:proofErr w:type="spellEnd"/>
-      <w:r>
-        <w:rPr>
-          <w:rFonts w:ascii="Arial" w:hAnsi="Arial" w:cs="Arial"/>
-          <w:sz w:val="18"/>
-        </w:rPr>
-        <w:t xml:space="preserve"> with trace export to </w:t>
-      </w:r>
-      <w:proofErr w:type="spellStart"/>
-      <w:r>
-        <w:rPr>
-          <w:rFonts w:ascii="Arial" w:hAnsi="Arial" w:cs="Arial"/>
-          <w:sz w:val="18"/>
-        </w:rPr>
-        <w:t>Datadog</w:t>
-      </w:r>
-      <w:proofErr w:type="spellEnd"/>
-      <w:r>
-        <w:rPr>
-          <w:rFonts w:ascii="Arial" w:hAnsi="Arial" w:cs="Arial"/>
-          <w:sz w:val="18"/>
-        </w:rPr>
-        <w:t xml:space="preserve"> and dashboards in </w:t>
-      </w:r>
-      <w:proofErr w:type="spellStart"/>
-      <w:r>
-        <w:rPr>
-          <w:rFonts w:ascii="Arial" w:hAnsi="Arial" w:cs="Arial"/>
-          <w:sz w:val="18"/>
-        </w:rPr>
-        <w:t>Grafana</w:t>
-      </w:r>
-      <w:proofErr w:type="spellEnd"/>
-      <w:r>
-        <w:rPr>
-          <w:rFonts w:ascii="Arial" w:hAnsi="Arial" w:cs="Arial"/>
-          <w:sz w:val="18"/>
-        </w:rPr>
-        <w:t xml:space="preserve"> and </w:t>
-      </w:r>
-      <w:proofErr w:type="spellStart"/>
-      <w:r>
-        <w:rPr>
-          <w:rFonts w:ascii="Arial" w:hAnsi="Arial" w:cs="Arial"/>
-          <w:sz w:val="18"/>
-        </w:rPr>
-        <w:t>CloudWatch</w:t>
-      </w:r>
-      <w:proofErr w:type="spellEnd"/>
-      <w:r>
-        <w:rPr>
-          <w:rFonts w:ascii="Arial" w:hAnsi="Arial" w:cs="Arial"/>
-          <w:sz w:val="18"/>
-        </w:rPr>
-        <w:t>.</w:t>
+          <w:sz w:val="24"/>
+        </w:rPr>
+        <w:t>, with coursework that supporte</w:t>
       </w:r>
       <w:bookmarkStart w:id="0" w:name="_GoBack"/>
       <w:bookmarkEnd w:id="0"/>
-    </w:p>
-    <w:p>
-      <w:pPr>
-        <w:pStyle w:val="Heading3"/>
-        <w:jc w:val="both"/>
-        <w:rPr>
-          <w:rFonts w:ascii="Arial" w:hAnsi="Arial" w:cs="Arial"/>
-          <w:color w:val="auto"/>
-          <w:sz w:val="18"/>
-        </w:rPr>
-      </w:pPr>
-      <w:r>
-        <w:rPr>
-          <w:rStyle w:val="Strong"/>
-          <w:rFonts w:ascii="Arial" w:hAnsi="Arial" w:cs="Arial"/>
-          <w:bCs w:val="0"/>
-          <w:color w:val="auto"/>
-          <w:sz w:val="18"/>
-        </w:rPr>
-        <w:lastRenderedPageBreak/>
-        <w:t>Search &amp; Analytics Enablement Pipeline</w:t>
-      </w:r>
-    </w:p>
-    <w:p>
-      <w:pPr>
-        <w:pStyle w:val="NormalWeb"/>
-        <w:numPr>
-          <w:ilvl w:val="0"/>
-          <w:numId w:val="33"/>
-        </w:numPr>
-        <w:jc w:val="both"/>
-        <w:rPr>
-          <w:rFonts w:ascii="Arial" w:hAnsi="Arial" w:cs="Arial"/>
-          <w:sz w:val="18"/>
-        </w:rPr>
-      </w:pPr>
-      <w:r>
-        <w:rPr>
-          <w:rFonts w:ascii="Arial" w:hAnsi="Arial" w:cs="Arial"/>
-          <w:sz w:val="18"/>
-        </w:rPr>
-        <w:t xml:space="preserve">Built indexing workflows enriching operational entities into </w:t>
-      </w:r>
-      <w:proofErr w:type="spellStart"/>
-      <w:r>
-        <w:rPr>
-          <w:rFonts w:ascii="Arial" w:hAnsi="Arial" w:cs="Arial"/>
-          <w:sz w:val="18"/>
-        </w:rPr>
-        <w:t>Elasticsearch</w:t>
-      </w:r>
-      <w:proofErr w:type="spellEnd"/>
-      <w:r>
-        <w:rPr>
-          <w:rFonts w:ascii="Arial" w:hAnsi="Arial" w:cs="Arial"/>
-          <w:sz w:val="18"/>
-        </w:rPr>
-        <w:t xml:space="preserve">/OpenSearch with safe </w:t>
-      </w:r>
-      <w:proofErr w:type="spellStart"/>
-      <w:r>
-        <w:rPr>
-          <w:rFonts w:ascii="Arial" w:hAnsi="Arial" w:cs="Arial"/>
-          <w:sz w:val="18"/>
-        </w:rPr>
-        <w:t>reindexing</w:t>
-      </w:r>
-      <w:proofErr w:type="spellEnd"/>
-      <w:r>
-        <w:rPr>
-          <w:rFonts w:ascii="Arial" w:hAnsi="Arial" w:cs="Arial"/>
-          <w:sz w:val="18"/>
-        </w:rPr>
-        <w:t xml:space="preserve"> strategies.</w:t>
-      </w:r>
-    </w:p>
-    <w:p>
-      <w:pPr>
-        <w:pStyle w:val="NormalWeb"/>
-        <w:numPr>
-          <w:ilvl w:val="0"/>
-          <w:numId w:val="33"/>
-        </w:numPr>
-        <w:jc w:val="both"/>
-        <w:rPr>
-          <w:rFonts w:ascii="Arial" w:hAnsi="Arial" w:cs="Arial"/>
-          <w:sz w:val="18"/>
-        </w:rPr>
-      </w:pPr>
-      <w:r>
-        <w:rPr>
-          <w:rFonts w:ascii="Arial" w:hAnsi="Arial" w:cs="Arial"/>
-          <w:sz w:val="18"/>
-        </w:rPr>
-        <w:t xml:space="preserve">Published structured events into Redshift and </w:t>
-      </w:r>
-      <w:proofErr w:type="spellStart"/>
-      <w:r>
-        <w:rPr>
-          <w:rFonts w:ascii="Arial" w:hAnsi="Arial" w:cs="Arial"/>
-          <w:sz w:val="18"/>
-        </w:rPr>
-        <w:t>BigQuery</w:t>
-      </w:r>
-      <w:proofErr w:type="spellEnd"/>
-      <w:r>
-        <w:rPr>
-          <w:rFonts w:ascii="Arial" w:hAnsi="Arial" w:cs="Arial"/>
-          <w:sz w:val="18"/>
-        </w:rPr>
-        <w:t xml:space="preserve"> pipelines for analytics consumption.</w:t>
-      </w:r>
-    </w:p>
-    <w:p>
-      <w:pPr>
-        <w:pStyle w:val="NormalWeb"/>
-        <w:numPr>
-          <w:ilvl w:val="0"/>
-          <w:numId w:val="33"/>
-        </w:numPr>
-        <w:jc w:val="both"/>
-        <w:rPr>
-          <w:rFonts w:ascii="Arial" w:hAnsi="Arial" w:cs="Arial"/>
-          <w:sz w:val="18"/>
-        </w:rPr>
-      </w:pPr>
-      <w:r>
-        <w:rPr>
-          <w:rFonts w:ascii="Arial" w:hAnsi="Arial" w:cs="Arial"/>
-          <w:sz w:val="18"/>
-        </w:rPr>
-        <w:t xml:space="preserve">Optimized storage and retrieval with </w:t>
-      </w:r>
-      <w:proofErr w:type="spellStart"/>
-      <w:r>
-        <w:rPr>
-          <w:rFonts w:ascii="Arial" w:hAnsi="Arial" w:cs="Arial"/>
-          <w:sz w:val="18"/>
-        </w:rPr>
-        <w:t>PostgreSQL</w:t>
-      </w:r>
-      <w:proofErr w:type="spellEnd"/>
-      <w:r>
-        <w:rPr>
-          <w:rFonts w:ascii="Arial" w:hAnsi="Arial" w:cs="Arial"/>
-          <w:sz w:val="18"/>
-        </w:rPr>
-        <w:t xml:space="preserve"> indexing and </w:t>
-      </w:r>
-      <w:proofErr w:type="spellStart"/>
-      <w:r>
-        <w:rPr>
-          <w:rFonts w:ascii="Arial" w:hAnsi="Arial" w:cs="Arial"/>
-          <w:sz w:val="18"/>
-        </w:rPr>
-        <w:t>Redis</w:t>
-      </w:r>
-      <w:proofErr w:type="spellEnd"/>
-      <w:r>
-        <w:rPr>
-          <w:rFonts w:ascii="Arial" w:hAnsi="Arial" w:cs="Arial"/>
-          <w:sz w:val="18"/>
-        </w:rPr>
-        <w:t xml:space="preserve"> caching to maintain predictable query cost and latency.</w:t>
-      </w:r>
-    </w:p>
-    <w:p>
-      <w:pPr>
-        <w:pStyle w:val="Heading3"/>
-        <w:jc w:val="both"/>
-        <w:rPr>
-          <w:rFonts w:ascii="Arial" w:hAnsi="Arial" w:cs="Arial"/>
-          <w:sz w:val="18"/>
-          <w:szCs w:val="18"/>
-        </w:rPr>
-      </w:pPr>
+      <w:r>
+        <w:rPr>
+          <w:sz w:val="24"/>
+        </w:rPr>
+        <w:t>d production-grade backend development.</w:t>
+      </w:r>
     </w:p>
     <w:sectPr>
       <w:pgSz w:w="11906" w:h="16838"/>
@@ -4259,6 +2351,119 @@
     </w:lvl>
   </w:abstractNum>
   <w:abstractNum w:abstractNumId="2">
+    <w:nsid w:val="05721BB9"/>
+    <w:multiLevelType w:val="hybridMultilevel"/>
+    <w:tmpl w:val="8206907A"/>
+    <w:lvl w:ilvl="0" w:tplc="04090001">
+      <w:start w:val="1"/>
+      <w:numFmt w:val="bullet"/>
+      <w:lvlText w:val=""/>
+      <w:lvlJc w:val="left"/>
+      <w:pPr>
+        <w:ind w:left="360" w:hanging="360"/>
+      </w:pPr>
+      <w:rPr>
+        <w:rFonts w:ascii="Symbol" w:hAnsi="Symbol" w:hint="default"/>
+      </w:rPr>
+    </w:lvl>
+    <w:lvl w:ilvl="1" w:tplc="04090003" w:tentative="1">
+      <w:start w:val="1"/>
+      <w:numFmt w:val="bullet"/>
+      <w:lvlText w:val="o"/>
+      <w:lvlJc w:val="left"/>
+      <w:pPr>
+        <w:ind w:left="1080" w:hanging="360"/>
+      </w:pPr>
+      <w:rPr>
+        <w:rFonts w:ascii="Courier New" w:hAnsi="Courier New" w:cs="Courier New" w:hint="default"/>
+      </w:rPr>
+    </w:lvl>
+    <w:lvl w:ilvl="2" w:tplc="04090005" w:tentative="1">
+      <w:start w:val="1"/>
+      <w:numFmt w:val="bullet"/>
+      <w:lvlText w:val=""/>
+      <w:lvlJc w:val="left"/>
+      <w:pPr>
+        <w:ind w:left="1800" w:hanging="360"/>
+      </w:pPr>
+      <w:rPr>
+        <w:rFonts w:ascii="Wingdings" w:hAnsi="Wingdings" w:hint="default"/>
+      </w:rPr>
+    </w:lvl>
+    <w:lvl w:ilvl="3" w:tplc="04090001" w:tentative="1">
+      <w:start w:val="1"/>
+      <w:numFmt w:val="bullet"/>
+      <w:lvlText w:val=""/>
+      <w:lvlJc w:val="left"/>
+      <w:pPr>
+        <w:ind w:left="2520" w:hanging="360"/>
+      </w:pPr>
+      <w:rPr>
+        <w:rFonts w:ascii="Symbol" w:hAnsi="Symbol" w:hint="default"/>
+      </w:rPr>
+    </w:lvl>
+    <w:lvl w:ilvl="4" w:tplc="04090003" w:tentative="1">
+      <w:start w:val="1"/>
+      <w:numFmt w:val="bullet"/>
+      <w:lvlText w:val="o"/>
+      <w:lvlJc w:val="left"/>
+      <w:pPr>
+        <w:ind w:left="3240" w:hanging="360"/>
+      </w:pPr>
+      <w:rPr>
+        <w:rFonts w:ascii="Courier New" w:hAnsi="Courier New" w:cs="Courier New" w:hint="default"/>
+      </w:rPr>
+    </w:lvl>
+    <w:lvl w:ilvl="5" w:tplc="04090005" w:tentative="1">
+      <w:start w:val="1"/>
+      <w:numFmt w:val="bullet"/>
+      <w:lvlText w:val=""/>
+      <w:lvlJc w:val="left"/>
+      <w:pPr>
+        <w:ind w:left="3960" w:hanging="360"/>
+      </w:pPr>
+      <w:rPr>
+        <w:rFonts w:ascii="Wingdings" w:hAnsi="Wingdings" w:hint="default"/>
+      </w:rPr>
+    </w:lvl>
+    <w:lvl w:ilvl="6" w:tplc="04090001" w:tentative="1">
+      <w:start w:val="1"/>
+      <w:numFmt w:val="bullet"/>
+      <w:lvlText w:val=""/>
+      <w:lvlJc w:val="left"/>
+      <w:pPr>
+        <w:ind w:left="4680" w:hanging="360"/>
+      </w:pPr>
+      <w:rPr>
+        <w:rFonts w:ascii="Symbol" w:hAnsi="Symbol" w:hint="default"/>
+      </w:rPr>
+    </w:lvl>
+    <w:lvl w:ilvl="7" w:tplc="04090003" w:tentative="1">
+      <w:start w:val="1"/>
+      <w:numFmt w:val="bullet"/>
+      <w:lvlText w:val="o"/>
+      <w:lvlJc w:val="left"/>
+      <w:pPr>
+        <w:ind w:left="5400" w:hanging="360"/>
+      </w:pPr>
+      <w:rPr>
+        <w:rFonts w:ascii="Courier New" w:hAnsi="Courier New" w:cs="Courier New" w:hint="default"/>
+      </w:rPr>
+    </w:lvl>
+    <w:lvl w:ilvl="8" w:tplc="04090005" w:tentative="1">
+      <w:start w:val="1"/>
+      <w:numFmt w:val="bullet"/>
+      <w:lvlText w:val=""/>
+      <w:lvlJc w:val="left"/>
+      <w:pPr>
+        <w:ind w:left="6120" w:hanging="360"/>
+      </w:pPr>
+      <w:rPr>
+        <w:rFonts w:ascii="Wingdings" w:hAnsi="Wingdings" w:hint="default"/>
+      </w:rPr>
+    </w:lvl>
+  </w:abstractNum>
+  <w:abstractNum w:abstractNumId="3">
     <w:nsid w:val="0D4952F6"/>
     <w:multiLevelType w:val="hybridMultilevel"/>
     <w:tmpl w:val="0122BEA0"/>
@@ -4371,7 +2576,7 @@
       </w:rPr>
     </w:lvl>
   </w:abstractNum>
-  <w:abstractNum w:abstractNumId="3">
+  <w:abstractNum w:abstractNumId="4">
     <w:nsid w:val="0FC52FDC"/>
     <w:multiLevelType w:val="hybridMultilevel"/>
     <w:tmpl w:val="A1AE254A"/>
@@ -4484,7 +2689,7 @@
       </w:rPr>
     </w:lvl>
   </w:abstractNum>
-  <w:abstractNum w:abstractNumId="4">
+  <w:abstractNum w:abstractNumId="5">
     <w:nsid w:val="103F02EB"/>
     <w:multiLevelType w:val="hybridMultilevel"/>
     <w:tmpl w:val="64E41A2E"/>
@@ -4597,7 +2802,7 @@
       </w:rPr>
     </w:lvl>
   </w:abstractNum>
-  <w:abstractNum w:abstractNumId="5">
+  <w:abstractNum w:abstractNumId="6">
     <w:nsid w:val="12A4448E"/>
     <w:multiLevelType w:val="hybridMultilevel"/>
     <w:tmpl w:val="70B40668"/>
@@ -4710,7 +2915,7 @@
       </w:rPr>
     </w:lvl>
   </w:abstractNum>
-  <w:abstractNum w:abstractNumId="6">
+  <w:abstractNum w:abstractNumId="7">
     <w:nsid w:val="13B8352E"/>
     <w:multiLevelType w:val="hybridMultilevel"/>
     <w:tmpl w:val="622C92D6"/>
@@ -4823,7 +3028,7 @@
       </w:rPr>
     </w:lvl>
   </w:abstractNum>
-  <w:abstractNum w:abstractNumId="7">
+  <w:abstractNum w:abstractNumId="8">
     <w:nsid w:val="1423473F"/>
     <w:multiLevelType w:val="hybridMultilevel"/>
     <w:tmpl w:val="0A967D66"/>
@@ -4936,7 +3141,7 @@
       </w:rPr>
     </w:lvl>
   </w:abstractNum>
-  <w:abstractNum w:abstractNumId="8">
+  <w:abstractNum w:abstractNumId="9">
     <w:nsid w:val="1BEF57D0"/>
     <w:multiLevelType w:val="hybridMultilevel"/>
     <w:tmpl w:val="1C1CE5F8"/>
@@ -5049,7 +3254,7 @@
       </w:rPr>
     </w:lvl>
   </w:abstractNum>
-  <w:abstractNum w:abstractNumId="9">
+  <w:abstractNum w:abstractNumId="10">
     <w:nsid w:val="1CD67C1A"/>
     <w:multiLevelType w:val="multilevel"/>
     <w:tmpl w:val="7FE875AE"/>
@@ -5198,7 +3403,7 @@
       </w:rPr>
     </w:lvl>
   </w:abstractNum>
-  <w:abstractNum w:abstractNumId="10">
+  <w:abstractNum w:abstractNumId="11">
     <w:nsid w:val="1EA9761B"/>
     <w:multiLevelType w:val="hybridMultilevel"/>
     <w:tmpl w:val="64849886"/>
@@ -5310,7 +3515,7 @@
       </w:rPr>
     </w:lvl>
   </w:abstractNum>
-  <w:abstractNum w:abstractNumId="11">
+  <w:abstractNum w:abstractNumId="12">
     <w:nsid w:val="1F1F1528"/>
     <w:multiLevelType w:val="hybridMultilevel"/>
     <w:tmpl w:val="8A28C37C"/>
@@ -5423,7 +3628,7 @@
       </w:rPr>
     </w:lvl>
   </w:abstractNum>
-  <w:abstractNum w:abstractNumId="12">
+  <w:abstractNum w:abstractNumId="13">
     <w:nsid w:val="202C7BDA"/>
     <w:multiLevelType w:val="hybridMultilevel"/>
     <w:tmpl w:val="5C8A7660"/>
@@ -5536,7 +3741,7 @@
       </w:rPr>
     </w:lvl>
   </w:abstractNum>
-  <w:abstractNum w:abstractNumId="13">
+  <w:abstractNum w:abstractNumId="14">
     <w:nsid w:val="350D77D9"/>
     <w:multiLevelType w:val="hybridMultilevel"/>
     <w:tmpl w:val="0F4660B8"/>
@@ -5649,7 +3854,7 @@
       </w:rPr>
     </w:lvl>
   </w:abstractNum>
-  <w:abstractNum w:abstractNumId="14">
+  <w:abstractNum w:abstractNumId="15">
     <w:nsid w:val="3BD81AF1"/>
     <w:multiLevelType w:val="hybridMultilevel"/>
     <w:tmpl w:val="AF48C81A"/>
@@ -5762,7 +3967,7 @@
       </w:rPr>
     </w:lvl>
   </w:abstractNum>
-  <w:abstractNum w:abstractNumId="15">
+  <w:abstractNum w:abstractNumId="16">
     <w:nsid w:val="3F5D1FD1"/>
     <w:multiLevelType w:val="hybridMultilevel"/>
     <w:tmpl w:val="B5D8CE0E"/>
@@ -5875,7 +4080,7 @@
       </w:rPr>
     </w:lvl>
   </w:abstractNum>
-  <w:abstractNum w:abstractNumId="16">
+  <w:abstractNum w:abstractNumId="17">
     <w:nsid w:val="401B02AF"/>
     <w:multiLevelType w:val="hybridMultilevel"/>
     <w:tmpl w:val="23468E06"/>
@@ -5988,7 +4193,7 @@
       </w:rPr>
     </w:lvl>
   </w:abstractNum>
-  <w:abstractNum w:abstractNumId="17">
+  <w:abstractNum w:abstractNumId="18">
     <w:nsid w:val="42ED510C"/>
     <w:multiLevelType w:val="multilevel"/>
     <w:tmpl w:val="1C54209E"/>
@@ -6137,7 +4342,7 @@
       </w:rPr>
     </w:lvl>
   </w:abstractNum>
-  <w:abstractNum w:abstractNumId="18">
+  <w:abstractNum w:abstractNumId="19">
     <w:nsid w:val="45CB3B4C"/>
     <w:multiLevelType w:val="hybridMultilevel"/>
     <w:tmpl w:val="1D5A8AF6"/>
@@ -6250,7 +4455,7 @@
       </w:rPr>
     </w:lvl>
   </w:abstractNum>
-  <w:abstractNum w:abstractNumId="19">
+  <w:abstractNum w:abstractNumId="20">
     <w:nsid w:val="463A55DF"/>
     <w:multiLevelType w:val="multilevel"/>
     <w:tmpl w:val="04C2BF80"/>
@@ -6399,7 +4604,7 @@
       </w:rPr>
     </w:lvl>
   </w:abstractNum>
-  <w:abstractNum w:abstractNumId="20">
+  <w:abstractNum w:abstractNumId="21">
     <w:nsid w:val="4A7117D7"/>
     <w:multiLevelType w:val="hybridMultilevel"/>
     <w:tmpl w:val="B106C838"/>
@@ -6512,7 +4717,233 @@
       </w:rPr>
     </w:lvl>
   </w:abstractNum>
-  <w:abstractNum w:abstractNumId="21">
+  <w:abstractNum w:abstractNumId="22">
+    <w:nsid w:val="50B040C7"/>
+    <w:multiLevelType w:val="hybridMultilevel"/>
+    <w:tmpl w:val="903230A8"/>
+    <w:lvl w:ilvl="0" w:tplc="04090001">
+      <w:start w:val="1"/>
+      <w:numFmt w:val="bullet"/>
+      <w:lvlText w:val=""/>
+      <w:lvlJc w:val="left"/>
+      <w:pPr>
+        <w:ind w:left="360" w:hanging="360"/>
+      </w:pPr>
+      <w:rPr>
+        <w:rFonts w:ascii="Symbol" w:hAnsi="Symbol" w:hint="default"/>
+      </w:rPr>
+    </w:lvl>
+    <w:lvl w:ilvl="1" w:tplc="04090003" w:tentative="1">
+      <w:start w:val="1"/>
+      <w:numFmt w:val="bullet"/>
+      <w:lvlText w:val="o"/>
+      <w:lvlJc w:val="left"/>
+      <w:pPr>
+        <w:ind w:left="1080" w:hanging="360"/>
+      </w:pPr>
+      <w:rPr>
+        <w:rFonts w:ascii="Courier New" w:hAnsi="Courier New" w:cs="Courier New" w:hint="default"/>
+      </w:rPr>
+    </w:lvl>
+    <w:lvl w:ilvl="2" w:tplc="04090005" w:tentative="1">
+      <w:start w:val="1"/>
+      <w:numFmt w:val="bullet"/>
+      <w:lvlText w:val=""/>
+      <w:lvlJc w:val="left"/>
+      <w:pPr>
+        <w:ind w:left="1800" w:hanging="360"/>
+      </w:pPr>
+      <w:rPr>
+        <w:rFonts w:ascii="Wingdings" w:hAnsi="Wingdings" w:hint="default"/>
+      </w:rPr>
+    </w:lvl>
+    <w:lvl w:ilvl="3" w:tplc="04090001" w:tentative="1">
+      <w:start w:val="1"/>
+      <w:numFmt w:val="bullet"/>
+      <w:lvlText w:val=""/>
+      <w:lvlJc w:val="left"/>
+      <w:pPr>
+        <w:ind w:left="2520" w:hanging="360"/>
+      </w:pPr>
+      <w:rPr>
+        <w:rFonts w:ascii="Symbol" w:hAnsi="Symbol" w:hint="default"/>
+      </w:rPr>
+    </w:lvl>
+    <w:lvl w:ilvl="4" w:tplc="04090003" w:tentative="1">
+      <w:start w:val="1"/>
+      <w:numFmt w:val="bullet"/>
+      <w:lvlText w:val="o"/>
+      <w:lvlJc w:val="left"/>
+      <w:pPr>
+        <w:ind w:left="3240" w:hanging="360"/>
+      </w:pPr>
+      <w:rPr>
+        <w:rFonts w:ascii="Courier New" w:hAnsi="Courier New" w:cs="Courier New" w:hint="default"/>
+      </w:rPr>
+    </w:lvl>
+    <w:lvl w:ilvl="5" w:tplc="04090005" w:tentative="1">
+      <w:start w:val="1"/>
+      <w:numFmt w:val="bullet"/>
+      <w:lvlText w:val=""/>
+      <w:lvlJc w:val="left"/>
+      <w:pPr>
+        <w:ind w:left="3960" w:hanging="360"/>
+      </w:pPr>
+      <w:rPr>
+        <w:rFonts w:ascii="Wingdings" w:hAnsi="Wingdings" w:hint="default"/>
+      </w:rPr>
+    </w:lvl>
+    <w:lvl w:ilvl="6" w:tplc="04090001" w:tentative="1">
+      <w:start w:val="1"/>
+      <w:numFmt w:val="bullet"/>
+      <w:lvlText w:val=""/>
+      <w:lvlJc w:val="left"/>
+      <w:pPr>
+        <w:ind w:left="4680" w:hanging="360"/>
+      </w:pPr>
+      <w:rPr>
+        <w:rFonts w:ascii="Symbol" w:hAnsi="Symbol" w:hint="default"/>
+      </w:rPr>
+    </w:lvl>
+    <w:lvl w:ilvl="7" w:tplc="04090003" w:tentative="1">
+      <w:start w:val="1"/>
+      <w:numFmt w:val="bullet"/>
+      <w:lvlText w:val="o"/>
+      <w:lvlJc w:val="left"/>
+      <w:pPr>
+        <w:ind w:left="5400" w:hanging="360"/>
+      </w:pPr>
+      <w:rPr>
+        <w:rFonts w:ascii="Courier New" w:hAnsi="Courier New" w:cs="Courier New" w:hint="default"/>
+      </w:rPr>
+    </w:lvl>
+    <w:lvl w:ilvl="8" w:tplc="04090005" w:tentative="1">
+      <w:start w:val="1"/>
+      <w:numFmt w:val="bullet"/>
+      <w:lvlText w:val=""/>
+      <w:lvlJc w:val="left"/>
+      <w:pPr>
+        <w:ind w:left="6120" w:hanging="360"/>
+      </w:pPr>
+      <w:rPr>
+        <w:rFonts w:ascii="Wingdings" w:hAnsi="Wingdings" w:hint="default"/>
+      </w:rPr>
+    </w:lvl>
+  </w:abstractNum>
+  <w:abstractNum w:abstractNumId="23">
+    <w:nsid w:val="53A3549D"/>
+    <w:multiLevelType w:val="hybridMultilevel"/>
+    <w:tmpl w:val="B24489A0"/>
+    <w:lvl w:ilvl="0" w:tplc="04090001">
+      <w:start w:val="1"/>
+      <w:numFmt w:val="bullet"/>
+      <w:lvlText w:val=""/>
+      <w:lvlJc w:val="left"/>
+      <w:pPr>
+        <w:ind w:left="360" w:hanging="360"/>
+      </w:pPr>
+      <w:rPr>
+        <w:rFonts w:ascii="Symbol" w:hAnsi="Symbol" w:hint="default"/>
+      </w:rPr>
+    </w:lvl>
+    <w:lvl w:ilvl="1" w:tplc="04090003" w:tentative="1">
+      <w:start w:val="1"/>
+      <w:numFmt w:val="bullet"/>
+      <w:lvlText w:val="o"/>
+      <w:lvlJc w:val="left"/>
+      <w:pPr>
+        <w:ind w:left="1080" w:hanging="360"/>
+      </w:pPr>
+      <w:rPr>
+        <w:rFonts w:ascii="Courier New" w:hAnsi="Courier New" w:cs="Courier New" w:hint="default"/>
+      </w:rPr>
+    </w:lvl>
+    <w:lvl w:ilvl="2" w:tplc="04090005" w:tentative="1">
+      <w:start w:val="1"/>
+      <w:numFmt w:val="bullet"/>
+      <w:lvlText w:val=""/>
+      <w:lvlJc w:val="left"/>
+      <w:pPr>
+        <w:ind w:left="1800" w:hanging="360"/>
+      </w:pPr>
+      <w:rPr>
+        <w:rFonts w:ascii="Wingdings" w:hAnsi="Wingdings" w:hint="default"/>
+      </w:rPr>
+    </w:lvl>
+    <w:lvl w:ilvl="3" w:tplc="04090001" w:tentative="1">
+      <w:start w:val="1"/>
+      <w:numFmt w:val="bullet"/>
+      <w:lvlText w:val=""/>
+      <w:lvlJc w:val="left"/>
+      <w:pPr>
+        <w:ind w:left="2520" w:hanging="360"/>
+      </w:pPr>
+      <w:rPr>
+        <w:rFonts w:ascii="Symbol" w:hAnsi="Symbol" w:hint="default"/>
+      </w:rPr>
+    </w:lvl>
+    <w:lvl w:ilvl="4" w:tplc="04090003" w:tentative="1">
+      <w:start w:val="1"/>
+      <w:numFmt w:val="bullet"/>
+      <w:lvlText w:val="o"/>
+      <w:lvlJc w:val="left"/>
+      <w:pPr>
+        <w:ind w:left="3240" w:hanging="360"/>
+      </w:pPr>
+      <w:rPr>
+        <w:rFonts w:ascii="Courier New" w:hAnsi="Courier New" w:cs="Courier New" w:hint="default"/>
+      </w:rPr>
+    </w:lvl>
+    <w:lvl w:ilvl="5" w:tplc="04090005" w:tentative="1">
+      <w:start w:val="1"/>
+      <w:numFmt w:val="bullet"/>
+      <w:lvlText w:val=""/>
+      <w:lvlJc w:val="left"/>
+      <w:pPr>
+        <w:ind w:left="3960" w:hanging="360"/>
+      </w:pPr>
+      <w:rPr>
+        <w:rFonts w:ascii="Wingdings" w:hAnsi="Wingdings" w:hint="default"/>
+      </w:rPr>
+    </w:lvl>
+    <w:lvl w:ilvl="6" w:tplc="04090001" w:tentative="1">
+      <w:start w:val="1"/>
+      <w:numFmt w:val="bullet"/>
+      <w:lvlText w:val=""/>
+      <w:lvlJc w:val="left"/>
+      <w:pPr>
+        <w:ind w:left="4680" w:hanging="360"/>
+      </w:pPr>
+      <w:rPr>
+        <w:rFonts w:ascii="Symbol" w:hAnsi="Symbol" w:hint="default"/>
+      </w:rPr>
+    </w:lvl>
+    <w:lvl w:ilvl="7" w:tplc="04090003" w:tentative="1">
+      <w:start w:val="1"/>
+      <w:numFmt w:val="bullet"/>
+      <w:lvlText w:val="o"/>
+      <w:lvlJc w:val="left"/>
+      <w:pPr>
+        <w:ind w:left="5400" w:hanging="360"/>
+      </w:pPr>
+      <w:rPr>
+        <w:rFonts w:ascii="Courier New" w:hAnsi="Courier New" w:cs="Courier New" w:hint="default"/>
+      </w:rPr>
+    </w:lvl>
+    <w:lvl w:ilvl="8" w:tplc="04090005" w:tentative="1">
+      <w:start w:val="1"/>
+      <w:numFmt w:val="bullet"/>
+      <w:lvlText w:val=""/>
+      <w:lvlJc w:val="left"/>
+      <w:pPr>
+        <w:ind w:left="6120" w:hanging="360"/>
+      </w:pPr>
+      <w:rPr>
+        <w:rFonts w:ascii="Wingdings" w:hAnsi="Wingdings" w:hint="default"/>
+      </w:rPr>
+    </w:lvl>
+  </w:abstractNum>
+  <w:abstractNum w:abstractNumId="24">
     <w:nsid w:val="58520F90"/>
     <w:multiLevelType w:val="hybridMultilevel"/>
     <w:tmpl w:val="5D06168A"/>
@@ -6625,7 +5056,7 @@
       </w:rPr>
     </w:lvl>
   </w:abstractNum>
-  <w:abstractNum w:abstractNumId="22">
+  <w:abstractNum w:abstractNumId="25">
     <w:nsid w:val="59723FDA"/>
     <w:multiLevelType w:val="hybridMultilevel"/>
     <w:tmpl w:val="B314882A"/>
@@ -6738,7 +5169,7 @@
       </w:rPr>
     </w:lvl>
   </w:abstractNum>
-  <w:abstractNum w:abstractNumId="23">
+  <w:abstractNum w:abstractNumId="26">
     <w:nsid w:val="5C3948B5"/>
     <w:multiLevelType w:val="hybridMultilevel"/>
     <w:tmpl w:val="3346796A"/>
@@ -6851,7 +5282,120 @@
       </w:rPr>
     </w:lvl>
   </w:abstractNum>
-  <w:abstractNum w:abstractNumId="24">
+  <w:abstractNum w:abstractNumId="27">
+    <w:nsid w:val="5C5B6C07"/>
+    <w:multiLevelType w:val="hybridMultilevel"/>
+    <w:tmpl w:val="25687BF8"/>
+    <w:lvl w:ilvl="0" w:tplc="04090001">
+      <w:start w:val="1"/>
+      <w:numFmt w:val="bullet"/>
+      <w:lvlText w:val=""/>
+      <w:lvlJc w:val="left"/>
+      <w:pPr>
+        <w:ind w:left="360" w:hanging="360"/>
+      </w:pPr>
+      <w:rPr>
+        <w:rFonts w:ascii="Symbol" w:hAnsi="Symbol" w:hint="default"/>
+      </w:rPr>
+    </w:lvl>
+    <w:lvl w:ilvl="1" w:tplc="04090003" w:tentative="1">
+      <w:start w:val="1"/>
+      <w:numFmt w:val="bullet"/>
+      <w:lvlText w:val="o"/>
+      <w:lvlJc w:val="left"/>
+      <w:pPr>
+        <w:ind w:left="1080" w:hanging="360"/>
+      </w:pPr>
+      <w:rPr>
+        <w:rFonts w:ascii="Courier New" w:hAnsi="Courier New" w:cs="Courier New" w:hint="default"/>
+      </w:rPr>
+    </w:lvl>
+    <w:lvl w:ilvl="2" w:tplc="04090005" w:tentative="1">
+      <w:start w:val="1"/>
+      <w:numFmt w:val="bullet"/>
+      <w:lvlText w:val=""/>
+      <w:lvlJc w:val="left"/>
+      <w:pPr>
+        <w:ind w:left="1800" w:hanging="360"/>
+      </w:pPr>
+      <w:rPr>
+        <w:rFonts w:ascii="Wingdings" w:hAnsi="Wingdings" w:hint="default"/>
+      </w:rPr>
+    </w:lvl>
+    <w:lvl w:ilvl="3" w:tplc="04090001" w:tentative="1">
+      <w:start w:val="1"/>
+      <w:numFmt w:val="bullet"/>
+      <w:lvlText w:val=""/>
+      <w:lvlJc w:val="left"/>
+      <w:pPr>
+        <w:ind w:left="2520" w:hanging="360"/>
+      </w:pPr>
+      <w:rPr>
+        <w:rFonts w:ascii="Symbol" w:hAnsi="Symbol" w:hint="default"/>
+      </w:rPr>
+    </w:lvl>
+    <w:lvl w:ilvl="4" w:tplc="04090003" w:tentative="1">
+      <w:start w:val="1"/>
+      <w:numFmt w:val="bullet"/>
+      <w:lvlText w:val="o"/>
+      <w:lvlJc w:val="left"/>
+      <w:pPr>
+        <w:ind w:left="3240" w:hanging="360"/>
+      </w:pPr>
+      <w:rPr>
+        <w:rFonts w:ascii="Courier New" w:hAnsi="Courier New" w:cs="Courier New" w:hint="default"/>
+      </w:rPr>
+    </w:lvl>
+    <w:lvl w:ilvl="5" w:tplc="04090005" w:tentative="1">
+      <w:start w:val="1"/>
+      <w:numFmt w:val="bullet"/>
+      <w:lvlText w:val=""/>
+      <w:lvlJc w:val="left"/>
+      <w:pPr>
+        <w:ind w:left="3960" w:hanging="360"/>
+      </w:pPr>
+      <w:rPr>
+        <w:rFonts w:ascii="Wingdings" w:hAnsi="Wingdings" w:hint="default"/>
+      </w:rPr>
+    </w:lvl>
+    <w:lvl w:ilvl="6" w:tplc="04090001" w:tentative="1">
+      <w:start w:val="1"/>
+      <w:numFmt w:val="bullet"/>
+      <w:lvlText w:val=""/>
+      <w:lvlJc w:val="left"/>
+      <w:pPr>
+        <w:ind w:left="4680" w:hanging="360"/>
+      </w:pPr>
+      <w:rPr>
+        <w:rFonts w:ascii="Symbol" w:hAnsi="Symbol" w:hint="default"/>
+      </w:rPr>
+    </w:lvl>
+    <w:lvl w:ilvl="7" w:tplc="04090003" w:tentative="1">
+      <w:start w:val="1"/>
+      <w:numFmt w:val="bullet"/>
+      <w:lvlText w:val="o"/>
+      <w:lvlJc w:val="left"/>
+      <w:pPr>
+        <w:ind w:left="5400" w:hanging="360"/>
+      </w:pPr>
+      <w:rPr>
+        <w:rFonts w:ascii="Courier New" w:hAnsi="Courier New" w:cs="Courier New" w:hint="default"/>
+      </w:rPr>
+    </w:lvl>
+    <w:lvl w:ilvl="8" w:tplc="04090005" w:tentative="1">
+      <w:start w:val="1"/>
+      <w:numFmt w:val="bullet"/>
+      <w:lvlText w:val=""/>
+      <w:lvlJc w:val="left"/>
+      <w:pPr>
+        <w:ind w:left="6120" w:hanging="360"/>
+      </w:pPr>
+      <w:rPr>
+        <w:rFonts w:ascii="Wingdings" w:hAnsi="Wingdings" w:hint="default"/>
+      </w:rPr>
+    </w:lvl>
+  </w:abstractNum>
+  <w:abstractNum w:abstractNumId="28">
     <w:nsid w:val="612E7579"/>
     <w:multiLevelType w:val="hybridMultilevel"/>
     <w:tmpl w:val="9C4E0874"/>
@@ -6963,7 +5507,7 @@
       </w:rPr>
     </w:lvl>
   </w:abstractNum>
-  <w:abstractNum w:abstractNumId="25">
+  <w:abstractNum w:abstractNumId="29">
     <w:nsid w:val="668C4ED6"/>
     <w:multiLevelType w:val="hybridMultilevel"/>
     <w:tmpl w:val="5A248692"/>
@@ -7049,7 +5593,7 @@
       </w:pPr>
     </w:lvl>
   </w:abstractNum>
-  <w:abstractNum w:abstractNumId="26">
+  <w:abstractNum w:abstractNumId="30">
     <w:nsid w:val="68000B2B"/>
     <w:multiLevelType w:val="multilevel"/>
     <w:tmpl w:val="4FDE4A16"/>
@@ -7198,7 +5742,7 @@
       </w:rPr>
     </w:lvl>
   </w:abstractNum>
-  <w:abstractNum w:abstractNumId="27">
+  <w:abstractNum w:abstractNumId="31">
     <w:nsid w:val="68123FB7"/>
     <w:multiLevelType w:val="hybridMultilevel"/>
     <w:tmpl w:val="0FD22D7A"/>
@@ -7311,7 +5855,7 @@
       </w:rPr>
     </w:lvl>
   </w:abstractNum>
-  <w:abstractNum w:abstractNumId="28">
+  <w:abstractNum w:abstractNumId="32">
     <w:nsid w:val="694C4F10"/>
     <w:multiLevelType w:val="hybridMultilevel"/>
     <w:tmpl w:val="C1C08674"/>
@@ -7424,7 +5968,7 @@
       </w:rPr>
     </w:lvl>
   </w:abstractNum>
-  <w:abstractNum w:abstractNumId="29">
+  <w:abstractNum w:abstractNumId="33">
     <w:nsid w:val="6FC93A61"/>
     <w:multiLevelType w:val="hybridMultilevel"/>
     <w:tmpl w:val="BA526BA2"/>
@@ -7537,7 +6081,120 @@
       </w:rPr>
     </w:lvl>
   </w:abstractNum>
-  <w:abstractNum w:abstractNumId="30">
+  <w:abstractNum w:abstractNumId="34">
+    <w:nsid w:val="703C0BBE"/>
+    <w:multiLevelType w:val="hybridMultilevel"/>
+    <w:tmpl w:val="33522EEA"/>
+    <w:lvl w:ilvl="0" w:tplc="04090001">
+      <w:start w:val="1"/>
+      <w:numFmt w:val="bullet"/>
+      <w:lvlText w:val=""/>
+      <w:lvlJc w:val="left"/>
+      <w:pPr>
+        <w:ind w:left="360" w:hanging="360"/>
+      </w:pPr>
+      <w:rPr>
+        <w:rFonts w:ascii="Symbol" w:hAnsi="Symbol" w:hint="default"/>
+      </w:rPr>
+    </w:lvl>
+    <w:lvl w:ilvl="1" w:tplc="04090003" w:tentative="1">
+      <w:start w:val="1"/>
+      <w:numFmt w:val="bullet"/>
+      <w:lvlText w:val="o"/>
+      <w:lvlJc w:val="left"/>
+      <w:pPr>
+        <w:ind w:left="1080" w:hanging="360"/>
+      </w:pPr>
+      <w:rPr>
+        <w:rFonts w:ascii="Courier New" w:hAnsi="Courier New" w:cs="Courier New" w:hint="default"/>
+      </w:rPr>
+    </w:lvl>
+    <w:lvl w:ilvl="2" w:tplc="04090005" w:tentative="1">
+      <w:start w:val="1"/>
+      <w:numFmt w:val="bullet"/>
+      <w:lvlText w:val=""/>
+      <w:lvlJc w:val="left"/>
+      <w:pPr>
+        <w:ind w:left="1800" w:hanging="360"/>
+      </w:pPr>
+      <w:rPr>
+        <w:rFonts w:ascii="Wingdings" w:hAnsi="Wingdings" w:hint="default"/>
+      </w:rPr>
+    </w:lvl>
+    <w:lvl w:ilvl="3" w:tplc="04090001" w:tentative="1">
+      <w:start w:val="1"/>
+      <w:numFmt w:val="bullet"/>
+      <w:lvlText w:val=""/>
+      <w:lvlJc w:val="left"/>
+      <w:pPr>
+        <w:ind w:left="2520" w:hanging="360"/>
+      </w:pPr>
+      <w:rPr>
+        <w:rFonts w:ascii="Symbol" w:hAnsi="Symbol" w:hint="default"/>
+      </w:rPr>
+    </w:lvl>
+    <w:lvl w:ilvl="4" w:tplc="04090003" w:tentative="1">
+      <w:start w:val="1"/>
+      <w:numFmt w:val="bullet"/>
+      <w:lvlText w:val="o"/>
+      <w:lvlJc w:val="left"/>
+      <w:pPr>
+        <w:ind w:left="3240" w:hanging="360"/>
+      </w:pPr>
+      <w:rPr>
+        <w:rFonts w:ascii="Courier New" w:hAnsi="Courier New" w:cs="Courier New" w:hint="default"/>
+      </w:rPr>
+    </w:lvl>
+    <w:lvl w:ilvl="5" w:tplc="04090005" w:tentative="1">
+      <w:start w:val="1"/>
+      <w:numFmt w:val="bullet"/>
+      <w:lvlText w:val=""/>
+      <w:lvlJc w:val="left"/>
+      <w:pPr>
+        <w:ind w:left="3960" w:hanging="360"/>
+      </w:pPr>
+      <w:rPr>
+        <w:rFonts w:ascii="Wingdings" w:hAnsi="Wingdings" w:hint="default"/>
+      </w:rPr>
+    </w:lvl>
+    <w:lvl w:ilvl="6" w:tplc="04090001" w:tentative="1">
+      <w:start w:val="1"/>
+      <w:numFmt w:val="bullet"/>
+      <w:lvlText w:val=""/>
+      <w:lvlJc w:val="left"/>
+      <w:pPr>
+        <w:ind w:left="4680" w:hanging="360"/>
+      </w:pPr>
+      <w:rPr>
+        <w:rFonts w:ascii="Symbol" w:hAnsi="Symbol" w:hint="default"/>
+      </w:rPr>
+    </w:lvl>
+    <w:lvl w:ilvl="7" w:tplc="04090003" w:tentative="1">
+      <w:start w:val="1"/>
+      <w:numFmt w:val="bullet"/>
+      <w:lvlText w:val="o"/>
+      <w:lvlJc w:val="left"/>
+      <w:pPr>
+        <w:ind w:left="5400" w:hanging="360"/>
+      </w:pPr>
+      <w:rPr>
+        <w:rFonts w:ascii="Courier New" w:hAnsi="Courier New" w:cs="Courier New" w:hint="default"/>
+      </w:rPr>
+    </w:lvl>
+    <w:lvl w:ilvl="8" w:tplc="04090005" w:tentative="1">
+      <w:start w:val="1"/>
+      <w:numFmt w:val="bullet"/>
+      <w:lvlText w:val=""/>
+      <w:lvlJc w:val="left"/>
+      <w:pPr>
+        <w:ind w:left="6120" w:hanging="360"/>
+      </w:pPr>
+      <w:rPr>
+        <w:rFonts w:ascii="Wingdings" w:hAnsi="Wingdings" w:hint="default"/>
+      </w:rPr>
+    </w:lvl>
+  </w:abstractNum>
+  <w:abstractNum w:abstractNumId="35">
     <w:nsid w:val="7AE43CED"/>
     <w:multiLevelType w:val="hybridMultilevel"/>
     <w:tmpl w:val="0E24EC0A"/>
@@ -7650,7 +6307,7 @@
       </w:rPr>
     </w:lvl>
   </w:abstractNum>
-  <w:abstractNum w:abstractNumId="31">
+  <w:abstractNum w:abstractNumId="36">
     <w:nsid w:val="7D417B8D"/>
     <w:multiLevelType w:val="hybridMultilevel"/>
     <w:tmpl w:val="43266BFA"/>
@@ -7763,7 +6420,7 @@
       </w:rPr>
     </w:lvl>
   </w:abstractNum>
-  <w:abstractNum w:abstractNumId="32">
+  <w:abstractNum w:abstractNumId="37">
     <w:nsid w:val="7F2C1FA2"/>
     <w:multiLevelType w:val="hybridMultilevel"/>
     <w:tmpl w:val="6BAC3B58"/>
@@ -7877,106 +6534,121 @@
     </w:lvl>
   </w:abstractNum>
   <w:num w:numId="1">
-    <w:abstractNumId w:val="25"/>
+    <w:abstractNumId w:val="29"/>
     <w:lvlOverride w:ilvl="0">
       <w:startOverride w:val="1"/>
     </w:lvlOverride>
   </w:num>
   <w:num w:numId="2">
-    <w:abstractNumId w:val="22"/>
+    <w:abstractNumId w:val="25"/>
   </w:num>
   <w:num w:numId="3">
-    <w:abstractNumId w:val="24"/>
+    <w:abstractNumId w:val="28"/>
   </w:num>
   <w:num w:numId="4">
-    <w:abstractNumId w:val="10"/>
+    <w:abstractNumId w:val="11"/>
   </w:num>
   <w:num w:numId="5">
-    <w:abstractNumId w:val="29"/>
+    <w:abstractNumId w:val="33"/>
   </w:num>
   <w:num w:numId="6">
-    <w:abstractNumId w:val="20"/>
+    <w:abstractNumId w:val="21"/>
   </w:num>
   <w:num w:numId="7">
-    <w:abstractNumId w:val="2"/>
+    <w:abstractNumId w:val="3"/>
   </w:num>
   <w:num w:numId="8">
+    <w:abstractNumId w:val="13"/>
+  </w:num>
+  <w:num w:numId="9">
     <w:abstractNumId w:val="12"/>
   </w:num>
-  <w:num w:numId="9">
-    <w:abstractNumId w:val="11"/>
-  </w:num>
   <w:num w:numId="10">
-    <w:abstractNumId w:val="23"/>
+    <w:abstractNumId w:val="26"/>
   </w:num>
   <w:num w:numId="11">
     <w:abstractNumId w:val="1"/>
   </w:num>
   <w:num w:numId="12">
-    <w:abstractNumId w:val="16"/>
+    <w:abstractNumId w:val="17"/>
   </w:num>
   <w:num w:numId="13">
-    <w:abstractNumId w:val="5"/>
+    <w:abstractNumId w:val="6"/>
   </w:num>
   <w:num w:numId="14">
     <w:abstractNumId w:val="0"/>
   </w:num>
   <w:num w:numId="15">
-    <w:abstractNumId w:val="13"/>
+    <w:abstractNumId w:val="14"/>
   </w:num>
   <w:num w:numId="16">
+    <w:abstractNumId w:val="31"/>
+  </w:num>
+  <w:num w:numId="17">
+    <w:abstractNumId w:val="15"/>
+  </w:num>
+  <w:num w:numId="18">
+    <w:abstractNumId w:val="24"/>
+  </w:num>
+  <w:num w:numId="19">
+    <w:abstractNumId w:val="9"/>
+  </w:num>
+  <w:num w:numId="20">
+    <w:abstractNumId w:val="4"/>
+  </w:num>
+  <w:num w:numId="21">
+    <w:abstractNumId w:val="20"/>
+  </w:num>
+  <w:num w:numId="22">
+    <w:abstractNumId w:val="10"/>
+  </w:num>
+  <w:num w:numId="23">
+    <w:abstractNumId w:val="8"/>
+  </w:num>
+  <w:num w:numId="24">
+    <w:abstractNumId w:val="35"/>
+  </w:num>
+  <w:num w:numId="25">
+    <w:abstractNumId w:val="32"/>
+  </w:num>
+  <w:num w:numId="26">
+    <w:abstractNumId w:val="19"/>
+  </w:num>
+  <w:num w:numId="27">
+    <w:abstractNumId w:val="36"/>
+  </w:num>
+  <w:num w:numId="28">
+    <w:abstractNumId w:val="5"/>
+  </w:num>
+  <w:num w:numId="29">
+    <w:abstractNumId w:val="7"/>
+  </w:num>
+  <w:num w:numId="30">
+    <w:abstractNumId w:val="37"/>
+  </w:num>
+  <w:num w:numId="31">
+    <w:abstractNumId w:val="16"/>
+  </w:num>
+  <w:num w:numId="32">
+    <w:abstractNumId w:val="18"/>
+  </w:num>
+  <w:num w:numId="33">
+    <w:abstractNumId w:val="30"/>
+  </w:num>
+  <w:num w:numId="34">
+    <w:abstractNumId w:val="22"/>
+  </w:num>
+  <w:num w:numId="35">
     <w:abstractNumId w:val="27"/>
   </w:num>
-  <w:num w:numId="17">
-    <w:abstractNumId w:val="14"/>
+  <w:num w:numId="36">
+    <w:abstractNumId w:val="23"/>
   </w:num>
-  <w:num w:numId="18">
-    <w:abstractNumId w:val="21"/>
+  <w:num w:numId="37">
+    <w:abstractNumId w:val="34"/>
   </w:num>
-  <w:num w:numId="19">
-    <w:abstractNumId w:val="8"/>
-  </w:num>
-  <w:num w:numId="20">
-    <w:abstractNumId w:val="3"/>
-  </w:num>
-  <w:num w:numId="21">
-    <w:abstractNumId w:val="19"/>
-  </w:num>
-  <w:num w:numId="22">
-    <w:abstractNumId w:val="9"/>
-  </w:num>
-  <w:num w:numId="23">
-    <w:abstractNumId w:val="7"/>
-  </w:num>
-  <w:num w:numId="24">
-    <w:abstractNumId w:val="30"/>
-  </w:num>
-  <w:num w:numId="25">
-    <w:abstractNumId w:val="28"/>
-  </w:num>
-  <w:num w:numId="26">
-    <w:abstractNumId w:val="18"/>
-  </w:num>
-  <w:num w:numId="27">
-    <w:abstractNumId w:val="31"/>
-  </w:num>
-  <w:num w:numId="28">
-    <w:abstractNumId w:val="4"/>
-  </w:num>
-  <w:num w:numId="29">
-    <w:abstractNumId w:val="6"/>
-  </w:num>
-  <w:num w:numId="30">
-    <w:abstractNumId w:val="32"/>
-  </w:num>
-  <w:num w:numId="31">
-    <w:abstractNumId w:val="15"/>
-  </w:num>
-  <w:num w:numId="32">
-    <w:abstractNumId w:val="17"/>
-  </w:num>
-  <w:num w:numId="33">
-    <w:abstractNumId w:val="26"/>
+  <w:num w:numId="38">
+    <w:abstractNumId w:val="2"/>
   </w:num>
 </w:numbering>
 </file>
